--- a/template_W.docx
+++ b/template_W.docx
@@ -122,28 +122,28 @@
       </w:r>
       <w:r>
         <w:rPr>
-          <w:rFonts w:ascii="新細明體" w:hAnsi="新細明體"/>
+          <w:rFonts w:ascii="微軟正黑體" w:eastAsia="微軟正黑體" w:hAnsi="微軟正黑體" w:cs="Arial"/>
           <w:b/>
         </w:rPr>
         <w:t>{agency}</w:t>
       </w:r>
       <w:r>
         <w:rPr>
-          <w:rFonts w:ascii="新細明體" w:hAnsi="新細明體" w:hint="eastAsia"/>
+          <w:rFonts w:ascii="微軟正黑體" w:eastAsia="微軟正黑體" w:hAnsi="微軟正黑體" w:cs="Arial" w:hint="eastAsia"/>
           <w:b/>
         </w:rPr>
         <w:t xml:space="preserve"> </w:t>
       </w:r>
       <w:r>
         <w:rPr>
-          <w:rFonts w:ascii="新細明體" w:hAnsi="新細明體"/>
+          <w:rFonts w:ascii="微軟正黑體" w:eastAsia="微軟正黑體" w:hAnsi="微軟正黑體" w:cs="Arial"/>
           <w:b/>
         </w:rPr>
         <w:t>{agent}</w:t>
       </w:r>
       <w:r>
         <w:rPr>
-          <w:rFonts w:ascii="新細明體" w:hAnsi="新細明體"/>
+          <w:rFonts w:ascii="微軟正黑體" w:eastAsia="微軟正黑體" w:hAnsi="微軟正黑體" w:cs="Arial"/>
           <w:b/>
         </w:rPr>
         <w:t>{mobile}</w:t>
@@ -446,7 +446,7 @@
       </w:r>
       <w:r>
         <w:rPr>
-          <w:rFonts w:ascii="新細明體" w:hAnsi="新細明體"/>
+          <w:rFonts w:ascii="微軟正黑體" w:eastAsia="微軟正黑體" w:hAnsi="微軟正黑體" w:cs="Arial"/>
           <w:b/>
         </w:rPr>
         <w:t>{</w:t>
@@ -454,7 +454,7 @@
       <w:proofErr w:type="spellStart"/>
       <w:r>
         <w:rPr>
-          <w:rFonts w:ascii="新細明體" w:hAnsi="新細明體"/>
+          <w:rFonts w:ascii="微軟正黑體" w:eastAsia="微軟正黑體" w:hAnsi="微軟正黑體" w:cs="Arial"/>
           <w:b/>
         </w:rPr>
         <w:t>groupCode</w:t>
@@ -462,31 +462,24 @@
       <w:proofErr w:type="spellEnd"/>
       <w:r>
         <w:rPr>
-          <w:rFonts w:ascii="新細明體" w:hAnsi="新細明體"/>
+          <w:rFonts w:ascii="微軟正黑體" w:eastAsia="微軟正黑體" w:hAnsi="微軟正黑體" w:cs="Arial"/>
           <w:b/>
         </w:rPr>
-        <w:t>}</w:t>
-      </w:r>
-      <w:r>
-        <w:rPr>
+        <w:t>}{</w:t>
+      </w:r>
+      <w:proofErr w:type="spellStart"/>
+      <w:r>
+        <w:rPr>
+          <w:rFonts w:ascii="微軟正黑體" w:eastAsia="微軟正黑體" w:hAnsi="微軟正黑體" w:cs="Arial"/>
           <w:b/>
-          <w:bCs/>
-        </w:rPr>
-        <w:t>{</w:t>
-      </w:r>
-      <w:proofErr w:type="spellStart"/>
-      <w:r>
-        <w:rPr>
+        </w:rPr>
+        <w:t>groupName</w:t>
+      </w:r>
+      <w:proofErr w:type="spellEnd"/>
+      <w:r>
+        <w:rPr>
+          <w:rFonts w:ascii="微軟正黑體" w:eastAsia="微軟正黑體" w:hAnsi="微軟正黑體" w:cs="Arial"/>
           <w:b/>
-          <w:bCs/>
-        </w:rPr>
-        <w:t>groupName</w:t>
-      </w:r>
-      <w:proofErr w:type="spellEnd"/>
-      <w:r>
-        <w:rPr>
-          <w:b/>
-          <w:bCs/>
         </w:rPr>
         <w:t>}</w:t>
       </w:r>
@@ -536,7 +529,7 @@
       </w:r>
       <w:r>
         <w:rPr>
-          <w:rFonts w:ascii="新細明體" w:hAnsi="新細明體"/>
+          <w:rFonts w:ascii="微軟正黑體" w:eastAsia="微軟正黑體" w:hAnsi="微軟正黑體" w:cs="Arial"/>
           <w:b/>
         </w:rPr>
         <w:t>{airline}</w:t>
@@ -587,7 +580,7 @@
       </w:r>
       <w:r>
         <w:rPr>
-          <w:rFonts w:ascii="新細明體" w:hAnsi="新細明體"/>
+          <w:rFonts w:ascii="微軟正黑體" w:eastAsia="微軟正黑體" w:hAnsi="微軟正黑體" w:cs="Arial"/>
           <w:b/>
         </w:rPr>
         <w:t>{date}</w:t>
@@ -602,75 +595,26 @@
       </w:r>
       <w:r>
         <w:rPr>
-          <w:rFonts w:ascii="Times New Roman" w:eastAsia="微軟正黑體" w:hAnsi="Times New Roman" w:hint="eastAsia"/>
-          <w:sz w:val="18"/>
-          <w:szCs w:val="16"/>
-        </w:rPr>
-        <w:t>(</w:t>
-      </w:r>
-      <w:r>
-        <w:rPr>
-          <w:rFonts w:ascii="Times New Roman" w:eastAsia="微軟正黑體" w:hAnsi="Times New Roman"/>
-          <w:sz w:val="18"/>
-          <w:szCs w:val="16"/>
-        </w:rPr>
-        <w:tab/>
-      </w:r>
-      <w:r>
-        <w:rPr>
-          <w:rFonts w:ascii="Times New Roman" w:eastAsia="微軟正黑體" w:hAnsi="Times New Roman"/>
-          <w:sz w:val="18"/>
-          <w:szCs w:val="16"/>
-        </w:rPr>
-        <w:tab/>
-      </w:r>
-      <w:r>
-        <w:rPr>
-          <w:rFonts w:ascii="Times New Roman" w:eastAsia="微軟正黑體" w:hAnsi="Times New Roman" w:hint="eastAsia"/>
-          <w:sz w:val="18"/>
-          <w:szCs w:val="16"/>
-        </w:rPr>
-        <w:t>年</w:t>
-      </w:r>
-      <w:r>
-        <w:rPr>
-          <w:rFonts w:ascii="Times New Roman" w:eastAsia="微軟正黑體" w:hAnsi="Times New Roman"/>
-          <w:sz w:val="18"/>
-          <w:szCs w:val="16"/>
-        </w:rPr>
-        <w:tab/>
-      </w:r>
-      <w:r>
-        <w:rPr>
-          <w:rFonts w:ascii="Times New Roman" w:eastAsia="微軟正黑體" w:hAnsi="Times New Roman" w:hint="eastAsia"/>
-          <w:sz w:val="18"/>
-          <w:szCs w:val="16"/>
-        </w:rPr>
-        <w:t>月</w:t>
-      </w:r>
-      <w:r>
-        <w:rPr>
-          <w:rFonts w:ascii="Times New Roman" w:eastAsia="微軟正黑體" w:hAnsi="Times New Roman"/>
-          <w:sz w:val="18"/>
-          <w:szCs w:val="16"/>
-        </w:rPr>
-        <w:tab/>
-      </w:r>
-      <w:r>
-        <w:rPr>
-          <w:rFonts w:ascii="Times New Roman" w:eastAsia="微軟正黑體" w:hAnsi="Times New Roman" w:hint="eastAsia"/>
-          <w:sz w:val="18"/>
-          <w:szCs w:val="16"/>
-        </w:rPr>
-        <w:t>日</w:t>
-      </w:r>
-      <w:r>
-        <w:rPr>
-          <w:rFonts w:ascii="Times New Roman" w:eastAsia="微軟正黑體" w:hAnsi="Times New Roman" w:hint="eastAsia"/>
-          <w:sz w:val="18"/>
-          <w:szCs w:val="16"/>
-        </w:rPr>
-        <w:t>)</w:t>
+          <w:rFonts w:ascii="微軟正黑體" w:eastAsia="微軟正黑體" w:hAnsi="微軟正黑體" w:cs="Arial"/>
+          <w:b/>
+        </w:rPr>
+        <w:t>{</w:t>
+      </w:r>
+      <w:proofErr w:type="spellStart"/>
+      <w:r>
+        <w:rPr>
+          <w:rFonts w:ascii="微軟正黑體" w:eastAsia="微軟正黑體" w:hAnsi="微軟正黑體" w:cs="Arial"/>
+          <w:b/>
+        </w:rPr>
+        <w:t>returndate</w:t>
+      </w:r>
+      <w:proofErr w:type="spellEnd"/>
+      <w:r>
+        <w:rPr>
+          <w:rFonts w:ascii="微軟正黑體" w:eastAsia="微軟正黑體" w:hAnsi="微軟正黑體" w:cs="Arial"/>
+          <w:b/>
+        </w:rPr>
+        <w:t>}</w:t>
       </w:r>
     </w:p>
     <w:p>
@@ -936,7 +880,7 @@
       </w:r>
       <w:r>
         <w:rPr>
-          <w:rFonts w:ascii="新細明體" w:hAnsi="新細明體" w:cs="Arial"/>
+          <w:rFonts w:ascii="微軟正黑體" w:eastAsia="微軟正黑體" w:hAnsi="微軟正黑體" w:cs="Arial"/>
           <w:b/>
         </w:rPr>
         <w:t>{pax}</w:t>
@@ -996,103 +940,103 @@
       </w:r>
       <w:r>
         <w:rPr>
-          <w:rFonts w:ascii="新細明體" w:hAnsi="新細明體" w:cs="Arial"/>
-          <w:b/>
-        </w:rPr>
-        <w:t>{</w:t>
-      </w:r>
-      <w:proofErr w:type="spellStart"/>
-      <w:r>
-        <w:rPr>
-          <w:rFonts w:ascii="新細明體" w:hAnsi="新細明體" w:cs="Arial"/>
-          <w:b/>
-        </w:rPr>
-        <w:t>depositUnit</w:t>
-      </w:r>
-      <w:proofErr w:type="spellEnd"/>
-      <w:r>
-        <w:rPr>
-          <w:rFonts w:ascii="新細明體" w:hAnsi="新細明體" w:cs="Arial"/>
-          <w:b/>
-        </w:rPr>
-        <w:t>}</w:t>
-      </w:r>
-      <w:r>
-        <w:rPr>
-          <w:rFonts w:ascii="Times New Roman" w:eastAsia="微軟正黑體" w:hAnsi="Times New Roman" w:hint="eastAsia"/>
-          <w:sz w:val="18"/>
-          <w:szCs w:val="16"/>
-        </w:rPr>
-        <w:t>元</w:t>
-      </w:r>
-      <w:r>
-        <w:rPr>
-          <w:rFonts w:ascii="Times New Roman" w:eastAsia="微軟正黑體" w:hAnsi="Times New Roman" w:hint="eastAsia"/>
-          <w:sz w:val="18"/>
-          <w:szCs w:val="16"/>
-        </w:rPr>
-        <w:t>整</w:t>
-      </w:r>
-      <w:r>
-        <w:rPr>
-          <w:rFonts w:ascii="Times New Roman" w:eastAsia="微軟正黑體" w:hAnsi="Times New Roman" w:hint="eastAsia"/>
-          <w:sz w:val="18"/>
-          <w:szCs w:val="16"/>
-        </w:rPr>
-        <w:t>，共</w:t>
-      </w:r>
-      <w:r>
-        <w:rPr>
           <w:rFonts w:ascii="微軟正黑體" w:eastAsia="微軟正黑體" w:hAnsi="微軟正黑體" w:cs="Arial"/>
           <w:b/>
         </w:rPr>
-        <w:t>{pax}</w:t>
-      </w:r>
-      <w:r>
-        <w:rPr>
-          <w:rFonts w:ascii="Times New Roman" w:eastAsia="微軟正黑體" w:hAnsi="Times New Roman" w:hint="eastAsia"/>
-          <w:sz w:val="18"/>
-          <w:szCs w:val="16"/>
-        </w:rPr>
-        <w:t>席</w:t>
-      </w:r>
-      <w:r>
-        <w:rPr>
-          <w:rFonts w:ascii="Times New Roman" w:eastAsia="微軟正黑體" w:hAnsi="Times New Roman" w:hint="eastAsia"/>
-          <w:sz w:val="18"/>
-          <w:szCs w:val="16"/>
-        </w:rPr>
-        <w:t>，</w:t>
-      </w:r>
-      <w:r>
-        <w:rPr>
-          <w:rFonts w:ascii="Times New Roman" w:eastAsia="微軟正黑體" w:hAnsi="Times New Roman" w:hint="eastAsia"/>
-          <w:sz w:val="18"/>
-          <w:szCs w:val="16"/>
-        </w:rPr>
-        <w:t>訂金合計</w:t>
-      </w:r>
+        <w:t>{</w:t>
+      </w:r>
+      <w:proofErr w:type="spellStart"/>
       <w:r>
         <w:rPr>
           <w:rFonts w:ascii="微軟正黑體" w:eastAsia="微軟正黑體" w:hAnsi="微軟正黑體" w:cs="Arial"/>
           <w:b/>
         </w:rPr>
-        <w:t>{</w:t>
-      </w:r>
-      <w:proofErr w:type="spellStart"/>
+        <w:t>depositUnit</w:t>
+      </w:r>
+      <w:proofErr w:type="spellEnd"/>
       <w:r>
         <w:rPr>
           <w:rFonts w:ascii="微軟正黑體" w:eastAsia="微軟正黑體" w:hAnsi="微軟正黑體" w:cs="Arial"/>
           <w:b/>
         </w:rPr>
-        <w:t>totalDeposit</w:t>
-      </w:r>
-      <w:proofErr w:type="spellEnd"/>
+        <w:t>}</w:t>
+      </w:r>
+      <w:r>
+        <w:rPr>
+          <w:rFonts w:ascii="Times New Roman" w:eastAsia="微軟正黑體" w:hAnsi="Times New Roman" w:hint="eastAsia"/>
+          <w:sz w:val="18"/>
+          <w:szCs w:val="16"/>
+        </w:rPr>
+        <w:t>元</w:t>
+      </w:r>
+      <w:r>
+        <w:rPr>
+          <w:rFonts w:ascii="Times New Roman" w:eastAsia="微軟正黑體" w:hAnsi="Times New Roman" w:hint="eastAsia"/>
+          <w:sz w:val="18"/>
+          <w:szCs w:val="16"/>
+        </w:rPr>
+        <w:t>整</w:t>
+      </w:r>
+      <w:r>
+        <w:rPr>
+          <w:rFonts w:ascii="Times New Roman" w:eastAsia="微軟正黑體" w:hAnsi="Times New Roman" w:hint="eastAsia"/>
+          <w:sz w:val="18"/>
+          <w:szCs w:val="16"/>
+        </w:rPr>
+        <w:t>，共</w:t>
+      </w:r>
       <w:r>
         <w:rPr>
           <w:rFonts w:ascii="微軟正黑體" w:eastAsia="微軟正黑體" w:hAnsi="微軟正黑體" w:cs="Arial"/>
           <w:b/>
         </w:rPr>
+        <w:t>{pax}</w:t>
+      </w:r>
+      <w:r>
+        <w:rPr>
+          <w:rFonts w:ascii="Times New Roman" w:eastAsia="微軟正黑體" w:hAnsi="Times New Roman" w:hint="eastAsia"/>
+          <w:sz w:val="18"/>
+          <w:szCs w:val="16"/>
+        </w:rPr>
+        <w:t>席</w:t>
+      </w:r>
+      <w:r>
+        <w:rPr>
+          <w:rFonts w:ascii="Times New Roman" w:eastAsia="微軟正黑體" w:hAnsi="Times New Roman" w:hint="eastAsia"/>
+          <w:sz w:val="18"/>
+          <w:szCs w:val="16"/>
+        </w:rPr>
+        <w:t>，</w:t>
+      </w:r>
+      <w:r>
+        <w:rPr>
+          <w:rFonts w:ascii="Times New Roman" w:eastAsia="微軟正黑體" w:hAnsi="Times New Roman" w:hint="eastAsia"/>
+          <w:sz w:val="18"/>
+          <w:szCs w:val="16"/>
+        </w:rPr>
+        <w:t>訂金合計</w:t>
+      </w:r>
+      <w:r>
+        <w:rPr>
+          <w:rFonts w:ascii="微軟正黑體" w:eastAsia="微軟正黑體" w:hAnsi="微軟正黑體" w:cs="Arial"/>
+          <w:b/>
+        </w:rPr>
+        <w:t>{</w:t>
+      </w:r>
+      <w:proofErr w:type="spellStart"/>
+      <w:r>
+        <w:rPr>
+          <w:rFonts w:ascii="微軟正黑體" w:eastAsia="微軟正黑體" w:hAnsi="微軟正黑體" w:cs="Arial"/>
+          <w:b/>
+        </w:rPr>
+        <w:t>totalDeposit</w:t>
+      </w:r>
+      <w:proofErr w:type="spellEnd"/>
+      <w:r>
+        <w:rPr>
+          <w:rFonts w:ascii="微軟正黑體" w:eastAsia="微軟正黑體" w:hAnsi="微軟正黑體" w:cs="Arial"/>
+          <w:b/>
+        </w:rPr>
         <w:t>}</w:t>
       </w:r>
       <w:r>
@@ -1107,7 +1051,7 @@
     <w:p>
       <w:pPr>
         <w:pStyle w:val="a3"/>
-        <w:spacing w:line="240" w:lineRule="exact"/>
+        <w:spacing w:line="260" w:lineRule="exact"/>
         <w:ind w:leftChars="0" w:left="386" w:firstLineChars="250" w:firstLine="450"/>
         <w:jc w:val="both"/>
         <w:rPr>
@@ -1135,14 +1079,14 @@
       </w:r>
       <w:r>
         <w:rPr>
-          <w:rFonts w:ascii="新細明體" w:hAnsi="新細明體" w:hint="eastAsia"/>
+          <w:rFonts w:ascii="微軟正黑體" w:eastAsia="微軟正黑體" w:hAnsi="微軟正黑體" w:cs="Arial" w:hint="eastAsia"/>
           <w:b/>
         </w:rPr>
         <w:t>同業價</w:t>
       </w:r>
       <w:r>
         <w:rPr>
-          <w:rFonts w:ascii="新細明體" w:hAnsi="新細明體"/>
+          <w:rFonts w:ascii="微軟正黑體" w:eastAsia="微軟正黑體" w:hAnsi="微軟正黑體" w:cs="Arial"/>
           <w:b/>
         </w:rPr>
         <w:t>{fee}</w:t>
@@ -1285,36 +1229,33 @@
       </w:r>
       <w:r>
         <w:rPr>
-          <w:rFonts w:ascii="新細明體" w:hAnsi="新細明體"/>
+          <w:rFonts w:ascii="微軟正黑體" w:eastAsia="微軟正黑體" w:hAnsi="微軟正黑體"/>
           <w:b/>
           <w:bCs/>
           <w:color w:val="FF0000"/>
-          <w:sz w:val="20"/>
-          <w:szCs w:val="20"/>
+          <w:szCs w:val="24"/>
         </w:rPr>
         <w:t>{</w:t>
       </w:r>
       <w:proofErr w:type="spellStart"/>
       <w:r>
         <w:rPr>
-          <w:rFonts w:ascii="新細明體" w:hAnsi="新細明體"/>
+          <w:rFonts w:ascii="微軟正黑體" w:eastAsia="微軟正黑體" w:hAnsi="微軟正黑體"/>
           <w:b/>
           <w:bCs/>
           <w:color w:val="FF0000"/>
-          <w:sz w:val="20"/>
-          <w:szCs w:val="20"/>
+          <w:szCs w:val="24"/>
         </w:rPr>
         <w:t>checkDepositDate</w:t>
       </w:r>
       <w:proofErr w:type="spellEnd"/>
       <w:r>
         <w:rPr>
-          <w:rFonts w:ascii="新細明體" w:hAnsi="新細明體"/>
+          <w:rFonts w:ascii="微軟正黑體" w:eastAsia="微軟正黑體" w:hAnsi="微軟正黑體"/>
           <w:b/>
           <w:bCs/>
           <w:color w:val="FF0000"/>
-          <w:sz w:val="20"/>
-          <w:szCs w:val="20"/>
+          <w:szCs w:val="24"/>
         </w:rPr>
         <w:t>}</w:t>
       </w:r>
@@ -1442,36 +1383,33 @@
       </w:r>
       <w:r>
         <w:rPr>
-          <w:rFonts w:ascii="新細明體" w:hAnsi="新細明體"/>
+          <w:rFonts w:ascii="微軟正黑體" w:eastAsia="微軟正黑體" w:hAnsi="微軟正黑體"/>
           <w:b/>
           <w:bCs/>
           <w:color w:val="FF0000"/>
-          <w:sz w:val="20"/>
-          <w:szCs w:val="20"/>
+          <w:szCs w:val="24"/>
         </w:rPr>
         <w:t>{</w:t>
       </w:r>
       <w:proofErr w:type="spellStart"/>
       <w:r>
         <w:rPr>
-          <w:rFonts w:ascii="新細明體" w:hAnsi="新細明體"/>
+          <w:rFonts w:ascii="微軟正黑體" w:eastAsia="微軟正黑體" w:hAnsi="微軟正黑體"/>
           <w:b/>
           <w:bCs/>
           <w:color w:val="FF0000"/>
-          <w:sz w:val="20"/>
-          <w:szCs w:val="20"/>
+          <w:szCs w:val="24"/>
         </w:rPr>
         <w:t>checkFinalDate</w:t>
       </w:r>
       <w:proofErr w:type="spellEnd"/>
       <w:r>
         <w:rPr>
-          <w:rFonts w:ascii="新細明體" w:hAnsi="新細明體"/>
+          <w:rFonts w:ascii="微軟正黑體" w:eastAsia="微軟正黑體" w:hAnsi="微軟正黑體"/>
           <w:b/>
           <w:bCs/>
           <w:color w:val="FF0000"/>
-          <w:sz w:val="20"/>
-          <w:szCs w:val="20"/>
+          <w:szCs w:val="24"/>
         </w:rPr>
         <w:t>}</w:t>
       </w:r>
@@ -1641,9 +1579,10 @@
       <w:r>
         <w:rPr>
           <w:rFonts w:ascii="新細明體" w:hAnsi="新細明體" w:cs="Arial"/>
+          <w:b/>
+          <w:bCs/>
           <w:color w:val="00B0F0"/>
-          <w:sz w:val="19"/>
-          <w:szCs w:val="19"/>
+          <w:szCs w:val="24"/>
         </w:rPr>
         <w:t>{</w:t>
       </w:r>
@@ -1651,9 +1590,10 @@
       <w:r>
         <w:rPr>
           <w:rFonts w:ascii="新細明體" w:hAnsi="新細明體" w:cs="Arial"/>
+          <w:b/>
+          <w:bCs/>
           <w:color w:val="00B0F0"/>
-          <w:sz w:val="19"/>
-          <w:szCs w:val="19"/>
+          <w:szCs w:val="24"/>
         </w:rPr>
         <w:t>minPax</w:t>
       </w:r>
@@ -1661,9 +1601,10 @@
       <w:r>
         <w:rPr>
           <w:rFonts w:ascii="新細明體" w:hAnsi="新細明體" w:cs="Arial"/>
+          <w:b/>
+          <w:bCs/>
           <w:color w:val="00B0F0"/>
-          <w:sz w:val="19"/>
-          <w:szCs w:val="19"/>
+          <w:szCs w:val="24"/>
         </w:rPr>
         <w:t>}</w:t>
       </w:r>
@@ -2134,7 +2075,7 @@
       </w:r>
       <w:r>
         <w:rPr>
-          <w:rFonts w:ascii="Times New Roman" w:eastAsia="微軟正黑體" w:hAnsi="Times New Roman" w:hint="eastAsia"/>
+          <w:rFonts w:ascii="微軟正黑體" w:eastAsia="微軟正黑體" w:hAnsi="微軟正黑體" w:hint="eastAsia"/>
           <w:sz w:val="18"/>
           <w:szCs w:val="16"/>
         </w:rPr>
@@ -2142,11 +2083,19 @@
       </w:r>
       <w:r>
         <w:rPr>
-          <w:rFonts w:ascii="Times New Roman" w:eastAsia="微軟正黑體" w:hAnsi="Times New Roman" w:hint="eastAsia"/>
-          <w:sz w:val="18"/>
-          <w:szCs w:val="16"/>
-        </w:rPr>
-        <w:t>％，未成行人數之訂金一律沒收。若全部未能成行、則沒收全額訂金。若訂金不足支付乙方實際所產生之費用，則甲方應補足，不得異議。但嬰兒未成行時，按實際所產生之費用收取。</w:t>
+          <w:rFonts w:ascii="微軟正黑體" w:eastAsia="微軟正黑體" w:hAnsi="微軟正黑體" w:hint="eastAsia"/>
+          <w:sz w:val="18"/>
+          <w:szCs w:val="16"/>
+        </w:rPr>
+        <w:t>％</w:t>
+      </w:r>
+      <w:r>
+        <w:rPr>
+          <w:rFonts w:ascii="Times New Roman" w:eastAsia="微軟正黑體" w:hAnsi="Times New Roman" w:hint="eastAsia"/>
+          <w:sz w:val="18"/>
+          <w:szCs w:val="16"/>
+        </w:rPr>
+        <w:t>，未成行人數之訂金一律沒收。若全部未能成行、則沒收全額訂金。若訂金不足支付乙方實際所產生之費用，則甲方應補足，不得異議。但嬰兒未成行時，按實際所產生之費用收取。</w:t>
       </w:r>
     </w:p>
     <w:p>
@@ -2214,21 +2163,20 @@
         <w:ind w:leftChars="0" w:left="851"/>
         <w:jc w:val="both"/>
         <w:rPr>
-          <w:rFonts w:ascii="Times New Roman" w:eastAsia="微軟正黑體" w:hAnsi="Times New Roman"/>
-          <w:sz w:val="18"/>
-          <w:szCs w:val="16"/>
-        </w:rPr>
-      </w:pPr>
-      <w:r>
-        <w:rPr>
-          <w:rFonts w:ascii="新細明體" w:hAnsi="新細明體" w:cs="Arial" w:hint="eastAsia"/>
+          <w:rFonts w:ascii="微軟正黑體" w:eastAsia="微軟正黑體" w:hAnsi="微軟正黑體" w:cs="Arial"/>
           <w:b/>
         </w:rPr>
+      </w:pPr>
+      <w:r>
+        <w:rPr>
+          <w:rFonts w:ascii="微軟正黑體" w:eastAsia="微軟正黑體" w:hAnsi="微軟正黑體" w:cs="Arial" w:hint="eastAsia"/>
+          <w:b/>
+        </w:rPr>
         <w:t>{</w:t>
       </w:r>
       <w:r>
         <w:rPr>
-          <w:rFonts w:ascii="新細明體" w:hAnsi="新細明體" w:cs="Arial"/>
+          <w:rFonts w:ascii="微軟正黑體" w:eastAsia="微軟正黑體" w:hAnsi="微軟正黑體" w:cs="Arial"/>
           <w:b/>
         </w:rPr>
         <w:t>remarks}</w:t>
@@ -2398,7 +2346,7 @@
         <w:ind w:leftChars="150" w:left="360"/>
         <w:jc w:val="both"/>
         <w:rPr>
-          <w:rFonts w:ascii="Times New Roman" w:eastAsia="微軟正黑體" w:hAnsi="Times New Roman"/>
+          <w:rFonts w:ascii="微軟正黑體" w:eastAsia="微軟正黑體" w:hAnsi="微軟正黑體"/>
           <w:sz w:val="18"/>
           <w:szCs w:val="16"/>
         </w:rPr>
@@ -2413,23 +2361,15 @@
       </w:r>
       <w:r>
         <w:rPr>
-          <w:rFonts w:ascii="Times New Roman" w:eastAsia="微軟正黑體" w:hAnsi="Times New Roman" w:hint="eastAsia"/>
-          <w:sz w:val="18"/>
-          <w:szCs w:val="16"/>
-        </w:rPr>
-        <w:t>19</w:t>
-      </w:r>
-      <w:r>
-        <w:rPr>
-          <w:rFonts w:ascii="Times New Roman" w:eastAsia="微軟正黑體" w:hAnsi="Times New Roman" w:hint="eastAsia"/>
-          <w:sz w:val="18"/>
-          <w:szCs w:val="16"/>
-        </w:rPr>
-        <w:t>條法規規定</w:t>
-      </w:r>
-      <w:r>
-        <w:rPr>
-          <w:rFonts w:ascii="Times New Roman" w:eastAsia="微軟正黑體" w:hAnsi="Times New Roman" w:hint="eastAsia"/>
+          <w:rFonts w:ascii="微軟正黑體" w:eastAsia="微軟正黑體" w:hAnsi="微軟正黑體" w:hint="eastAsia"/>
+          <w:sz w:val="18"/>
+          <w:szCs w:val="16"/>
+        </w:rPr>
+        <w:t>19條法規規定</w:t>
+      </w:r>
+      <w:r>
+        <w:rPr>
+          <w:rFonts w:ascii="微軟正黑體" w:eastAsia="微軟正黑體" w:hAnsi="微軟正黑體" w:hint="eastAsia"/>
           <w:sz w:val="18"/>
           <w:szCs w:val="16"/>
         </w:rPr>
@@ -2437,7 +2377,7 @@
       </w:r>
       <w:r>
         <w:rPr>
-          <w:rFonts w:ascii="Times New Roman" w:eastAsia="微軟正黑體" w:hAnsi="Times New Roman" w:hint="eastAsia"/>
+          <w:rFonts w:ascii="微軟正黑體" w:eastAsia="微軟正黑體" w:hAnsi="微軟正黑體" w:hint="eastAsia"/>
           <w:sz w:val="18"/>
           <w:szCs w:val="16"/>
         </w:rPr>
@@ -2445,7 +2385,7 @@
       </w:r>
       <w:r>
         <w:rPr>
-          <w:rFonts w:ascii="Times New Roman" w:eastAsia="微軟正黑體" w:hAnsi="Times New Roman" w:hint="eastAsia"/>
+          <w:rFonts w:ascii="微軟正黑體" w:eastAsia="微軟正黑體" w:hAnsi="微軟正黑體" w:hint="eastAsia"/>
           <w:sz w:val="18"/>
           <w:szCs w:val="16"/>
         </w:rPr>
@@ -2453,7 +2393,7 @@
       </w:r>
       <w:r>
         <w:rPr>
-          <w:rFonts w:ascii="Times New Roman" w:eastAsia="微軟正黑體" w:hAnsi="Times New Roman" w:hint="eastAsia"/>
+          <w:rFonts w:ascii="微軟正黑體" w:eastAsia="微軟正黑體" w:hAnsi="微軟正黑體" w:hint="eastAsia"/>
           <w:sz w:val="18"/>
           <w:szCs w:val="16"/>
         </w:rPr>
@@ -2467,38 +2407,22 @@
         <w:ind w:leftChars="0" w:left="360"/>
         <w:jc w:val="both"/>
         <w:rPr>
-          <w:rFonts w:ascii="Times New Roman" w:eastAsia="微軟正黑體" w:hAnsi="Times New Roman"/>
-          <w:sz w:val="18"/>
-          <w:szCs w:val="16"/>
-        </w:rPr>
-      </w:pPr>
-      <w:r>
-        <w:rPr>
-          <w:rFonts w:ascii="Times New Roman" w:eastAsia="微軟正黑體" w:hAnsi="Times New Roman" w:hint="eastAsia"/>
-          <w:sz w:val="18"/>
-          <w:szCs w:val="16"/>
-        </w:rPr>
-        <w:t>特別說明</w:t>
-      </w:r>
-      <w:r>
-        <w:rPr>
-          <w:rFonts w:ascii="Times New Roman" w:eastAsia="微軟正黑體" w:hAnsi="Times New Roman" w:hint="eastAsia"/>
-          <w:sz w:val="18"/>
-          <w:szCs w:val="16"/>
-        </w:rPr>
-        <w:t>：</w:t>
-      </w:r>
-      <w:r>
-        <w:rPr>
-          <w:rFonts w:ascii="Times New Roman" w:eastAsia="微軟正黑體" w:hAnsi="Times New Roman" w:hint="eastAsia"/>
-          <w:sz w:val="18"/>
-          <w:szCs w:val="16"/>
-        </w:rPr>
-        <w:t>護照汙損意旨破損、缺頁</w:t>
-      </w:r>
-      <w:r>
-        <w:rPr>
-          <w:rFonts w:ascii="Times New Roman" w:eastAsia="微軟正黑體" w:hAnsi="Times New Roman" w:hint="eastAsia"/>
+          <w:rFonts w:ascii="微軟正黑體" w:eastAsia="微軟正黑體" w:hAnsi="微軟正黑體"/>
+          <w:sz w:val="18"/>
+          <w:szCs w:val="16"/>
+        </w:rPr>
+      </w:pPr>
+      <w:r>
+        <w:rPr>
+          <w:rFonts w:ascii="微軟正黑體" w:eastAsia="微軟正黑體" w:hAnsi="微軟正黑體" w:hint="eastAsia"/>
+          <w:sz w:val="18"/>
+          <w:szCs w:val="16"/>
+        </w:rPr>
+        <w:t>特別說明：護照汙損意旨破損、缺頁</w:t>
+      </w:r>
+      <w:r>
+        <w:rPr>
+          <w:rFonts w:ascii="微軟正黑體" w:eastAsia="微軟正黑體" w:hAnsi="微軟正黑體" w:hint="eastAsia"/>
           <w:sz w:val="18"/>
           <w:szCs w:val="16"/>
         </w:rPr>
@@ -2506,7 +2430,7 @@
       </w:r>
       <w:r>
         <w:rPr>
-          <w:rFonts w:ascii="Times New Roman" w:eastAsia="微軟正黑體" w:hAnsi="Times New Roman" w:hint="eastAsia"/>
+          <w:rFonts w:ascii="微軟正黑體" w:eastAsia="微軟正黑體" w:hAnsi="微軟正黑體" w:hint="eastAsia"/>
           <w:sz w:val="18"/>
           <w:szCs w:val="16"/>
         </w:rPr>
@@ -2518,30 +2442,22 @@
         <w:spacing w:line="240" w:lineRule="exact"/>
         <w:jc w:val="both"/>
         <w:rPr>
-          <w:rFonts w:ascii="Times New Roman" w:eastAsia="微軟正黑體" w:hAnsi="Times New Roman"/>
-          <w:sz w:val="18"/>
-          <w:szCs w:val="16"/>
-        </w:rPr>
-      </w:pPr>
-      <w:r>
-        <w:rPr>
-          <w:rFonts w:ascii="Times New Roman" w:eastAsia="微軟正黑體" w:hAnsi="Times New Roman" w:hint="eastAsia"/>
-          <w:sz w:val="18"/>
-          <w:szCs w:val="16"/>
-        </w:rPr>
-        <w:t>十一、</w:t>
-      </w:r>
-      <w:r>
-        <w:rPr>
-          <w:rFonts w:ascii="Times New Roman" w:eastAsia="微軟正黑體" w:hAnsi="Times New Roman" w:hint="eastAsia"/>
-          <w:sz w:val="18"/>
-          <w:szCs w:val="16"/>
-        </w:rPr>
-        <w:t>本</w:t>
-      </w:r>
-      <w:r>
-        <w:rPr>
-          <w:rFonts w:ascii="Times New Roman" w:eastAsia="微軟正黑體" w:hAnsi="Times New Roman"/>
+          <w:rFonts w:ascii="微軟正黑體" w:eastAsia="微軟正黑體" w:hAnsi="微軟正黑體"/>
+          <w:sz w:val="18"/>
+          <w:szCs w:val="16"/>
+        </w:rPr>
+      </w:pPr>
+      <w:r>
+        <w:rPr>
+          <w:rFonts w:ascii="微軟正黑體" w:eastAsia="微軟正黑體" w:hAnsi="微軟正黑體" w:hint="eastAsia"/>
+          <w:sz w:val="18"/>
+          <w:szCs w:val="16"/>
+        </w:rPr>
+        <w:t>十一、本</w:t>
+      </w:r>
+      <w:r>
+        <w:rPr>
+          <w:rFonts w:ascii="微軟正黑體" w:eastAsia="微軟正黑體" w:hAnsi="微軟正黑體"/>
           <w:sz w:val="18"/>
           <w:szCs w:val="16"/>
         </w:rPr>
@@ -2549,7 +2465,7 @@
       </w:r>
       <w:r>
         <w:rPr>
-          <w:rFonts w:ascii="Times New Roman" w:eastAsia="微軟正黑體" w:hAnsi="Times New Roman" w:hint="eastAsia"/>
+          <w:rFonts w:ascii="微軟正黑體" w:eastAsia="微軟正黑體" w:hAnsi="微軟正黑體" w:hint="eastAsia"/>
           <w:sz w:val="18"/>
           <w:szCs w:val="16"/>
         </w:rPr>
@@ -2557,7 +2473,7 @@
       </w:r>
       <w:r>
         <w:rPr>
-          <w:rFonts w:ascii="Times New Roman" w:eastAsia="微軟正黑體" w:hAnsi="Times New Roman" w:hint="eastAsia"/>
+          <w:rFonts w:ascii="微軟正黑體" w:eastAsia="微軟正黑體" w:hAnsi="微軟正黑體" w:hint="eastAsia"/>
           <w:sz w:val="18"/>
           <w:szCs w:val="16"/>
         </w:rPr>
@@ -2565,7 +2481,7 @@
       </w:r>
       <w:r>
         <w:rPr>
-          <w:rFonts w:ascii="Times New Roman" w:eastAsia="微軟正黑體" w:hAnsi="Times New Roman" w:hint="eastAsia"/>
+          <w:rFonts w:ascii="微軟正黑體" w:eastAsia="微軟正黑體" w:hAnsi="微軟正黑體" w:hint="eastAsia"/>
           <w:sz w:val="18"/>
           <w:szCs w:val="16"/>
         </w:rPr>
@@ -2578,30 +2494,22 @@
         <w:ind w:left="540" w:hangingChars="300" w:hanging="540"/>
         <w:jc w:val="both"/>
         <w:rPr>
-          <w:rFonts w:ascii="Times New Roman" w:eastAsia="微軟正黑體" w:hAnsi="Times New Roman"/>
-          <w:sz w:val="18"/>
-          <w:szCs w:val="16"/>
-        </w:rPr>
-      </w:pPr>
-      <w:r>
-        <w:rPr>
-          <w:rFonts w:ascii="Times New Roman" w:eastAsia="微軟正黑體" w:hAnsi="Times New Roman" w:hint="eastAsia"/>
-          <w:sz w:val="18"/>
-          <w:szCs w:val="16"/>
-        </w:rPr>
-        <w:t>十二、</w:t>
-      </w:r>
-      <w:r>
-        <w:rPr>
-          <w:rFonts w:ascii="Times New Roman" w:eastAsia="微軟正黑體" w:hAnsi="Times New Roman" w:hint="eastAsia"/>
-          <w:sz w:val="18"/>
-          <w:szCs w:val="16"/>
-        </w:rPr>
-        <w:t>甲方應事前告知旅客本</w:t>
-      </w:r>
-      <w:r>
-        <w:rPr>
-          <w:rFonts w:ascii="Times New Roman" w:eastAsia="微軟正黑體" w:hAnsi="Times New Roman" w:hint="eastAsia"/>
+          <w:rFonts w:ascii="微軟正黑體" w:eastAsia="微軟正黑體" w:hAnsi="微軟正黑體"/>
+          <w:sz w:val="18"/>
+          <w:szCs w:val="16"/>
+        </w:rPr>
+      </w:pPr>
+      <w:r>
+        <w:rPr>
+          <w:rFonts w:ascii="微軟正黑體" w:eastAsia="微軟正黑體" w:hAnsi="微軟正黑體" w:hint="eastAsia"/>
+          <w:sz w:val="18"/>
+          <w:szCs w:val="16"/>
+        </w:rPr>
+        <w:t>十二、甲方應事前告知旅客本</w:t>
+      </w:r>
+      <w:r>
+        <w:rPr>
+          <w:rFonts w:ascii="微軟正黑體" w:eastAsia="微軟正黑體" w:hAnsi="微軟正黑體" w:hint="eastAsia"/>
           <w:sz w:val="18"/>
           <w:szCs w:val="16"/>
         </w:rPr>
@@ -2609,7 +2517,7 @@
       </w:r>
       <w:r>
         <w:rPr>
-          <w:rFonts w:ascii="Times New Roman" w:eastAsia="微軟正黑體" w:hAnsi="Times New Roman" w:hint="eastAsia"/>
+          <w:rFonts w:ascii="微軟正黑體" w:eastAsia="微軟正黑體" w:hAnsi="微軟正黑體" w:hint="eastAsia"/>
           <w:sz w:val="18"/>
           <w:szCs w:val="16"/>
         </w:rPr>
@@ -2617,7 +2525,7 @@
       </w:r>
       <w:r>
         <w:rPr>
-          <w:rFonts w:ascii="Times New Roman" w:eastAsia="微軟正黑體" w:hAnsi="Times New Roman" w:hint="eastAsia"/>
+          <w:rFonts w:ascii="微軟正黑體" w:eastAsia="微軟正黑體" w:hAnsi="微軟正黑體" w:hint="eastAsia"/>
           <w:sz w:val="18"/>
           <w:szCs w:val="16"/>
         </w:rPr>
@@ -2625,7 +2533,7 @@
       </w:r>
       <w:r>
         <w:rPr>
-          <w:rFonts w:ascii="Times New Roman" w:eastAsia="微軟正黑體" w:hAnsi="Times New Roman" w:hint="eastAsia"/>
+          <w:rFonts w:ascii="微軟正黑體" w:eastAsia="微軟正黑體" w:hAnsi="微軟正黑體" w:hint="eastAsia"/>
           <w:sz w:val="18"/>
           <w:szCs w:val="16"/>
         </w:rPr>
@@ -2633,7 +2541,7 @@
       </w:r>
       <w:r>
         <w:rPr>
-          <w:rFonts w:ascii="Times New Roman" w:eastAsia="微軟正黑體" w:hAnsi="Times New Roman" w:hint="eastAsia"/>
+          <w:rFonts w:ascii="微軟正黑體" w:eastAsia="微軟正黑體" w:hAnsi="微軟正黑體" w:hint="eastAsia"/>
           <w:sz w:val="18"/>
           <w:szCs w:val="16"/>
         </w:rPr>
@@ -2641,7 +2549,7 @@
       </w:r>
       <w:r>
         <w:rPr>
-          <w:rFonts w:ascii="Times New Roman" w:eastAsia="微軟正黑體" w:hAnsi="Times New Roman" w:hint="eastAsia"/>
+          <w:rFonts w:ascii="微軟正黑體" w:eastAsia="微軟正黑體" w:hAnsi="微軟正黑體" w:hint="eastAsia"/>
           <w:sz w:val="18"/>
           <w:szCs w:val="16"/>
         </w:rPr>
@@ -2654,62 +2562,22 @@
         <w:ind w:left="540" w:hangingChars="300" w:hanging="540"/>
         <w:jc w:val="both"/>
         <w:rPr>
-          <w:rFonts w:ascii="Times New Roman" w:eastAsia="微軟正黑體" w:hAnsi="Times New Roman"/>
-          <w:sz w:val="18"/>
-          <w:szCs w:val="16"/>
-        </w:rPr>
-      </w:pPr>
-      <w:r>
-        <w:rPr>
-          <w:rFonts w:ascii="Times New Roman" w:eastAsia="微軟正黑體" w:hAnsi="Times New Roman" w:hint="eastAsia"/>
-          <w:sz w:val="18"/>
-          <w:szCs w:val="16"/>
-        </w:rPr>
-        <w:t>十三、</w:t>
-      </w:r>
-      <w:r>
-        <w:rPr>
-          <w:rFonts w:ascii="Times New Roman" w:eastAsia="微軟正黑體" w:hAnsi="Times New Roman" w:hint="eastAsia"/>
-          <w:sz w:val="18"/>
-          <w:szCs w:val="16"/>
-        </w:rPr>
-        <w:t>由甲方招攬參與本旅遊團之旅客中，如有未滿</w:t>
-      </w:r>
-      <w:r>
-        <w:rPr>
-          <w:rFonts w:ascii="Times New Roman" w:eastAsia="微軟正黑體" w:hAnsi="Times New Roman" w:hint="eastAsia"/>
-          <w:sz w:val="18"/>
-          <w:szCs w:val="16"/>
-        </w:rPr>
-        <w:t>18</w:t>
-      </w:r>
-      <w:r>
-        <w:rPr>
-          <w:rFonts w:ascii="Times New Roman" w:eastAsia="微軟正黑體" w:hAnsi="Times New Roman" w:hint="eastAsia"/>
-          <w:sz w:val="18"/>
-          <w:szCs w:val="16"/>
-        </w:rPr>
-        <w:t>歲者，甲方應負責取得該未滿</w:t>
-      </w:r>
-      <w:r>
-        <w:rPr>
-          <w:rFonts w:ascii="Times New Roman" w:eastAsia="微軟正黑體" w:hAnsi="Times New Roman" w:hint="eastAsia"/>
-          <w:sz w:val="18"/>
-          <w:szCs w:val="16"/>
-        </w:rPr>
-        <w:t>18</w:t>
-      </w:r>
-      <w:r>
-        <w:rPr>
-          <w:rFonts w:ascii="Times New Roman" w:eastAsia="微軟正黑體" w:hAnsi="Times New Roman" w:hint="eastAsia"/>
-          <w:sz w:val="18"/>
-          <w:szCs w:val="16"/>
-        </w:rPr>
-        <w:t>歲旅客</w:t>
-      </w:r>
-      <w:r>
-        <w:rPr>
-          <w:rFonts w:ascii="Times New Roman" w:eastAsia="微軟正黑體" w:hAnsi="Times New Roman" w:hint="eastAsia"/>
+          <w:rFonts w:ascii="微軟正黑體" w:eastAsia="微軟正黑體" w:hAnsi="微軟正黑體"/>
+          <w:sz w:val="18"/>
+          <w:szCs w:val="16"/>
+        </w:rPr>
+      </w:pPr>
+      <w:r>
+        <w:rPr>
+          <w:rFonts w:ascii="微軟正黑體" w:eastAsia="微軟正黑體" w:hAnsi="微軟正黑體" w:hint="eastAsia"/>
+          <w:sz w:val="18"/>
+          <w:szCs w:val="16"/>
+        </w:rPr>
+        <w:t>十三、由甲方招攬參與本旅遊團之旅客中，如有未滿18歲者，甲方應負責取得該未滿18歲旅客</w:t>
+      </w:r>
+      <w:r>
+        <w:rPr>
+          <w:rFonts w:ascii="微軟正黑體" w:eastAsia="微軟正黑體" w:hAnsi="微軟正黑體" w:hint="eastAsia"/>
           <w:sz w:val="18"/>
           <w:szCs w:val="16"/>
         </w:rPr>
@@ -2717,7 +2585,7 @@
       </w:r>
       <w:r>
         <w:rPr>
-          <w:rFonts w:ascii="Times New Roman" w:eastAsia="微軟正黑體" w:hAnsi="Times New Roman" w:hint="eastAsia"/>
+          <w:rFonts w:ascii="微軟正黑體" w:eastAsia="微軟正黑體" w:hAnsi="微軟正黑體" w:hint="eastAsia"/>
           <w:sz w:val="18"/>
           <w:szCs w:val="16"/>
         </w:rPr>
@@ -2725,7 +2593,7 @@
       </w:r>
       <w:r>
         <w:rPr>
-          <w:rFonts w:ascii="Times New Roman" w:eastAsia="微軟正黑體" w:hAnsi="Times New Roman" w:hint="eastAsia"/>
+          <w:rFonts w:ascii="微軟正黑體" w:eastAsia="微軟正黑體" w:hAnsi="微軟正黑體" w:hint="eastAsia"/>
           <w:sz w:val="18"/>
           <w:szCs w:val="16"/>
         </w:rPr>
@@ -2733,7 +2601,7 @@
       </w:r>
       <w:r>
         <w:rPr>
-          <w:rFonts w:ascii="Times New Roman" w:eastAsia="微軟正黑體" w:hAnsi="Times New Roman" w:hint="eastAsia"/>
+          <w:rFonts w:ascii="微軟正黑體" w:eastAsia="微軟正黑體" w:hAnsi="微軟正黑體" w:hint="eastAsia"/>
           <w:sz w:val="18"/>
           <w:szCs w:val="16"/>
         </w:rPr>
@@ -2839,42 +2707,18 @@
               <w:spacing w:line="240" w:lineRule="exact"/>
               <w:jc w:val="both"/>
               <w:rPr>
-                <w:rFonts w:ascii="Times New Roman" w:eastAsia="微軟正黑體" w:hAnsi="Times New Roman"/>
+                <w:rFonts w:ascii="微軟正黑體" w:eastAsia="微軟正黑體" w:hAnsi="微軟正黑體"/>
                 <w:sz w:val="18"/>
                 <w:szCs w:val="16"/>
               </w:rPr>
             </w:pPr>
             <w:r>
               <w:rPr>
-                <w:rFonts w:ascii="Times New Roman" w:eastAsia="微軟正黑體" w:hAnsi="Times New Roman" w:hint="eastAsia"/>
+                <w:rFonts w:ascii="微軟正黑體" w:eastAsia="微軟正黑體" w:hAnsi="微軟正黑體" w:hint="eastAsia"/>
                 <w:sz w:val="18"/>
                 <w:szCs w:val="16"/>
               </w:rPr>
-              <w:t>立約人</w:t>
-            </w:r>
-            <w:r>
-              <w:rPr>
-                <w:rFonts w:ascii="Times New Roman" w:eastAsia="微軟正黑體" w:hAnsi="Times New Roman" w:hint="eastAsia"/>
-                <w:sz w:val="18"/>
-                <w:szCs w:val="16"/>
-              </w:rPr>
-              <w:t>(</w:t>
-            </w:r>
-            <w:r>
-              <w:rPr>
-                <w:rFonts w:ascii="Times New Roman" w:eastAsia="微軟正黑體" w:hAnsi="Times New Roman" w:hint="eastAsia"/>
-                <w:sz w:val="18"/>
-                <w:szCs w:val="16"/>
-              </w:rPr>
-              <w:t>甲方</w:t>
-            </w:r>
-            <w:r>
-              <w:rPr>
-                <w:rFonts w:ascii="Times New Roman" w:eastAsia="微軟正黑體" w:hAnsi="Times New Roman" w:hint="eastAsia"/>
-                <w:sz w:val="18"/>
-                <w:szCs w:val="16"/>
-              </w:rPr>
-              <w:t>)</w:t>
+              <w:t>立約人(甲方)</w:t>
             </w:r>
           </w:p>
         </w:tc>
@@ -2887,38 +2731,22 @@
               <w:spacing w:line="240" w:lineRule="exact"/>
               <w:jc w:val="both"/>
               <w:rPr>
-                <w:rFonts w:ascii="Times New Roman" w:eastAsia="微軟正黑體" w:hAnsi="Times New Roman"/>
+                <w:rFonts w:ascii="微軟正黑體" w:eastAsia="微軟正黑體" w:hAnsi="微軟正黑體"/>
                 <w:sz w:val="18"/>
                 <w:szCs w:val="16"/>
               </w:rPr>
             </w:pPr>
             <w:r>
               <w:rPr>
-                <w:rFonts w:ascii="Times New Roman" w:eastAsia="微軟正黑體" w:hAnsi="Times New Roman" w:hint="eastAsia"/>
+                <w:rFonts w:ascii="微軟正黑體" w:eastAsia="微軟正黑體" w:hAnsi="微軟正黑體" w:hint="eastAsia"/>
                 <w:sz w:val="18"/>
                 <w:szCs w:val="16"/>
               </w:rPr>
-              <w:t>立約人</w:t>
+              <w:t>立約人(乙方</w:t>
             </w:r>
             <w:r>
               <w:rPr>
-                <w:rFonts w:ascii="Times New Roman" w:eastAsia="微軟正黑體" w:hAnsi="Times New Roman" w:hint="eastAsia"/>
-                <w:sz w:val="18"/>
-                <w:szCs w:val="16"/>
-              </w:rPr>
-              <w:t>(</w:t>
-            </w:r>
-            <w:r>
-              <w:rPr>
-                <w:rFonts w:ascii="Times New Roman" w:eastAsia="微軟正黑體" w:hAnsi="Times New Roman" w:hint="eastAsia"/>
-                <w:sz w:val="18"/>
-                <w:szCs w:val="16"/>
-              </w:rPr>
-              <w:t>乙方</w:t>
-            </w:r>
-            <w:r>
-              <w:rPr>
-                <w:rFonts w:ascii="Times New Roman" w:eastAsia="微軟正黑體" w:hAnsi="Times New Roman"/>
+                <w:rFonts w:ascii="微軟正黑體" w:eastAsia="微軟正黑體" w:hAnsi="微軟正黑體"/>
                 <w:sz w:val="18"/>
                 <w:szCs w:val="16"/>
               </w:rPr>
@@ -2953,26 +2781,18 @@
               <w:spacing w:line="240" w:lineRule="exact"/>
               <w:jc w:val="both"/>
               <w:rPr>
-                <w:rFonts w:ascii="Times New Roman" w:eastAsia="微軟正黑體" w:hAnsi="Times New Roman"/>
+                <w:rFonts w:ascii="微軟正黑體" w:eastAsia="微軟正黑體" w:hAnsi="微軟正黑體"/>
                 <w:sz w:val="18"/>
                 <w:szCs w:val="16"/>
               </w:rPr>
             </w:pPr>
             <w:r>
               <w:rPr>
-                <w:rFonts w:ascii="Times New Roman" w:eastAsia="微軟正黑體" w:hAnsi="Times New Roman" w:hint="eastAsia"/>
+                <w:rFonts w:ascii="微軟正黑體" w:eastAsia="微軟正黑體" w:hAnsi="微軟正黑體" w:hint="eastAsia"/>
                 <w:sz w:val="18"/>
                 <w:szCs w:val="16"/>
               </w:rPr>
-              <w:t>公司名稱</w:t>
-            </w:r>
-            <w:r>
-              <w:rPr>
-                <w:rFonts w:ascii="Times New Roman" w:eastAsia="微軟正黑體" w:hAnsi="Times New Roman" w:hint="eastAsia"/>
-                <w:sz w:val="18"/>
-                <w:szCs w:val="16"/>
-              </w:rPr>
-              <w:t>：</w:t>
+              <w:t>公司名稱：</w:t>
             </w:r>
           </w:p>
         </w:tc>
@@ -2985,13 +2805,14 @@
               <w:spacing w:line="240" w:lineRule="exact"/>
               <w:jc w:val="both"/>
               <w:rPr>
-                <w:rFonts w:ascii="Times New Roman" w:eastAsia="微軟正黑體" w:hAnsi="Times New Roman"/>
+                <w:rFonts w:ascii="微軟正黑體" w:eastAsia="微軟正黑體" w:hAnsi="微軟正黑體"/>
                 <w:sz w:val="18"/>
                 <w:szCs w:val="16"/>
               </w:rPr>
             </w:pPr>
             <w:r>
               <w:rPr>
+                <w:rFonts w:ascii="微軟正黑體" w:eastAsia="微軟正黑體" w:hAnsi="微軟正黑體"/>
                 <w:noProof/>
               </w:rPr>
               <w:drawing>
@@ -3056,31 +2877,15 @@
             </w:r>
             <w:r>
               <w:rPr>
-                <w:rFonts w:ascii="Times New Roman" w:eastAsia="微軟正黑體" w:hAnsi="Times New Roman" w:hint="eastAsia"/>
+                <w:rFonts w:ascii="微軟正黑體" w:eastAsia="微軟正黑體" w:hAnsi="微軟正黑體" w:hint="eastAsia"/>
                 <w:sz w:val="18"/>
                 <w:szCs w:val="16"/>
               </w:rPr>
-              <w:t>公司名稱</w:t>
+              <w:t>公司名稱：世興旅行社</w:t>
             </w:r>
             <w:r>
               <w:rPr>
-                <w:rFonts w:ascii="Times New Roman" w:eastAsia="微軟正黑體" w:hAnsi="Times New Roman" w:hint="eastAsia"/>
-                <w:sz w:val="18"/>
-                <w:szCs w:val="16"/>
-              </w:rPr>
-              <w:t>：</w:t>
-            </w:r>
-            <w:r>
-              <w:rPr>
-                <w:rFonts w:ascii="Times New Roman" w:eastAsia="微軟正黑體" w:hAnsi="Times New Roman" w:hint="eastAsia"/>
-                <w:sz w:val="18"/>
-                <w:szCs w:val="16"/>
-              </w:rPr>
-              <w:t>世興旅行社</w:t>
-            </w:r>
-            <w:r>
-              <w:rPr>
-                <w:rFonts w:ascii="Times New Roman" w:eastAsia="微軟正黑體" w:hAnsi="Times New Roman" w:hint="eastAsia"/>
+                <w:rFonts w:ascii="微軟正黑體" w:eastAsia="微軟正黑體" w:hAnsi="微軟正黑體" w:hint="eastAsia"/>
                 <w:sz w:val="18"/>
                 <w:szCs w:val="16"/>
               </w:rPr>
@@ -3088,7 +2893,7 @@
             </w:r>
             <w:r>
               <w:rPr>
-                <w:rFonts w:ascii="Times New Roman" w:eastAsia="微軟正黑體" w:hAnsi="Times New Roman" w:hint="eastAsia"/>
+                <w:rFonts w:ascii="微軟正黑體" w:eastAsia="微軟正黑體" w:hAnsi="微軟正黑體" w:hint="eastAsia"/>
                 <w:sz w:val="18"/>
                 <w:szCs w:val="16"/>
               </w:rPr>
@@ -3122,7 +2927,7 @@
           <w:p>
             <w:pPr>
               <w:spacing w:line="240" w:lineRule="exact"/>
-              <w:ind w:firstLineChars="250" w:firstLine="601"/>
+              <w:ind w:firstLineChars="250" w:firstLine="600"/>
               <w:jc w:val="both"/>
               <w:rPr>
                 <w:rFonts w:ascii="Times New Roman" w:eastAsia="微軟正黑體" w:hAnsi="Times New Roman"/>
@@ -3132,7 +2937,7 @@
             </w:pPr>
             <w:r>
               <w:rPr>
-                <w:rFonts w:ascii="新細明體" w:hAnsi="新細明體"/>
+                <w:rFonts w:ascii="微軟正黑體" w:eastAsia="微軟正黑體" w:hAnsi="微軟正黑體" w:cs="Arial"/>
                 <w:b/>
               </w:rPr>
               <w:t>{</w:t>
@@ -3140,7 +2945,7 @@
             <w:proofErr w:type="spellStart"/>
             <w:r>
               <w:rPr>
-                <w:rFonts w:ascii="新細明體" w:hAnsi="新細明體"/>
+                <w:rFonts w:ascii="微軟正黑體" w:eastAsia="微軟正黑體" w:hAnsi="微軟正黑體" w:cs="Arial"/>
                 <w:b/>
               </w:rPr>
               <w:t>salesName</w:t>
@@ -3148,7 +2953,7 @@
             <w:proofErr w:type="spellEnd"/>
             <w:r>
               <w:rPr>
-                <w:rFonts w:ascii="新細明體" w:hAnsi="新細明體"/>
+                <w:rFonts w:ascii="微軟正黑體" w:eastAsia="微軟正黑體" w:hAnsi="微軟正黑體" w:cs="Arial"/>
                 <w:b/>
               </w:rPr>
               <w:t>}</w:t>
@@ -3166,14 +2971,14 @@
               <w:spacing w:line="240" w:lineRule="exact"/>
               <w:jc w:val="both"/>
               <w:rPr>
-                <w:rFonts w:ascii="Times New Roman" w:eastAsia="微軟正黑體" w:hAnsi="Times New Roman"/>
+                <w:rFonts w:ascii="微軟正黑體" w:eastAsia="微軟正黑體" w:hAnsi="微軟正黑體"/>
                 <w:sz w:val="18"/>
                 <w:szCs w:val="16"/>
               </w:rPr>
             </w:pPr>
             <w:r>
               <w:rPr>
-                <w:rFonts w:ascii="Times New Roman" w:eastAsia="微軟正黑體" w:hAnsi="Times New Roman" w:hint="eastAsia"/>
+                <w:rFonts w:ascii="微軟正黑體" w:eastAsia="微軟正黑體" w:hAnsi="微軟正黑體" w:hint="eastAsia"/>
                 <w:sz w:val="18"/>
                 <w:szCs w:val="16"/>
               </w:rPr>
@@ -3190,34 +2995,18 @@
               <w:spacing w:line="240" w:lineRule="exact"/>
               <w:jc w:val="both"/>
               <w:rPr>
-                <w:rFonts w:ascii="Times New Roman" w:eastAsia="微軟正黑體" w:hAnsi="Times New Roman"/>
+                <w:rFonts w:ascii="微軟正黑體" w:eastAsia="微軟正黑體" w:hAnsi="微軟正黑體"/>
                 <w:sz w:val="18"/>
                 <w:szCs w:val="16"/>
               </w:rPr>
             </w:pPr>
             <w:r>
               <w:rPr>
-                <w:rFonts w:ascii="Times New Roman" w:eastAsia="微軟正黑體" w:hAnsi="Times New Roman" w:hint="eastAsia"/>
+                <w:rFonts w:ascii="微軟正黑體" w:eastAsia="微軟正黑體" w:hAnsi="微軟正黑體" w:hint="eastAsia"/>
                 <w:sz w:val="18"/>
                 <w:szCs w:val="16"/>
               </w:rPr>
-              <w:t>負責人</w:t>
-            </w:r>
-            <w:r>
-              <w:rPr>
-                <w:rFonts w:ascii="Times New Roman" w:eastAsia="微軟正黑體" w:hAnsi="Times New Roman" w:hint="eastAsia"/>
-                <w:sz w:val="18"/>
-                <w:szCs w:val="16"/>
-              </w:rPr>
-              <w:t>：</w:t>
-            </w:r>
-            <w:r>
-              <w:rPr>
-                <w:rFonts w:ascii="Times New Roman" w:eastAsia="微軟正黑體" w:hAnsi="Times New Roman" w:hint="eastAsia"/>
-                <w:sz w:val="18"/>
-                <w:szCs w:val="16"/>
-              </w:rPr>
-              <w:t>傅沛文</w:t>
+              <w:t>負責人：傅沛文</w:t>
             </w:r>
           </w:p>
         </w:tc>
@@ -3228,7 +3017,7 @@
           <w:p>
             <w:pPr>
               <w:spacing w:line="240" w:lineRule="exact"/>
-              <w:ind w:firstLineChars="250" w:firstLine="601"/>
+              <w:ind w:firstLineChars="250" w:firstLine="600"/>
               <w:jc w:val="both"/>
               <w:rPr>
                 <w:rFonts w:ascii="Times New Roman" w:eastAsia="微軟正黑體" w:hAnsi="Times New Roman"/>
@@ -3238,7 +3027,7 @@
             </w:pPr>
             <w:r>
               <w:rPr>
-                <w:rFonts w:ascii="新細明體" w:hAnsi="新細明體"/>
+                <w:rFonts w:ascii="微軟正黑體" w:eastAsia="微軟正黑體" w:hAnsi="微軟正黑體" w:cs="Arial"/>
                 <w:b/>
               </w:rPr>
               <w:t>{</w:t>
@@ -3246,7 +3035,7 @@
             <w:proofErr w:type="spellStart"/>
             <w:r>
               <w:rPr>
-                <w:rFonts w:ascii="新細明體" w:hAnsi="新細明體"/>
+                <w:rFonts w:ascii="微軟正黑體" w:eastAsia="微軟正黑體" w:hAnsi="微軟正黑體" w:cs="Arial"/>
                 <w:b/>
               </w:rPr>
               <w:t>salesPhone</w:t>
@@ -3254,7 +3043,7 @@
             <w:proofErr w:type="spellEnd"/>
             <w:r>
               <w:rPr>
-                <w:rFonts w:ascii="新細明體" w:hAnsi="新細明體"/>
+                <w:rFonts w:ascii="微軟正黑體" w:eastAsia="微軟正黑體" w:hAnsi="微軟正黑體" w:cs="Arial"/>
                 <w:b/>
               </w:rPr>
               <w:t>}</w:t>
@@ -3272,14 +3061,14 @@
               <w:spacing w:line="240" w:lineRule="exact"/>
               <w:jc w:val="both"/>
               <w:rPr>
-                <w:rFonts w:ascii="Times New Roman" w:eastAsia="微軟正黑體" w:hAnsi="Times New Roman"/>
+                <w:rFonts w:ascii="微軟正黑體" w:eastAsia="微軟正黑體" w:hAnsi="微軟正黑體"/>
                 <w:sz w:val="18"/>
                 <w:szCs w:val="16"/>
               </w:rPr>
             </w:pPr>
             <w:r>
               <w:rPr>
-                <w:rFonts w:ascii="Times New Roman" w:eastAsia="微軟正黑體" w:hAnsi="Times New Roman" w:hint="eastAsia"/>
+                <w:rFonts w:ascii="微軟正黑體" w:eastAsia="微軟正黑體" w:hAnsi="微軟正黑體" w:hint="eastAsia"/>
                 <w:sz w:val="18"/>
                 <w:szCs w:val="16"/>
               </w:rPr>
@@ -3296,38 +3085,22 @@
               <w:spacing w:line="240" w:lineRule="exact"/>
               <w:jc w:val="both"/>
               <w:rPr>
-                <w:rFonts w:ascii="Times New Roman" w:eastAsia="微軟正黑體" w:hAnsi="Times New Roman"/>
+                <w:rFonts w:ascii="微軟正黑體" w:eastAsia="微軟正黑體" w:hAnsi="微軟正黑體"/>
                 <w:sz w:val="18"/>
                 <w:szCs w:val="16"/>
               </w:rPr>
             </w:pPr>
             <w:r>
               <w:rPr>
-                <w:rFonts w:ascii="Times New Roman" w:eastAsia="微軟正黑體" w:hAnsi="Times New Roman" w:hint="eastAsia"/>
+                <w:rFonts w:ascii="微軟正黑體" w:eastAsia="微軟正黑體" w:hAnsi="微軟正黑體" w:hint="eastAsia"/>
                 <w:sz w:val="18"/>
                 <w:szCs w:val="16"/>
               </w:rPr>
-              <w:t>地址</w:t>
+              <w:t>地址：台</w:t>
             </w:r>
             <w:r>
               <w:rPr>
-                <w:rFonts w:ascii="Times New Roman" w:eastAsia="微軟正黑體" w:hAnsi="Times New Roman" w:hint="eastAsia"/>
-                <w:sz w:val="18"/>
-                <w:szCs w:val="16"/>
-              </w:rPr>
-              <w:t>：</w:t>
-            </w:r>
-            <w:r>
-              <w:rPr>
-                <w:rFonts w:ascii="Times New Roman" w:eastAsia="微軟正黑體" w:hAnsi="Times New Roman" w:hint="eastAsia"/>
-                <w:sz w:val="18"/>
-                <w:szCs w:val="16"/>
-              </w:rPr>
-              <w:t>台</w:t>
-            </w:r>
-            <w:r>
-              <w:rPr>
-                <w:rFonts w:ascii="Times New Roman" w:eastAsia="微軟正黑體" w:hAnsi="Times New Roman" w:hint="eastAsia"/>
+                <w:rFonts w:ascii="微軟正黑體" w:eastAsia="微軟正黑體" w:hAnsi="微軟正黑體" w:hint="eastAsia"/>
                 <w:sz w:val="18"/>
                 <w:szCs w:val="16"/>
               </w:rPr>
@@ -3335,7 +3108,7 @@
             </w:r>
             <w:r>
               <w:rPr>
-                <w:rFonts w:ascii="Times New Roman" w:eastAsia="微軟正黑體" w:hAnsi="Times New Roman" w:hint="eastAsia"/>
+                <w:rFonts w:ascii="微軟正黑體" w:eastAsia="微軟正黑體" w:hAnsi="微軟正黑體" w:hint="eastAsia"/>
                 <w:sz w:val="18"/>
                 <w:szCs w:val="16"/>
               </w:rPr>
@@ -3343,7 +3116,7 @@
             </w:r>
             <w:r>
               <w:rPr>
-                <w:rFonts w:ascii="Times New Roman" w:eastAsia="微軟正黑體" w:hAnsi="Times New Roman" w:hint="eastAsia"/>
+                <w:rFonts w:ascii="微軟正黑體" w:eastAsia="微軟正黑體" w:hAnsi="微軟正黑體" w:hint="eastAsia"/>
                 <w:sz w:val="18"/>
                 <w:szCs w:val="16"/>
               </w:rPr>
@@ -3351,7 +3124,7 @@
             </w:r>
             <w:r>
               <w:rPr>
-                <w:rFonts w:ascii="Times New Roman" w:eastAsia="微軟正黑體" w:hAnsi="Times New Roman" w:hint="eastAsia"/>
+                <w:rFonts w:ascii="微軟正黑體" w:eastAsia="微軟正黑體" w:hAnsi="微軟正黑體" w:hint="eastAsia"/>
                 <w:sz w:val="18"/>
                 <w:szCs w:val="16"/>
               </w:rPr>
@@ -3359,7 +3132,7 @@
             </w:r>
             <w:r>
               <w:rPr>
-                <w:rFonts w:ascii="Times New Roman" w:eastAsia="微軟正黑體" w:hAnsi="Times New Roman" w:hint="eastAsia"/>
+                <w:rFonts w:ascii="微軟正黑體" w:eastAsia="微軟正黑體" w:hAnsi="微軟正黑體" w:hint="eastAsia"/>
                 <w:sz w:val="18"/>
                 <w:szCs w:val="16"/>
               </w:rPr>
@@ -3367,7 +3140,7 @@
             </w:r>
             <w:r>
               <w:rPr>
-                <w:rFonts w:ascii="Times New Roman" w:eastAsia="微軟正黑體" w:hAnsi="Times New Roman" w:hint="eastAsia"/>
+                <w:rFonts w:ascii="微軟正黑體" w:eastAsia="微軟正黑體" w:hAnsi="微軟正黑體" w:hint="eastAsia"/>
                 <w:sz w:val="18"/>
                 <w:szCs w:val="16"/>
               </w:rPr>
@@ -3375,7 +3148,7 @@
             </w:r>
             <w:r>
               <w:rPr>
-                <w:rFonts w:ascii="Times New Roman" w:eastAsia="微軟正黑體" w:hAnsi="Times New Roman" w:hint="eastAsia"/>
+                <w:rFonts w:ascii="微軟正黑體" w:eastAsia="微軟正黑體" w:hAnsi="微軟正黑體" w:hint="eastAsia"/>
                 <w:sz w:val="18"/>
                 <w:szCs w:val="16"/>
               </w:rPr>
@@ -3383,19 +3156,11 @@
             </w:r>
             <w:r>
               <w:rPr>
-                <w:rFonts w:ascii="Times New Roman" w:eastAsia="微軟正黑體" w:hAnsi="Times New Roman" w:hint="eastAsia"/>
+                <w:rFonts w:ascii="微軟正黑體" w:eastAsia="微軟正黑體" w:hAnsi="微軟正黑體" w:hint="eastAsia"/>
                 <w:sz w:val="18"/>
                 <w:szCs w:val="16"/>
               </w:rPr>
-              <w:t>樓之</w:t>
-            </w:r>
-            <w:r>
-              <w:rPr>
-                <w:rFonts w:ascii="Times New Roman" w:eastAsia="微軟正黑體" w:hAnsi="Times New Roman" w:hint="eastAsia"/>
-                <w:sz w:val="18"/>
-                <w:szCs w:val="16"/>
-              </w:rPr>
-              <w:t>2</w:t>
+              <w:t>樓之2</w:t>
             </w:r>
           </w:p>
         </w:tc>
@@ -3426,14 +3191,14 @@
               <w:spacing w:line="240" w:lineRule="exact"/>
               <w:jc w:val="both"/>
               <w:rPr>
-                <w:rFonts w:ascii="Times New Roman" w:eastAsia="微軟正黑體" w:hAnsi="Times New Roman"/>
+                <w:rFonts w:ascii="微軟正黑體" w:eastAsia="微軟正黑體" w:hAnsi="微軟正黑體"/>
                 <w:sz w:val="18"/>
                 <w:szCs w:val="16"/>
               </w:rPr>
             </w:pPr>
             <w:r>
               <w:rPr>
-                <w:rFonts w:ascii="Times New Roman" w:eastAsia="微軟正黑體" w:hAnsi="Times New Roman" w:hint="eastAsia"/>
+                <w:rFonts w:ascii="微軟正黑體" w:eastAsia="微軟正黑體" w:hAnsi="微軟正黑體" w:hint="eastAsia"/>
                 <w:sz w:val="18"/>
                 <w:szCs w:val="16"/>
               </w:rPr>
@@ -3450,14 +3215,14 @@
               <w:spacing w:line="240" w:lineRule="exact"/>
               <w:jc w:val="both"/>
               <w:rPr>
-                <w:rFonts w:ascii="Times New Roman" w:eastAsia="微軟正黑體" w:hAnsi="Times New Roman" w:hint="eastAsia"/>
+                <w:rFonts w:ascii="微軟正黑體" w:eastAsia="微軟正黑體" w:hAnsi="微軟正黑體" w:hint="eastAsia"/>
                 <w:sz w:val="18"/>
                 <w:szCs w:val="16"/>
               </w:rPr>
             </w:pPr>
             <w:r>
               <w:rPr>
-                <w:rFonts w:ascii="Times New Roman" w:eastAsia="微軟正黑體" w:hAnsi="Times New Roman" w:hint="eastAsia"/>
+                <w:rFonts w:ascii="微軟正黑體" w:eastAsia="微軟正黑體" w:hAnsi="微軟正黑體" w:hint="eastAsia"/>
                 <w:sz w:val="18"/>
                 <w:szCs w:val="16"/>
               </w:rPr>
@@ -3465,7 +3230,7 @@
             </w:r>
             <w:r>
               <w:rPr>
-                <w:rFonts w:ascii="Times New Roman" w:eastAsia="微軟正黑體" w:hAnsi="Times New Roman"/>
+                <w:rFonts w:ascii="微軟正黑體" w:eastAsia="微軟正黑體" w:hAnsi="微軟正黑體"/>
                 <w:sz w:val="18"/>
                 <w:szCs w:val="16"/>
               </w:rPr>
@@ -3473,7 +3238,7 @@
             </w:r>
             <w:r>
               <w:rPr>
-                <w:rFonts w:ascii="Times New Roman" w:eastAsia="微軟正黑體" w:hAnsi="Times New Roman" w:hint="eastAsia"/>
+                <w:rFonts w:ascii="微軟正黑體" w:eastAsia="微軟正黑體" w:hAnsi="微軟正黑體" w:hint="eastAsia"/>
                 <w:sz w:val="18"/>
                 <w:szCs w:val="16"/>
               </w:rPr>
@@ -3481,7 +3246,7 @@
             </w:r>
             <w:r>
               <w:rPr>
-                <w:rFonts w:ascii="Times New Roman" w:eastAsia="微軟正黑體" w:hAnsi="Times New Roman"/>
+                <w:rFonts w:ascii="微軟正黑體" w:eastAsia="微軟正黑體" w:hAnsi="微軟正黑體"/>
                 <w:sz w:val="18"/>
                 <w:szCs w:val="16"/>
               </w:rPr>
@@ -3489,7 +3254,7 @@
             </w:r>
             <w:r>
               <w:rPr>
-                <w:rFonts w:ascii="Times New Roman" w:eastAsia="微軟正黑體" w:hAnsi="Times New Roman" w:hint="eastAsia"/>
+                <w:rFonts w:ascii="微軟正黑體" w:eastAsia="微軟正黑體" w:hAnsi="微軟正黑體" w:hint="eastAsia"/>
                 <w:sz w:val="18"/>
                 <w:szCs w:val="16"/>
               </w:rPr>
@@ -3501,7 +3266,7 @@
               <w:spacing w:line="240" w:lineRule="exact"/>
               <w:jc w:val="both"/>
               <w:rPr>
-                <w:rFonts w:ascii="Times New Roman" w:eastAsia="微軟正黑體" w:hAnsi="Times New Roman" w:hint="eastAsia"/>
+                <w:rFonts w:ascii="微軟正黑體" w:eastAsia="微軟正黑體" w:hAnsi="微軟正黑體" w:hint="eastAsia"/>
                 <w:sz w:val="16"/>
                 <w:szCs w:val="14"/>
               </w:rPr>
@@ -3543,14 +3308,14 @@
               <w:spacing w:line="240" w:lineRule="exact"/>
               <w:jc w:val="both"/>
               <w:rPr>
-                <w:rFonts w:ascii="Times New Roman" w:eastAsia="微軟正黑體" w:hAnsi="Times New Roman"/>
+                <w:rFonts w:ascii="微軟正黑體" w:eastAsia="微軟正黑體" w:hAnsi="微軟正黑體"/>
                 <w:sz w:val="18"/>
                 <w:szCs w:val="16"/>
               </w:rPr>
             </w:pPr>
             <w:r>
               <w:rPr>
-                <w:rFonts w:ascii="Times New Roman" w:eastAsia="微軟正黑體" w:hAnsi="Times New Roman" w:hint="eastAsia"/>
+                <w:rFonts w:ascii="微軟正黑體" w:eastAsia="微軟正黑體" w:hAnsi="微軟正黑體" w:hint="eastAsia"/>
                 <w:sz w:val="18"/>
                 <w:szCs w:val="16"/>
               </w:rPr>
@@ -3567,14 +3332,14 @@
               <w:spacing w:line="240" w:lineRule="exact"/>
               <w:jc w:val="both"/>
               <w:rPr>
-                <w:rFonts w:ascii="Times New Roman" w:eastAsia="微軟正黑體" w:hAnsi="Times New Roman" w:hint="eastAsia"/>
+                <w:rFonts w:ascii="微軟正黑體" w:eastAsia="微軟正黑體" w:hAnsi="微軟正黑體" w:hint="eastAsia"/>
                 <w:sz w:val="18"/>
                 <w:szCs w:val="16"/>
               </w:rPr>
             </w:pPr>
             <w:r>
               <w:rPr>
-                <w:rFonts w:ascii="Times New Roman" w:eastAsia="微軟正黑體" w:hAnsi="Times New Roman" w:hint="eastAsia"/>
+                <w:rFonts w:ascii="微軟正黑體" w:eastAsia="微軟正黑體" w:hAnsi="微軟正黑體" w:hint="eastAsia"/>
                 <w:sz w:val="18"/>
                 <w:szCs w:val="16"/>
               </w:rPr>
@@ -3638,14 +3403,32 @@
         <w:t xml:space="preserve">  </w:t>
       </w:r>
       <w:r>
+        <w:rPr>
+          <w:rFonts w:ascii="微軟正黑體" w:eastAsia="微軟正黑體" w:hAnsi="微軟正黑體" w:cs="Arial"/>
+          <w:b/>
+          <w:sz w:val="18"/>
+          <w:szCs w:val="18"/>
+        </w:rPr>
         <w:t>{</w:t>
       </w:r>
       <w:proofErr w:type="spellStart"/>
       <w:r>
+        <w:rPr>
+          <w:rFonts w:ascii="微軟正黑體" w:eastAsia="微軟正黑體" w:hAnsi="微軟正黑體" w:cs="Arial"/>
+          <w:b/>
+          <w:sz w:val="18"/>
+          <w:szCs w:val="18"/>
+        </w:rPr>
         <w:t>fillDate</w:t>
       </w:r>
       <w:proofErr w:type="spellEnd"/>
       <w:r>
+        <w:rPr>
+          <w:rFonts w:ascii="微軟正黑體" w:eastAsia="微軟正黑體" w:hAnsi="微軟正黑體" w:cs="Arial"/>
+          <w:b/>
+          <w:sz w:val="18"/>
+          <w:szCs w:val="18"/>
+        </w:rPr>
         <w:t>}</w:t>
       </w:r>
     </w:p>

--- a/template_W.docx
+++ b/template_W.docx
@@ -124,6 +124,8 @@
         <w:rPr>
           <w:rFonts w:ascii="微軟正黑體" w:eastAsia="微軟正黑體" w:hAnsi="微軟正黑體" w:cs="Arial"/>
           <w:b/>
+          <w:sz w:val="20"/>
+          <w:szCs w:val="20"/>
         </w:rPr>
         <w:t>{agency}</w:t>
       </w:r>
@@ -131,6 +133,8 @@
         <w:rPr>
           <w:rFonts w:ascii="微軟正黑體" w:eastAsia="微軟正黑體" w:hAnsi="微軟正黑體" w:cs="Arial" w:hint="eastAsia"/>
           <w:b/>
+          <w:sz w:val="20"/>
+          <w:szCs w:val="20"/>
         </w:rPr>
         <w:t xml:space="preserve"> </w:t>
       </w:r>
@@ -138,6 +142,8 @@
         <w:rPr>
           <w:rFonts w:ascii="微軟正黑體" w:eastAsia="微軟正黑體" w:hAnsi="微軟正黑體" w:cs="Arial"/>
           <w:b/>
+          <w:sz w:val="20"/>
+          <w:szCs w:val="20"/>
         </w:rPr>
         <w:t>{agent}</w:t>
       </w:r>
@@ -145,6 +151,8 @@
         <w:rPr>
           <w:rFonts w:ascii="微軟正黑體" w:eastAsia="微軟正黑體" w:hAnsi="微軟正黑體" w:cs="Arial"/>
           <w:b/>
+          <w:sz w:val="20"/>
+          <w:szCs w:val="20"/>
         </w:rPr>
         <w:t>{mobile}</w:t>
       </w:r>
@@ -448,6 +456,8 @@
         <w:rPr>
           <w:rFonts w:ascii="微軟正黑體" w:eastAsia="微軟正黑體" w:hAnsi="微軟正黑體" w:cs="Arial"/>
           <w:b/>
+          <w:sz w:val="20"/>
+          <w:szCs w:val="20"/>
         </w:rPr>
         <w:t>{</w:t>
       </w:r>
@@ -456,6 +466,8 @@
         <w:rPr>
           <w:rFonts w:ascii="微軟正黑體" w:eastAsia="微軟正黑體" w:hAnsi="微軟正黑體" w:cs="Arial"/>
           <w:b/>
+          <w:sz w:val="20"/>
+          <w:szCs w:val="20"/>
         </w:rPr>
         <w:t>groupCode</w:t>
       </w:r>
@@ -464,6 +476,8 @@
         <w:rPr>
           <w:rFonts w:ascii="微軟正黑體" w:eastAsia="微軟正黑體" w:hAnsi="微軟正黑體" w:cs="Arial"/>
           <w:b/>
+          <w:sz w:val="20"/>
+          <w:szCs w:val="20"/>
         </w:rPr>
         <w:t>}{</w:t>
       </w:r>
@@ -472,6 +486,8 @@
         <w:rPr>
           <w:rFonts w:ascii="微軟正黑體" w:eastAsia="微軟正黑體" w:hAnsi="微軟正黑體" w:cs="Arial"/>
           <w:b/>
+          <w:sz w:val="20"/>
+          <w:szCs w:val="20"/>
         </w:rPr>
         <w:t>groupName</w:t>
       </w:r>
@@ -480,6 +496,8 @@
         <w:rPr>
           <w:rFonts w:ascii="微軟正黑體" w:eastAsia="微軟正黑體" w:hAnsi="微軟正黑體" w:cs="Arial"/>
           <w:b/>
+          <w:sz w:val="20"/>
+          <w:szCs w:val="20"/>
         </w:rPr>
         <w:t>}</w:t>
       </w:r>
@@ -531,6 +549,8 @@
         <w:rPr>
           <w:rFonts w:ascii="微軟正黑體" w:eastAsia="微軟正黑體" w:hAnsi="微軟正黑體" w:cs="Arial"/>
           <w:b/>
+          <w:sz w:val="20"/>
+          <w:szCs w:val="20"/>
         </w:rPr>
         <w:t>{airline}</w:t>
       </w:r>
@@ -582,6 +602,8 @@
         <w:rPr>
           <w:rFonts w:ascii="微軟正黑體" w:eastAsia="微軟正黑體" w:hAnsi="微軟正黑體" w:cs="Arial"/>
           <w:b/>
+          <w:sz w:val="20"/>
+          <w:szCs w:val="20"/>
         </w:rPr>
         <w:t>{date}</w:t>
       </w:r>
@@ -597,6 +619,8 @@
         <w:rPr>
           <w:rFonts w:ascii="微軟正黑體" w:eastAsia="微軟正黑體" w:hAnsi="微軟正黑體" w:cs="Arial"/>
           <w:b/>
+          <w:sz w:val="20"/>
+          <w:szCs w:val="20"/>
         </w:rPr>
         <w:t>{</w:t>
       </w:r>
@@ -605,6 +629,8 @@
         <w:rPr>
           <w:rFonts w:ascii="微軟正黑體" w:eastAsia="微軟正黑體" w:hAnsi="微軟正黑體" w:cs="Arial"/>
           <w:b/>
+          <w:sz w:val="20"/>
+          <w:szCs w:val="20"/>
         </w:rPr>
         <w:t>returndate</w:t>
       </w:r>
@@ -613,6 +639,8 @@
         <w:rPr>
           <w:rFonts w:ascii="微軟正黑體" w:eastAsia="微軟正黑體" w:hAnsi="微軟正黑體" w:cs="Arial"/>
           <w:b/>
+          <w:sz w:val="20"/>
+          <w:szCs w:val="20"/>
         </w:rPr>
         <w:t>}</w:t>
       </w:r>
@@ -841,7 +869,7 @@
         <w:ind w:leftChars="0"/>
         <w:jc w:val="both"/>
         <w:rPr>
-          <w:rFonts w:ascii="Times New Roman" w:eastAsia="微軟正黑體" w:hAnsi="Times New Roman" w:hint="eastAsia"/>
+          <w:rFonts w:ascii="Times New Roman" w:eastAsia="微軟正黑體" w:hAnsi="Times New Roman"/>
           <w:sz w:val="18"/>
           <w:szCs w:val="16"/>
         </w:rPr>
@@ -882,16 +910,10 @@
         <w:rPr>
           <w:rFonts w:ascii="微軟正黑體" w:eastAsia="微軟正黑體" w:hAnsi="微軟正黑體" w:cs="Arial"/>
           <w:b/>
+          <w:sz w:val="20"/>
+          <w:szCs w:val="20"/>
         </w:rPr>
         <w:t>{pax}</w:t>
-      </w:r>
-      <w:r>
-        <w:rPr>
-          <w:rFonts w:ascii="Times New Roman" w:eastAsia="微軟正黑體" w:hAnsi="Times New Roman" w:hint="eastAsia"/>
-          <w:sz w:val="18"/>
-          <w:szCs w:val="16"/>
-        </w:rPr>
-        <w:t>席</w:t>
       </w:r>
     </w:p>
     <w:p>
@@ -901,7 +923,7 @@
         <w:ind w:leftChars="0" w:left="360"/>
         <w:jc w:val="both"/>
         <w:rPr>
-          <w:rFonts w:ascii="Times New Roman" w:eastAsia="微軟正黑體" w:hAnsi="Times New Roman" w:hint="eastAsia"/>
+          <w:rFonts w:ascii="Times New Roman" w:eastAsia="微軟正黑體" w:hAnsi="Times New Roman"/>
           <w:sz w:val="18"/>
           <w:szCs w:val="16"/>
         </w:rPr>
@@ -942,6 +964,8 @@
         <w:rPr>
           <w:rFonts w:ascii="微軟正黑體" w:eastAsia="微軟正黑體" w:hAnsi="微軟正黑體" w:cs="Arial"/>
           <w:b/>
+          <w:sz w:val="20"/>
+          <w:szCs w:val="20"/>
         </w:rPr>
         <w:t>{</w:t>
       </w:r>
@@ -950,6 +974,8 @@
         <w:rPr>
           <w:rFonts w:ascii="微軟正黑體" w:eastAsia="微軟正黑體" w:hAnsi="微軟正黑體" w:cs="Arial"/>
           <w:b/>
+          <w:sz w:val="20"/>
+          <w:szCs w:val="20"/>
         </w:rPr>
         <w:t>depositUnit</w:t>
       </w:r>
@@ -958,6 +984,8 @@
         <w:rPr>
           <w:rFonts w:ascii="微軟正黑體" w:eastAsia="微軟正黑體" w:hAnsi="微軟正黑體" w:cs="Arial"/>
           <w:b/>
+          <w:sz w:val="20"/>
+          <w:szCs w:val="20"/>
         </w:rPr>
         <w:t>}</w:t>
       </w:r>
@@ -975,30 +1003,16 @@
           <w:sz w:val="18"/>
           <w:szCs w:val="16"/>
         </w:rPr>
-        <w:t>整</w:t>
-      </w:r>
-      <w:r>
-        <w:rPr>
-          <w:rFonts w:ascii="Times New Roman" w:eastAsia="微軟正黑體" w:hAnsi="Times New Roman" w:hint="eastAsia"/>
-          <w:sz w:val="18"/>
-          <w:szCs w:val="16"/>
-        </w:rPr>
-        <w:t>，共</w:t>
+        <w:t>整，共</w:t>
       </w:r>
       <w:r>
         <w:rPr>
           <w:rFonts w:ascii="微軟正黑體" w:eastAsia="微軟正黑體" w:hAnsi="微軟正黑體" w:cs="Arial"/>
           <w:b/>
+          <w:sz w:val="20"/>
+          <w:szCs w:val="20"/>
         </w:rPr>
         <w:t>{pax}</w:t>
-      </w:r>
-      <w:r>
-        <w:rPr>
-          <w:rFonts w:ascii="Times New Roman" w:eastAsia="微軟正黑體" w:hAnsi="Times New Roman" w:hint="eastAsia"/>
-          <w:sz w:val="18"/>
-          <w:szCs w:val="16"/>
-        </w:rPr>
-        <w:t>席</w:t>
       </w:r>
       <w:r>
         <w:rPr>
@@ -1020,6 +1034,8 @@
         <w:rPr>
           <w:rFonts w:ascii="微軟正黑體" w:eastAsia="微軟正黑體" w:hAnsi="微軟正黑體" w:cs="Arial"/>
           <w:b/>
+          <w:sz w:val="20"/>
+          <w:szCs w:val="20"/>
         </w:rPr>
         <w:t>{</w:t>
       </w:r>
@@ -1028,6 +1044,8 @@
         <w:rPr>
           <w:rFonts w:ascii="微軟正黑體" w:eastAsia="微軟正黑體" w:hAnsi="微軟正黑體" w:cs="Arial"/>
           <w:b/>
+          <w:sz w:val="20"/>
+          <w:szCs w:val="20"/>
         </w:rPr>
         <w:t>totalDeposit</w:t>
       </w:r>
@@ -1036,6 +1054,8 @@
         <w:rPr>
           <w:rFonts w:ascii="微軟正黑體" w:eastAsia="微軟正黑體" w:hAnsi="微軟正黑體" w:cs="Arial"/>
           <w:b/>
+          <w:sz w:val="20"/>
+          <w:szCs w:val="20"/>
         </w:rPr>
         <w:t>}</w:t>
       </w:r>
@@ -1081,6 +1101,8 @@
         <w:rPr>
           <w:rFonts w:ascii="微軟正黑體" w:eastAsia="微軟正黑體" w:hAnsi="微軟正黑體" w:cs="Arial" w:hint="eastAsia"/>
           <w:b/>
+          <w:sz w:val="20"/>
+          <w:szCs w:val="20"/>
         </w:rPr>
         <w:t>同業價</w:t>
       </w:r>
@@ -1088,6 +1110,8 @@
         <w:rPr>
           <w:rFonts w:ascii="微軟正黑體" w:eastAsia="微軟正黑體" w:hAnsi="微軟正黑體" w:cs="Arial"/>
           <w:b/>
+          <w:sz w:val="20"/>
+          <w:szCs w:val="20"/>
         </w:rPr>
         <w:t>{fee}</w:t>
       </w:r>
@@ -1225,7 +1249,39 @@
           <w:sz w:val="18"/>
           <w:szCs w:val="16"/>
         </w:rPr>
-        <w:t>甲方應於簽立本契約，繳付訂金支票兌現日請開</w:t>
+        <w:t>甲方應於簽立本契約</w:t>
+      </w:r>
+      <w:r>
+        <w:rPr>
+          <w:rFonts w:ascii="Times New Roman" w:eastAsia="微軟正黑體" w:hAnsi="Times New Roman" w:hint="eastAsia"/>
+          <w:sz w:val="18"/>
+          <w:szCs w:val="16"/>
+        </w:rPr>
+        <w:t>時</w:t>
+      </w:r>
+      <w:r>
+        <w:rPr>
+          <w:rFonts w:ascii="Times New Roman" w:eastAsia="微軟正黑體" w:hAnsi="Times New Roman" w:hint="eastAsia"/>
+          <w:sz w:val="18"/>
+          <w:szCs w:val="16"/>
+        </w:rPr>
+        <w:t>繳付訂金</w:t>
+      </w:r>
+      <w:r>
+        <w:rPr>
+          <w:rFonts w:ascii="Times New Roman" w:eastAsia="微軟正黑體" w:hAnsi="Times New Roman" w:hint="eastAsia"/>
+          <w:sz w:val="18"/>
+          <w:szCs w:val="16"/>
+        </w:rPr>
+        <w:t>，</w:t>
+      </w:r>
+      <w:r>
+        <w:rPr>
+          <w:rFonts w:ascii="Times New Roman" w:eastAsia="微軟正黑體" w:hAnsi="Times New Roman" w:hint="eastAsia"/>
+          <w:sz w:val="18"/>
+          <w:szCs w:val="16"/>
+        </w:rPr>
+        <w:t>支票兌現日請開</w:t>
       </w:r>
       <w:r>
         <w:rPr>
@@ -1233,7 +1289,8 @@
           <w:b/>
           <w:bCs/>
           <w:color w:val="FF0000"/>
-          <w:szCs w:val="24"/>
+          <w:sz w:val="20"/>
+          <w:szCs w:val="20"/>
         </w:rPr>
         <w:t>{</w:t>
       </w:r>
@@ -1244,7 +1301,8 @@
           <w:b/>
           <w:bCs/>
           <w:color w:val="FF0000"/>
-          <w:szCs w:val="24"/>
+          <w:sz w:val="20"/>
+          <w:szCs w:val="20"/>
         </w:rPr>
         <w:t>checkDepositDate</w:t>
       </w:r>
@@ -1255,7 +1313,8 @@
           <w:b/>
           <w:bCs/>
           <w:color w:val="FF0000"/>
-          <w:szCs w:val="24"/>
+          <w:sz w:val="20"/>
+          <w:szCs w:val="20"/>
         </w:rPr>
         <w:t>}</w:t>
       </w:r>
@@ -1351,7 +1410,7 @@
       </w:r>
       <w:r>
         <w:rPr>
-          <w:rFonts w:ascii="Times New Roman" w:eastAsia="微軟正黑體" w:hAnsi="Times New Roman" w:hint="eastAsia"/>
+          <w:rFonts w:ascii="微軟正黑體" w:eastAsia="微軟正黑體" w:hAnsi="微軟正黑體" w:hint="eastAsia"/>
           <w:sz w:val="18"/>
           <w:szCs w:val="16"/>
         </w:rPr>
@@ -1387,7 +1446,8 @@
           <w:b/>
           <w:bCs/>
           <w:color w:val="FF0000"/>
-          <w:szCs w:val="24"/>
+          <w:sz w:val="20"/>
+          <w:szCs w:val="20"/>
         </w:rPr>
         <w:t>{</w:t>
       </w:r>
@@ -1398,7 +1458,8 @@
           <w:b/>
           <w:bCs/>
           <w:color w:val="FF0000"/>
-          <w:szCs w:val="24"/>
+          <w:sz w:val="20"/>
+          <w:szCs w:val="20"/>
         </w:rPr>
         <w:t>checkFinalDate</w:t>
       </w:r>
@@ -1409,7 +1470,8 @@
           <w:b/>
           <w:bCs/>
           <w:color w:val="FF0000"/>
-          <w:szCs w:val="24"/>
+          <w:sz w:val="20"/>
+          <w:szCs w:val="20"/>
         </w:rPr>
         <w:t>}</w:t>
       </w:r>
@@ -1460,7 +1522,31 @@
           <w:sz w:val="18"/>
           <w:szCs w:val="16"/>
         </w:rPr>
-        <w:t>因而致旅客申訴、不能成行或受任何傷害，應由甲方負責。</w:t>
+        <w:t>若</w:t>
+      </w:r>
+      <w:r>
+        <w:rPr>
+          <w:rFonts w:ascii="Times New Roman" w:eastAsia="微軟正黑體" w:hAnsi="Times New Roman" w:hint="eastAsia"/>
+          <w:sz w:val="18"/>
+          <w:szCs w:val="16"/>
+        </w:rPr>
+        <w:t>因而</w:t>
+      </w:r>
+      <w:r>
+        <w:rPr>
+          <w:rFonts w:ascii="Times New Roman" w:eastAsia="微軟正黑體" w:hAnsi="Times New Roman" w:hint="eastAsia"/>
+          <w:sz w:val="18"/>
+          <w:szCs w:val="16"/>
+        </w:rPr>
+        <w:t>導</w:t>
+      </w:r>
+      <w:r>
+        <w:rPr>
+          <w:rFonts w:ascii="Times New Roman" w:eastAsia="微軟正黑體" w:hAnsi="Times New Roman" w:hint="eastAsia"/>
+          <w:sz w:val="18"/>
+          <w:szCs w:val="16"/>
+        </w:rPr>
+        <w:t>致旅客申訴、不能成行或受任何傷害，應由甲方負責。</w:t>
       </w:r>
     </w:p>
     <w:p>
@@ -1578,33 +1664,36 @@
       </w:r>
       <w:r>
         <w:rPr>
-          <w:rFonts w:ascii="新細明體" w:hAnsi="新細明體" w:cs="Arial"/>
+          <w:rFonts w:ascii="微軟正黑體" w:eastAsia="微軟正黑體" w:hAnsi="微軟正黑體" w:cs="Arial"/>
           <w:b/>
           <w:bCs/>
           <w:color w:val="00B0F0"/>
-          <w:szCs w:val="24"/>
+          <w:sz w:val="20"/>
+          <w:szCs w:val="20"/>
         </w:rPr>
         <w:t>{</w:t>
       </w:r>
       <w:proofErr w:type="spellStart"/>
       <w:r>
         <w:rPr>
-          <w:rFonts w:ascii="新細明體" w:hAnsi="新細明體" w:cs="Arial"/>
+          <w:rFonts w:ascii="微軟正黑體" w:eastAsia="微軟正黑體" w:hAnsi="微軟正黑體" w:cs="Arial"/>
           <w:b/>
           <w:bCs/>
           <w:color w:val="00B0F0"/>
-          <w:szCs w:val="24"/>
+          <w:sz w:val="20"/>
+          <w:szCs w:val="20"/>
         </w:rPr>
         <w:t>minPax</w:t>
       </w:r>
       <w:proofErr w:type="spellEnd"/>
       <w:r>
         <w:rPr>
-          <w:rFonts w:ascii="新細明體" w:hAnsi="新細明體" w:cs="Arial"/>
+          <w:rFonts w:ascii="微軟正黑體" w:eastAsia="微軟正黑體" w:hAnsi="微軟正黑體" w:cs="Arial"/>
           <w:b/>
           <w:bCs/>
           <w:color w:val="00B0F0"/>
-          <w:szCs w:val="24"/>
+          <w:sz w:val="20"/>
+          <w:szCs w:val="20"/>
         </w:rPr>
         <w:t>}</w:t>
       </w:r>
@@ -2165,12 +2254,16 @@
         <w:rPr>
           <w:rFonts w:ascii="微軟正黑體" w:eastAsia="微軟正黑體" w:hAnsi="微軟正黑體" w:cs="Arial"/>
           <w:b/>
+          <w:sz w:val="20"/>
+          <w:szCs w:val="20"/>
         </w:rPr>
       </w:pPr>
       <w:r>
         <w:rPr>
           <w:rFonts w:ascii="微軟正黑體" w:eastAsia="微軟正黑體" w:hAnsi="微軟正黑體" w:cs="Arial" w:hint="eastAsia"/>
           <w:b/>
+          <w:sz w:val="20"/>
+          <w:szCs w:val="20"/>
         </w:rPr>
         <w:t>{</w:t>
       </w:r>
@@ -2178,6 +2271,8 @@
         <w:rPr>
           <w:rFonts w:ascii="微軟正黑體" w:eastAsia="微軟正黑體" w:hAnsi="微軟正黑體" w:cs="Arial"/>
           <w:b/>
+          <w:sz w:val="20"/>
+          <w:szCs w:val="20"/>
         </w:rPr>
         <w:t>remarks}</w:t>
       </w:r>
@@ -2672,7 +2767,7 @@
         <w:spacing w:line="240" w:lineRule="exact"/>
         <w:jc w:val="both"/>
         <w:rPr>
-          <w:rFonts w:ascii="Times New Roman" w:eastAsia="微軟正黑體" w:hAnsi="Times New Roman" w:hint="eastAsia"/>
+          <w:rFonts w:ascii="Times New Roman" w:eastAsia="微軟正黑體" w:hAnsi="Times New Roman"/>
           <w:sz w:val="18"/>
           <w:szCs w:val="16"/>
         </w:rPr>
@@ -2772,6 +2867,9 @@
         </w:tc>
       </w:tr>
       <w:tr>
+        <w:trPr>
+          <w:trHeight w:val="153"/>
+        </w:trPr>
         <w:tc>
           <w:tcPr>
             <w:tcW w:w="3544" w:type="dxa"/>
@@ -2812,17 +2910,107 @@
             </w:pPr>
             <w:r>
               <w:rPr>
+                <w:rFonts w:ascii="微軟正黑體" w:eastAsia="微軟正黑體" w:hAnsi="微軟正黑體" w:hint="eastAsia"/>
+                <w:sz w:val="18"/>
+                <w:szCs w:val="16"/>
+              </w:rPr>
+              <w:t>公司名稱：世興旅行社</w:t>
+            </w:r>
+            <w:r>
+              <w:rPr>
+                <w:rFonts w:ascii="微軟正黑體" w:eastAsia="微軟正黑體" w:hAnsi="微軟正黑體" w:hint="eastAsia"/>
+                <w:sz w:val="18"/>
+                <w:szCs w:val="16"/>
+              </w:rPr>
+              <w:t>有限公司</w:t>
+            </w:r>
+            <w:r>
+              <w:rPr>
+                <w:rFonts w:ascii="微軟正黑體" w:eastAsia="微軟正黑體" w:hAnsi="微軟正黑體" w:hint="eastAsia"/>
+                <w:sz w:val="18"/>
+                <w:szCs w:val="16"/>
+              </w:rPr>
+              <w:t>台北分公司</w:t>
+            </w:r>
+          </w:p>
+        </w:tc>
+        <w:tc>
+          <w:tcPr>
+            <w:tcW w:w="2376" w:type="dxa"/>
+          </w:tcPr>
+          <w:p>
+            <w:pPr>
+              <w:spacing w:line="240" w:lineRule="exact"/>
+              <w:jc w:val="both"/>
+              <w:rPr>
+                <w:rFonts w:ascii="微軟正黑體" w:eastAsia="微軟正黑體" w:hAnsi="微軟正黑體" w:hint="eastAsia"/>
+                <w:sz w:val="18"/>
+                <w:szCs w:val="16"/>
+              </w:rPr>
+            </w:pPr>
+            <w:r>
+              <w:rPr>
+                <w:rFonts w:ascii="微軟正黑體" w:eastAsia="微軟正黑體" w:hAnsi="微軟正黑體" w:hint="eastAsia"/>
+                <w:sz w:val="18"/>
+                <w:szCs w:val="16"/>
+              </w:rPr>
+              <w:t>業務代表：</w:t>
+            </w:r>
+          </w:p>
+        </w:tc>
+      </w:tr>
+      <w:tr>
+        <w:tc>
+          <w:tcPr>
+            <w:tcW w:w="3544" w:type="dxa"/>
+          </w:tcPr>
+          <w:p>
+            <w:pPr>
+              <w:spacing w:line="240" w:lineRule="exact"/>
+              <w:jc w:val="both"/>
+              <w:rPr>
+                <w:rFonts w:ascii="微軟正黑體" w:eastAsia="微軟正黑體" w:hAnsi="微軟正黑體"/>
+                <w:sz w:val="18"/>
+                <w:szCs w:val="16"/>
+              </w:rPr>
+            </w:pPr>
+            <w:r>
+              <w:rPr>
+                <w:rFonts w:ascii="微軟正黑體" w:eastAsia="微軟正黑體" w:hAnsi="微軟正黑體" w:hint="eastAsia"/>
+                <w:sz w:val="18"/>
+                <w:szCs w:val="16"/>
+              </w:rPr>
+              <w:t>負責人：</w:t>
+            </w:r>
+          </w:p>
+        </w:tc>
+        <w:tc>
+          <w:tcPr>
+            <w:tcW w:w="4536" w:type="dxa"/>
+          </w:tcPr>
+          <w:p>
+            <w:pPr>
+              <w:spacing w:line="240" w:lineRule="exact"/>
+              <w:jc w:val="both"/>
+              <w:rPr>
+                <w:rFonts w:ascii="微軟正黑體" w:eastAsia="微軟正黑體" w:hAnsi="微軟正黑體"/>
+                <w:sz w:val="18"/>
+                <w:szCs w:val="16"/>
+              </w:rPr>
+            </w:pPr>
+            <w:r>
+              <w:rPr>
                 <w:rFonts w:ascii="微軟正黑體" w:eastAsia="微軟正黑體" w:hAnsi="微軟正黑體"/>
                 <w:noProof/>
               </w:rPr>
               <w:drawing>
-                <wp:anchor distT="0" distB="0" distL="114300" distR="114300" simplePos="0" relativeHeight="251659264" behindDoc="0" locked="0" layoutInCell="1" allowOverlap="1" wp14:anchorId="1BE57638" wp14:editId="0D352D34">
+                <wp:anchor distT="0" distB="0" distL="114300" distR="114300" simplePos="0" relativeHeight="251659264" behindDoc="0" locked="0" layoutInCell="1" allowOverlap="1" wp14:anchorId="1BE57638" wp14:editId="02586560">
                   <wp:simplePos x="0" y="0"/>
                   <wp:positionH relativeFrom="column">
-                    <wp:posOffset>1903095</wp:posOffset>
+                    <wp:posOffset>1919817</wp:posOffset>
                   </wp:positionH>
                   <wp:positionV relativeFrom="paragraph">
-                    <wp:posOffset>165312</wp:posOffset>
+                    <wp:posOffset>19050</wp:posOffset>
                   </wp:positionV>
                   <wp:extent cx="814705" cy="829310"/>
                   <wp:effectExtent l="0" t="0" r="0" b="0"/>
@@ -2881,23 +3069,7 @@
                 <w:sz w:val="18"/>
                 <w:szCs w:val="16"/>
               </w:rPr>
-              <w:t>公司名稱：世興旅行社</w:t>
-            </w:r>
-            <w:r>
-              <w:rPr>
-                <w:rFonts w:ascii="微軟正黑體" w:eastAsia="微軟正黑體" w:hAnsi="微軟正黑體" w:hint="eastAsia"/>
-                <w:sz w:val="18"/>
-                <w:szCs w:val="16"/>
-              </w:rPr>
-              <w:t>有限公司</w:t>
-            </w:r>
-            <w:r>
-              <w:rPr>
-                <w:rFonts w:ascii="微軟正黑體" w:eastAsia="微軟正黑體" w:hAnsi="微軟正黑體" w:hint="eastAsia"/>
-                <w:sz w:val="18"/>
-                <w:szCs w:val="16"/>
-              </w:rPr>
-              <w:t>台北分公司</w:t>
+              <w:t>負責人：傅沛文</w:t>
             </w:r>
           </w:p>
         </w:tc>
@@ -2908,37 +3080,21 @@
           <w:p>
             <w:pPr>
               <w:spacing w:line="240" w:lineRule="exact"/>
+              <w:ind w:firstLineChars="350" w:firstLine="700"/>
               <w:jc w:val="both"/>
               <w:rPr>
-                <w:rFonts w:ascii="Times New Roman" w:eastAsia="微軟正黑體" w:hAnsi="Times New Roman"/>
-                <w:sz w:val="18"/>
-                <w:szCs w:val="16"/>
+                <w:rFonts w:ascii="微軟正黑體" w:eastAsia="微軟正黑體" w:hAnsi="微軟正黑體" w:cs="Arial" w:hint="eastAsia"/>
+                <w:b/>
+                <w:sz w:val="20"/>
+                <w:szCs w:val="20"/>
               </w:rPr>
             </w:pPr>
             <w:r>
               <w:rPr>
-                <w:rFonts w:ascii="Times New Roman" w:eastAsia="微軟正黑體" w:hAnsi="Times New Roman" w:hint="eastAsia"/>
-                <w:sz w:val="18"/>
-                <w:szCs w:val="16"/>
-              </w:rPr>
-              <w:t>業務代表：</w:t>
-            </w:r>
-          </w:p>
-          <w:p>
-            <w:pPr>
-              <w:spacing w:line="240" w:lineRule="exact"/>
-              <w:ind w:firstLineChars="250" w:firstLine="600"/>
-              <w:jc w:val="both"/>
-              <w:rPr>
-                <w:rFonts w:ascii="Times New Roman" w:eastAsia="微軟正黑體" w:hAnsi="Times New Roman"/>
-                <w:sz w:val="18"/>
-                <w:szCs w:val="16"/>
-              </w:rPr>
-            </w:pPr>
-            <w:r>
-              <w:rPr>
                 <w:rFonts w:ascii="微軟正黑體" w:eastAsia="微軟正黑體" w:hAnsi="微軟正黑體" w:cs="Arial"/>
                 <w:b/>
+                <w:sz w:val="20"/>
+                <w:szCs w:val="20"/>
               </w:rPr>
               <w:t>{</w:t>
             </w:r>
@@ -2947,6 +3103,8 @@
               <w:rPr>
                 <w:rFonts w:ascii="微軟正黑體" w:eastAsia="微軟正黑體" w:hAnsi="微軟正黑體" w:cs="Arial"/>
                 <w:b/>
+                <w:sz w:val="20"/>
+                <w:szCs w:val="20"/>
               </w:rPr>
               <w:t>salesName</w:t>
             </w:r>
@@ -2955,6 +3113,8 @@
               <w:rPr>
                 <w:rFonts w:ascii="微軟正黑體" w:eastAsia="微軟正黑體" w:hAnsi="微軟正黑體" w:cs="Arial"/>
                 <w:b/>
+                <w:sz w:val="20"/>
+                <w:szCs w:val="20"/>
               </w:rPr>
               <w:t>}</w:t>
             </w:r>
@@ -2982,7 +3142,7 @@
                 <w:sz w:val="18"/>
                 <w:szCs w:val="16"/>
               </w:rPr>
-              <w:t>負責人：</w:t>
+              <w:t>地址：</w:t>
             </w:r>
           </w:p>
         </w:tc>
@@ -3006,7 +3166,71 @@
                 <w:sz w:val="18"/>
                 <w:szCs w:val="16"/>
               </w:rPr>
-              <w:t>負責人：傅沛文</w:t>
+              <w:t>地址：台</w:t>
+            </w:r>
+            <w:r>
+              <w:rPr>
+                <w:rFonts w:ascii="微軟正黑體" w:eastAsia="微軟正黑體" w:hAnsi="微軟正黑體" w:hint="eastAsia"/>
+                <w:sz w:val="18"/>
+                <w:szCs w:val="16"/>
+              </w:rPr>
+              <w:t>北</w:t>
+            </w:r>
+            <w:r>
+              <w:rPr>
+                <w:rFonts w:ascii="微軟正黑體" w:eastAsia="微軟正黑體" w:hAnsi="微軟正黑體" w:hint="eastAsia"/>
+                <w:sz w:val="18"/>
+                <w:szCs w:val="16"/>
+              </w:rPr>
+              <w:t>市</w:t>
+            </w:r>
+            <w:r>
+              <w:rPr>
+                <w:rFonts w:ascii="微軟正黑體" w:eastAsia="微軟正黑體" w:hAnsi="微軟正黑體" w:hint="eastAsia"/>
+                <w:sz w:val="18"/>
+                <w:szCs w:val="16"/>
+              </w:rPr>
+              <w:t>松江</w:t>
+            </w:r>
+            <w:r>
+              <w:rPr>
+                <w:rFonts w:ascii="微軟正黑體" w:eastAsia="微軟正黑體" w:hAnsi="微軟正黑體" w:hint="eastAsia"/>
+                <w:sz w:val="18"/>
+                <w:szCs w:val="16"/>
+              </w:rPr>
+              <w:t>路</w:t>
+            </w:r>
+            <w:r>
+              <w:rPr>
+                <w:rFonts w:ascii="微軟正黑體" w:eastAsia="微軟正黑體" w:hAnsi="微軟正黑體" w:hint="eastAsia"/>
+                <w:sz w:val="18"/>
+                <w:szCs w:val="16"/>
+              </w:rPr>
+              <w:t>129</w:t>
+            </w:r>
+            <w:r>
+              <w:rPr>
+                <w:rFonts w:ascii="微軟正黑體" w:eastAsia="微軟正黑體" w:hAnsi="微軟正黑體" w:hint="eastAsia"/>
+                <w:sz w:val="18"/>
+                <w:szCs w:val="16"/>
+              </w:rPr>
+              <w:t>號</w:t>
+            </w:r>
+            <w:r>
+              <w:rPr>
+                <w:rFonts w:ascii="微軟正黑體" w:eastAsia="微軟正黑體" w:hAnsi="微軟正黑體" w:hint="eastAsia"/>
+                <w:sz w:val="18"/>
+                <w:szCs w:val="16"/>
+              </w:rPr>
+              <w:t>8</w:t>
+            </w:r>
+            <w:r>
+              <w:rPr>
+                <w:rFonts w:ascii="微軟正黑體" w:eastAsia="微軟正黑體" w:hAnsi="微軟正黑體" w:hint="eastAsia"/>
+                <w:sz w:val="18"/>
+                <w:szCs w:val="16"/>
+              </w:rPr>
+              <w:t>樓之2</w:t>
             </w:r>
           </w:p>
         </w:tc>
@@ -3017,10 +3241,10 @@
           <w:p>
             <w:pPr>
               <w:spacing w:line="240" w:lineRule="exact"/>
-              <w:ind w:firstLineChars="250" w:firstLine="600"/>
+              <w:ind w:firstLineChars="350" w:firstLine="700"/>
               <w:jc w:val="both"/>
               <w:rPr>
-                <w:rFonts w:ascii="Times New Roman" w:eastAsia="微軟正黑體" w:hAnsi="Times New Roman"/>
+                <w:rFonts w:ascii="Times New Roman" w:eastAsia="微軟正黑體" w:hAnsi="Times New Roman" w:hint="eastAsia"/>
                 <w:sz w:val="18"/>
                 <w:szCs w:val="16"/>
               </w:rPr>
@@ -3029,6 +3253,8 @@
               <w:rPr>
                 <w:rFonts w:ascii="微軟正黑體" w:eastAsia="微軟正黑體" w:hAnsi="微軟正黑體" w:cs="Arial"/>
                 <w:b/>
+                <w:sz w:val="20"/>
+                <w:szCs w:val="20"/>
               </w:rPr>
               <w:t>{</w:t>
             </w:r>
@@ -3037,6 +3263,8 @@
               <w:rPr>
                 <w:rFonts w:ascii="微軟正黑體" w:eastAsia="微軟正黑體" w:hAnsi="微軟正黑體" w:cs="Arial"/>
                 <w:b/>
+                <w:sz w:val="20"/>
+                <w:szCs w:val="20"/>
               </w:rPr>
               <w:t>salesPhone</w:t>
             </w:r>
@@ -3045,6 +3273,8 @@
               <w:rPr>
                 <w:rFonts w:ascii="微軟正黑體" w:eastAsia="微軟正黑體" w:hAnsi="微軟正黑體" w:cs="Arial"/>
                 <w:b/>
+                <w:sz w:val="20"/>
+                <w:szCs w:val="20"/>
               </w:rPr>
               <w:t>}</w:t>
             </w:r>
@@ -3072,136 +3302,6 @@
                 <w:sz w:val="18"/>
                 <w:szCs w:val="16"/>
               </w:rPr>
-              <w:t>地址：</w:t>
-            </w:r>
-          </w:p>
-        </w:tc>
-        <w:tc>
-          <w:tcPr>
-            <w:tcW w:w="4536" w:type="dxa"/>
-          </w:tcPr>
-          <w:p>
-            <w:pPr>
-              <w:spacing w:line="240" w:lineRule="exact"/>
-              <w:jc w:val="both"/>
-              <w:rPr>
-                <w:rFonts w:ascii="微軟正黑體" w:eastAsia="微軟正黑體" w:hAnsi="微軟正黑體"/>
-                <w:sz w:val="18"/>
-                <w:szCs w:val="16"/>
-              </w:rPr>
-            </w:pPr>
-            <w:r>
-              <w:rPr>
-                <w:rFonts w:ascii="微軟正黑體" w:eastAsia="微軟正黑體" w:hAnsi="微軟正黑體" w:hint="eastAsia"/>
-                <w:sz w:val="18"/>
-                <w:szCs w:val="16"/>
-              </w:rPr>
-              <w:t>地址：台</w:t>
-            </w:r>
-            <w:r>
-              <w:rPr>
-                <w:rFonts w:ascii="微軟正黑體" w:eastAsia="微軟正黑體" w:hAnsi="微軟正黑體" w:hint="eastAsia"/>
-                <w:sz w:val="18"/>
-                <w:szCs w:val="16"/>
-              </w:rPr>
-              <w:t>北</w:t>
-            </w:r>
-            <w:r>
-              <w:rPr>
-                <w:rFonts w:ascii="微軟正黑體" w:eastAsia="微軟正黑體" w:hAnsi="微軟正黑體" w:hint="eastAsia"/>
-                <w:sz w:val="18"/>
-                <w:szCs w:val="16"/>
-              </w:rPr>
-              <w:t>市</w:t>
-            </w:r>
-            <w:r>
-              <w:rPr>
-                <w:rFonts w:ascii="微軟正黑體" w:eastAsia="微軟正黑體" w:hAnsi="微軟正黑體" w:hint="eastAsia"/>
-                <w:sz w:val="18"/>
-                <w:szCs w:val="16"/>
-              </w:rPr>
-              <w:t>松江</w:t>
-            </w:r>
-            <w:r>
-              <w:rPr>
-                <w:rFonts w:ascii="微軟正黑體" w:eastAsia="微軟正黑體" w:hAnsi="微軟正黑體" w:hint="eastAsia"/>
-                <w:sz w:val="18"/>
-                <w:szCs w:val="16"/>
-              </w:rPr>
-              <w:t>路</w:t>
-            </w:r>
-            <w:r>
-              <w:rPr>
-                <w:rFonts w:ascii="微軟正黑體" w:eastAsia="微軟正黑體" w:hAnsi="微軟正黑體" w:hint="eastAsia"/>
-                <w:sz w:val="18"/>
-                <w:szCs w:val="16"/>
-              </w:rPr>
-              <w:t>129</w:t>
-            </w:r>
-            <w:r>
-              <w:rPr>
-                <w:rFonts w:ascii="微軟正黑體" w:eastAsia="微軟正黑體" w:hAnsi="微軟正黑體" w:hint="eastAsia"/>
-                <w:sz w:val="18"/>
-                <w:szCs w:val="16"/>
-              </w:rPr>
-              <w:t>號</w:t>
-            </w:r>
-            <w:r>
-              <w:rPr>
-                <w:rFonts w:ascii="微軟正黑體" w:eastAsia="微軟正黑體" w:hAnsi="微軟正黑體" w:hint="eastAsia"/>
-                <w:sz w:val="18"/>
-                <w:szCs w:val="16"/>
-              </w:rPr>
-              <w:t>8</w:t>
-            </w:r>
-            <w:r>
-              <w:rPr>
-                <w:rFonts w:ascii="微軟正黑體" w:eastAsia="微軟正黑體" w:hAnsi="微軟正黑體" w:hint="eastAsia"/>
-                <w:sz w:val="18"/>
-                <w:szCs w:val="16"/>
-              </w:rPr>
-              <w:t>樓之2</w:t>
-            </w:r>
-          </w:p>
-        </w:tc>
-        <w:tc>
-          <w:tcPr>
-            <w:tcW w:w="2376" w:type="dxa"/>
-          </w:tcPr>
-          <w:p>
-            <w:pPr>
-              <w:spacing w:line="240" w:lineRule="exact"/>
-              <w:jc w:val="both"/>
-              <w:rPr>
-                <w:rFonts w:ascii="Times New Roman" w:eastAsia="微軟正黑體" w:hAnsi="Times New Roman"/>
-                <w:sz w:val="18"/>
-                <w:szCs w:val="16"/>
-              </w:rPr>
-            </w:pPr>
-          </w:p>
-        </w:tc>
-      </w:tr>
-      <w:tr>
-        <w:tc>
-          <w:tcPr>
-            <w:tcW w:w="3544" w:type="dxa"/>
-          </w:tcPr>
-          <w:p>
-            <w:pPr>
-              <w:spacing w:line="240" w:lineRule="exact"/>
-              <w:jc w:val="both"/>
-              <w:rPr>
-                <w:rFonts w:ascii="微軟正黑體" w:eastAsia="微軟正黑體" w:hAnsi="微軟正黑體"/>
-                <w:sz w:val="18"/>
-                <w:szCs w:val="16"/>
-              </w:rPr>
-            </w:pPr>
-            <w:r>
-              <w:rPr>
-                <w:rFonts w:ascii="微軟正黑體" w:eastAsia="微軟正黑體" w:hAnsi="微軟正黑體" w:hint="eastAsia"/>
-                <w:sz w:val="18"/>
-                <w:szCs w:val="16"/>
-              </w:rPr>
               <w:t>電話：</w:t>
             </w:r>
           </w:p>
@@ -3260,17 +3360,6 @@
               </w:rPr>
               <w:t>25034000</w:t>
             </w:r>
-          </w:p>
-          <w:p>
-            <w:pPr>
-              <w:spacing w:line="240" w:lineRule="exact"/>
-              <w:jc w:val="both"/>
-              <w:rPr>
-                <w:rFonts w:ascii="微軟正黑體" w:eastAsia="微軟正黑體" w:hAnsi="微軟正黑體" w:hint="eastAsia"/>
-                <w:sz w:val="16"/>
-                <w:szCs w:val="14"/>
-              </w:rPr>
-            </w:pPr>
           </w:p>
         </w:tc>
         <w:tc>
@@ -3332,7 +3421,7 @@
               <w:spacing w:line="240" w:lineRule="exact"/>
               <w:jc w:val="both"/>
               <w:rPr>
-                <w:rFonts w:ascii="微軟正黑體" w:eastAsia="微軟正黑體" w:hAnsi="微軟正黑體" w:hint="eastAsia"/>
+                <w:rFonts w:ascii="微軟正黑體" w:eastAsia="微軟正黑體" w:hAnsi="微軟正黑體"/>
                 <w:sz w:val="18"/>
                 <w:szCs w:val="16"/>
               </w:rPr>
@@ -3381,7 +3470,7 @@
         <w:spacing w:line="240" w:lineRule="exact"/>
         <w:jc w:val="center"/>
         <w:rPr>
-          <w:rFonts w:ascii="Times New Roman" w:eastAsia="微軟正黑體" w:hAnsi="Times New Roman" w:hint="eastAsia"/>
+          <w:rFonts w:ascii="Times New Roman" w:eastAsia="微軟正黑體" w:hAnsi="Times New Roman"/>
           <w:sz w:val="18"/>
           <w:szCs w:val="16"/>
         </w:rPr>

--- a/template_W.docx
+++ b/template_W.docx
@@ -38,88 +38,6 @@
         </w:rPr>
         <w:t>團號：</w:t>
       </w:r>
-    </w:p>
-    <w:p>
-      <w:pPr>
-        <w:spacing w:line="240" w:lineRule="exact"/>
-        <w:rPr>
-          <w:rFonts w:ascii="Times New Roman" w:eastAsia="微軟正黑體" w:hAnsi="Times New Roman"/>
-          <w:sz w:val="18"/>
-          <w:szCs w:val="16"/>
-        </w:rPr>
-      </w:pPr>
-      <w:r>
-        <w:rPr>
-          <w:rFonts w:ascii="Times New Roman" w:eastAsia="微軟正黑體" w:hAnsi="Times New Roman" w:hint="eastAsia"/>
-          <w:sz w:val="18"/>
-          <w:szCs w:val="16"/>
-        </w:rPr>
-        <w:t>立</w:t>
-      </w:r>
-      <w:r>
-        <w:rPr>
-          <w:rFonts w:ascii="Times New Roman" w:eastAsia="微軟正黑體" w:hAnsi="Times New Roman"/>
-          <w:sz w:val="18"/>
-          <w:szCs w:val="16"/>
-        </w:rPr>
-        <w:t>契</w:t>
-      </w:r>
-      <w:r>
-        <w:rPr>
-          <w:rFonts w:ascii="Times New Roman" w:eastAsia="微軟正黑體" w:hAnsi="Times New Roman" w:hint="eastAsia"/>
-          <w:sz w:val="18"/>
-          <w:szCs w:val="16"/>
-        </w:rPr>
-        <w:t>約書人</w:t>
-      </w:r>
-      <w:r>
-        <w:rPr>
-          <w:rFonts w:ascii="Times New Roman" w:eastAsia="微軟正黑體" w:hAnsi="Times New Roman"/>
-          <w:sz w:val="18"/>
-          <w:szCs w:val="16"/>
-        </w:rPr>
-        <w:tab/>
-      </w:r>
-      <w:r>
-        <w:rPr>
-          <w:rFonts w:ascii="Times New Roman" w:eastAsia="微軟正黑體" w:hAnsi="Times New Roman"/>
-          <w:sz w:val="18"/>
-          <w:szCs w:val="16"/>
-        </w:rPr>
-        <w:tab/>
-      </w:r>
-      <w:r>
-        <w:rPr>
-          <w:rFonts w:ascii="Times New Roman" w:eastAsia="微軟正黑體" w:hAnsi="Times New Roman"/>
-          <w:sz w:val="18"/>
-          <w:szCs w:val="16"/>
-        </w:rPr>
-        <w:tab/>
-      </w:r>
-      <w:r>
-        <w:rPr>
-          <w:rFonts w:ascii="Times New Roman" w:eastAsia="微軟正黑體" w:hAnsi="Times New Roman"/>
-          <w:sz w:val="18"/>
-          <w:szCs w:val="16"/>
-        </w:rPr>
-        <w:tab/>
-      </w:r>
-      <w:r>
-        <w:rPr>
-          <w:rFonts w:ascii="Times New Roman" w:eastAsia="微軟正黑體" w:hAnsi="Times New Roman"/>
-          <w:sz w:val="18"/>
-          <w:szCs w:val="16"/>
-        </w:rPr>
-        <w:tab/>
-      </w:r>
-      <w:r>
-        <w:rPr>
-          <w:rFonts w:ascii="Times New Roman" w:eastAsia="微軟正黑體" w:hAnsi="Times New Roman" w:hint="eastAsia"/>
-          <w:sz w:val="18"/>
-          <w:szCs w:val="16"/>
-        </w:rPr>
-        <w:t>甲方：</w:t>
-      </w:r>
       <w:r>
         <w:rPr>
           <w:rFonts w:ascii="微軟正黑體" w:eastAsia="微軟正黑體" w:hAnsi="微軟正黑體" w:cs="Arial"/>
@@ -127,17 +45,9 @@
           <w:sz w:val="20"/>
           <w:szCs w:val="20"/>
         </w:rPr>
-        <w:t>{agency}</w:t>
-      </w:r>
-      <w:r>
-        <w:rPr>
-          <w:rFonts w:ascii="微軟正黑體" w:eastAsia="微軟正黑體" w:hAnsi="微軟正黑體" w:cs="Arial" w:hint="eastAsia"/>
-          <w:b/>
-          <w:sz w:val="20"/>
-          <w:szCs w:val="20"/>
-        </w:rPr>
-        <w:t xml:space="preserve"> </w:t>
-      </w:r>
+        <w:t>{</w:t>
+      </w:r>
+      <w:proofErr w:type="spellStart"/>
       <w:r>
         <w:rPr>
           <w:rFonts w:ascii="微軟正黑體" w:eastAsia="微軟正黑體" w:hAnsi="微軟正黑體" w:cs="Arial"/>
@@ -145,8 +55,9 @@
           <w:sz w:val="20"/>
           <w:szCs w:val="20"/>
         </w:rPr>
-        <w:t>{agent}</w:t>
-      </w:r>
+        <w:t>groupCode</w:t>
+      </w:r>
+      <w:proofErr w:type="spellEnd"/>
       <w:r>
         <w:rPr>
           <w:rFonts w:ascii="微軟正黑體" w:eastAsia="微軟正黑體" w:hAnsi="微軟正黑體" w:cs="Arial"/>
@@ -154,179 +65,262 @@
           <w:sz w:val="20"/>
           <w:szCs w:val="20"/>
         </w:rPr>
-        <w:t>{mobile}</w:t>
-      </w:r>
-      <w:r>
-        <w:rPr>
-          <w:rFonts w:ascii="Times New Roman" w:eastAsia="微軟正黑體" w:hAnsi="Times New Roman"/>
-          <w:sz w:val="18"/>
-          <w:szCs w:val="16"/>
-        </w:rPr>
-        <w:tab/>
-      </w:r>
-      <w:r>
-        <w:rPr>
-          <w:rFonts w:ascii="Times New Roman" w:eastAsia="微軟正黑體" w:hAnsi="Times New Roman"/>
-          <w:sz w:val="18"/>
-          <w:szCs w:val="16"/>
-        </w:rPr>
-        <w:tab/>
-      </w:r>
-      <w:r>
-        <w:rPr>
-          <w:rFonts w:ascii="Times New Roman" w:eastAsia="微軟正黑體" w:hAnsi="Times New Roman"/>
-          <w:sz w:val="18"/>
-          <w:szCs w:val="16"/>
-        </w:rPr>
-        <w:tab/>
-      </w:r>
-      <w:r>
-        <w:rPr>
-          <w:rFonts w:ascii="Times New Roman" w:eastAsia="微軟正黑體" w:hAnsi="Times New Roman" w:hint="eastAsia"/>
-          <w:sz w:val="18"/>
-          <w:szCs w:val="16"/>
-        </w:rPr>
-        <w:t>(</w:t>
-      </w:r>
-      <w:r>
-        <w:rPr>
-          <w:rFonts w:ascii="Times New Roman" w:eastAsia="微軟正黑體" w:hAnsi="Times New Roman" w:hint="eastAsia"/>
-          <w:sz w:val="18"/>
-          <w:szCs w:val="16"/>
-        </w:rPr>
-        <w:t>以下簡稱甲方</w:t>
-      </w:r>
-      <w:r>
-        <w:rPr>
-          <w:rFonts w:ascii="Times New Roman" w:eastAsia="微軟正黑體" w:hAnsi="Times New Roman" w:hint="eastAsia"/>
-          <w:sz w:val="18"/>
-          <w:szCs w:val="16"/>
-        </w:rPr>
-        <w:t>)</w:t>
+        <w:t>}</w:t>
       </w:r>
     </w:p>
-    <w:p>
-      <w:pPr>
-        <w:spacing w:line="240" w:lineRule="exact"/>
-        <w:rPr>
-          <w:rFonts w:ascii="Times New Roman" w:eastAsia="微軟正黑體" w:hAnsi="Times New Roman"/>
-          <w:sz w:val="18"/>
-          <w:szCs w:val="16"/>
-        </w:rPr>
-      </w:pPr>
-      <w:r>
-        <w:rPr>
-          <w:rFonts w:ascii="Times New Roman" w:eastAsia="微軟正黑體" w:hAnsi="Times New Roman"/>
-          <w:sz w:val="18"/>
-          <w:szCs w:val="16"/>
-        </w:rPr>
-        <w:tab/>
-      </w:r>
-      <w:r>
-        <w:rPr>
-          <w:rFonts w:ascii="Times New Roman" w:eastAsia="微軟正黑體" w:hAnsi="Times New Roman"/>
-          <w:sz w:val="18"/>
-          <w:szCs w:val="16"/>
-        </w:rPr>
-        <w:tab/>
-      </w:r>
-      <w:r>
-        <w:rPr>
-          <w:rFonts w:ascii="Times New Roman" w:eastAsia="微軟正黑體" w:hAnsi="Times New Roman"/>
-          <w:sz w:val="18"/>
-          <w:szCs w:val="16"/>
-        </w:rPr>
-        <w:tab/>
-      </w:r>
-      <w:r>
-        <w:rPr>
-          <w:rFonts w:ascii="Times New Roman" w:eastAsia="微軟正黑體" w:hAnsi="Times New Roman"/>
-          <w:sz w:val="18"/>
-          <w:szCs w:val="16"/>
-        </w:rPr>
-        <w:tab/>
-      </w:r>
-      <w:r>
-        <w:rPr>
-          <w:rFonts w:ascii="Times New Roman" w:eastAsia="微軟正黑體" w:hAnsi="Times New Roman"/>
-          <w:sz w:val="18"/>
-          <w:szCs w:val="16"/>
-        </w:rPr>
-        <w:tab/>
-      </w:r>
-      <w:r>
-        <w:rPr>
-          <w:rFonts w:ascii="Times New Roman" w:eastAsia="微軟正黑體" w:hAnsi="Times New Roman"/>
-          <w:sz w:val="18"/>
-          <w:szCs w:val="16"/>
-        </w:rPr>
-        <w:tab/>
-      </w:r>
-      <w:r>
-        <w:rPr>
-          <w:rFonts w:ascii="Times New Roman" w:eastAsia="微軟正黑體" w:hAnsi="Times New Roman" w:hint="eastAsia"/>
-          <w:sz w:val="18"/>
-          <w:szCs w:val="16"/>
-        </w:rPr>
-        <w:t>乙方：世興旅行社有限公司</w:t>
-      </w:r>
-      <w:r>
-        <w:rPr>
-          <w:rFonts w:ascii="Times New Roman" w:eastAsia="微軟正黑體" w:hAnsi="Times New Roman" w:hint="eastAsia"/>
-          <w:sz w:val="18"/>
-          <w:szCs w:val="16"/>
-        </w:rPr>
-        <w:t>台北分公司</w:t>
-      </w:r>
-      <w:r>
-        <w:rPr>
-          <w:rFonts w:ascii="Times New Roman" w:eastAsia="微軟正黑體" w:hAnsi="Times New Roman"/>
-          <w:sz w:val="18"/>
-          <w:szCs w:val="16"/>
-        </w:rPr>
-        <w:tab/>
-      </w:r>
-      <w:r>
-        <w:rPr>
-          <w:rFonts w:ascii="Times New Roman" w:eastAsia="微軟正黑體" w:hAnsi="Times New Roman"/>
-          <w:sz w:val="18"/>
-          <w:szCs w:val="16"/>
-        </w:rPr>
-        <w:tab/>
-      </w:r>
-      <w:r>
-        <w:rPr>
-          <w:rFonts w:ascii="Times New Roman" w:eastAsia="微軟正黑體" w:hAnsi="Times New Roman"/>
-          <w:sz w:val="18"/>
-          <w:szCs w:val="16"/>
-        </w:rPr>
-        <w:tab/>
-      </w:r>
-      <w:r>
-        <w:rPr>
-          <w:rFonts w:ascii="Times New Roman" w:eastAsia="微軟正黑體" w:hAnsi="Times New Roman" w:hint="eastAsia"/>
-          <w:sz w:val="18"/>
-          <w:szCs w:val="16"/>
-        </w:rPr>
-        <w:t>(</w:t>
-      </w:r>
-      <w:r>
-        <w:rPr>
-          <w:rFonts w:ascii="Times New Roman" w:eastAsia="微軟正黑體" w:hAnsi="Times New Roman" w:hint="eastAsia"/>
-          <w:sz w:val="18"/>
-          <w:szCs w:val="16"/>
-        </w:rPr>
-        <w:t>以下簡稱乙方</w:t>
-      </w:r>
-      <w:r>
-        <w:rPr>
-          <w:rFonts w:ascii="Times New Roman" w:eastAsia="微軟正黑體" w:hAnsi="Times New Roman" w:hint="eastAsia"/>
-          <w:sz w:val="18"/>
-          <w:szCs w:val="16"/>
-        </w:rPr>
-        <w:t>)</w:t>
-      </w:r>
-    </w:p>
+    <w:tbl>
+      <w:tblPr>
+        <w:tblStyle w:val="a4"/>
+        <w:tblW w:w="0" w:type="auto"/>
+        <w:tblBorders>
+          <w:top w:val="none" w:sz="0" w:space="0" w:color="auto"/>
+          <w:left w:val="none" w:sz="0" w:space="0" w:color="auto"/>
+          <w:bottom w:val="none" w:sz="0" w:space="0" w:color="auto"/>
+          <w:right w:val="none" w:sz="0" w:space="0" w:color="auto"/>
+          <w:insideH w:val="none" w:sz="0" w:space="0" w:color="auto"/>
+          <w:insideV w:val="none" w:sz="0" w:space="0" w:color="auto"/>
+        </w:tblBorders>
+        <w:tblLook w:val="04A0" w:firstRow="1" w:lastRow="0" w:firstColumn="1" w:lastColumn="0" w:noHBand="0" w:noVBand="1"/>
+      </w:tblPr>
+      <w:tblGrid>
+        <w:gridCol w:w="3397"/>
+        <w:gridCol w:w="4967"/>
+        <w:gridCol w:w="2092"/>
+      </w:tblGrid>
+      <w:tr>
+        <w:tc>
+          <w:tcPr>
+            <w:tcW w:w="3397" w:type="dxa"/>
+          </w:tcPr>
+          <w:p>
+            <w:pPr>
+              <w:spacing w:line="240" w:lineRule="exact"/>
+              <w:rPr>
+                <w:rFonts w:ascii="Times New Roman" w:eastAsia="微軟正黑體" w:hAnsi="Times New Roman" w:hint="eastAsia"/>
+                <w:sz w:val="18"/>
+                <w:szCs w:val="16"/>
+              </w:rPr>
+            </w:pPr>
+            <w:r>
+              <w:rPr>
+                <w:rFonts w:ascii="Times New Roman" w:eastAsia="微軟正黑體" w:hAnsi="Times New Roman" w:hint="eastAsia"/>
+                <w:sz w:val="18"/>
+                <w:szCs w:val="16"/>
+              </w:rPr>
+              <w:t>立</w:t>
+            </w:r>
+            <w:r>
+              <w:rPr>
+                <w:rFonts w:ascii="Times New Roman" w:eastAsia="微軟正黑體" w:hAnsi="Times New Roman"/>
+                <w:sz w:val="18"/>
+                <w:szCs w:val="16"/>
+              </w:rPr>
+              <w:t>契</w:t>
+            </w:r>
+            <w:r>
+              <w:rPr>
+                <w:rFonts w:ascii="Times New Roman" w:eastAsia="微軟正黑體" w:hAnsi="Times New Roman" w:hint="eastAsia"/>
+                <w:sz w:val="18"/>
+                <w:szCs w:val="16"/>
+              </w:rPr>
+              <w:t>約書人</w:t>
+            </w:r>
+            <w:r>
+              <w:rPr>
+                <w:rFonts w:ascii="Times New Roman" w:eastAsia="微軟正黑體" w:hAnsi="Times New Roman"/>
+                <w:sz w:val="18"/>
+                <w:szCs w:val="16"/>
+              </w:rPr>
+              <w:tab/>
+            </w:r>
+            <w:r>
+              <w:rPr>
+                <w:rFonts w:ascii="Times New Roman" w:eastAsia="微軟正黑體" w:hAnsi="Times New Roman"/>
+                <w:sz w:val="18"/>
+                <w:szCs w:val="16"/>
+              </w:rPr>
+              <w:tab/>
+            </w:r>
+          </w:p>
+        </w:tc>
+        <w:tc>
+          <w:tcPr>
+            <w:tcW w:w="4967" w:type="dxa"/>
+          </w:tcPr>
+          <w:p>
+            <w:pPr>
+              <w:spacing w:line="240" w:lineRule="exact"/>
+              <w:rPr>
+                <w:rFonts w:ascii="Times New Roman" w:eastAsia="微軟正黑體" w:hAnsi="Times New Roman" w:hint="eastAsia"/>
+                <w:sz w:val="18"/>
+                <w:szCs w:val="16"/>
+              </w:rPr>
+            </w:pPr>
+            <w:r>
+              <w:rPr>
+                <w:rFonts w:ascii="Times New Roman" w:eastAsia="微軟正黑體" w:hAnsi="Times New Roman" w:hint="eastAsia"/>
+                <w:sz w:val="18"/>
+                <w:szCs w:val="16"/>
+              </w:rPr>
+              <w:t>甲方：</w:t>
+            </w:r>
+            <w:r>
+              <w:rPr>
+                <w:rFonts w:ascii="微軟正黑體" w:eastAsia="微軟正黑體" w:hAnsi="微軟正黑體" w:cs="Arial"/>
+                <w:b/>
+                <w:sz w:val="20"/>
+                <w:szCs w:val="20"/>
+              </w:rPr>
+              <w:t>{agency}</w:t>
+            </w:r>
+            <w:r>
+              <w:rPr>
+                <w:rFonts w:ascii="微軟正黑體" w:eastAsia="微軟正黑體" w:hAnsi="微軟正黑體" w:cs="Arial" w:hint="eastAsia"/>
+                <w:b/>
+                <w:sz w:val="20"/>
+                <w:szCs w:val="20"/>
+              </w:rPr>
+              <w:t xml:space="preserve"> </w:t>
+            </w:r>
+            <w:r>
+              <w:rPr>
+                <w:rFonts w:ascii="微軟正黑體" w:eastAsia="微軟正黑體" w:hAnsi="微軟正黑體" w:cs="Arial"/>
+                <w:b/>
+                <w:sz w:val="20"/>
+                <w:szCs w:val="20"/>
+              </w:rPr>
+              <w:t>{agent}{mobile}</w:t>
+            </w:r>
+            <w:r>
+              <w:rPr>
+                <w:rFonts w:ascii="Times New Roman" w:eastAsia="微軟正黑體" w:hAnsi="Times New Roman"/>
+                <w:sz w:val="18"/>
+                <w:szCs w:val="16"/>
+              </w:rPr>
+              <w:tab/>
+            </w:r>
+          </w:p>
+        </w:tc>
+        <w:tc>
+          <w:tcPr>
+            <w:tcW w:w="2092" w:type="dxa"/>
+          </w:tcPr>
+          <w:p>
+            <w:pPr>
+              <w:spacing w:line="240" w:lineRule="exact"/>
+              <w:rPr>
+                <w:rFonts w:ascii="Times New Roman" w:eastAsia="微軟正黑體" w:hAnsi="Times New Roman" w:hint="eastAsia"/>
+                <w:sz w:val="18"/>
+                <w:szCs w:val="16"/>
+              </w:rPr>
+            </w:pPr>
+            <w:r>
+              <w:rPr>
+                <w:rFonts w:ascii="Times New Roman" w:eastAsia="微軟正黑體" w:hAnsi="Times New Roman" w:hint="eastAsia"/>
+                <w:sz w:val="18"/>
+                <w:szCs w:val="16"/>
+              </w:rPr>
+              <w:t>(</w:t>
+            </w:r>
+            <w:r>
+              <w:rPr>
+                <w:rFonts w:ascii="Times New Roman" w:eastAsia="微軟正黑體" w:hAnsi="Times New Roman" w:hint="eastAsia"/>
+                <w:sz w:val="18"/>
+                <w:szCs w:val="16"/>
+              </w:rPr>
+              <w:t>以下簡稱甲方</w:t>
+            </w:r>
+            <w:r>
+              <w:rPr>
+                <w:rFonts w:ascii="Times New Roman" w:eastAsia="微軟正黑體" w:hAnsi="Times New Roman" w:hint="eastAsia"/>
+                <w:sz w:val="18"/>
+                <w:szCs w:val="16"/>
+              </w:rPr>
+              <w:t>)</w:t>
+            </w:r>
+          </w:p>
+        </w:tc>
+      </w:tr>
+      <w:tr>
+        <w:tc>
+          <w:tcPr>
+            <w:tcW w:w="3397" w:type="dxa"/>
+          </w:tcPr>
+          <w:p>
+            <w:pPr>
+              <w:spacing w:line="240" w:lineRule="exact"/>
+              <w:rPr>
+                <w:rFonts w:ascii="Times New Roman" w:eastAsia="微軟正黑體" w:hAnsi="Times New Roman" w:hint="eastAsia"/>
+                <w:sz w:val="18"/>
+                <w:szCs w:val="16"/>
+              </w:rPr>
+            </w:pPr>
+          </w:p>
+        </w:tc>
+        <w:tc>
+          <w:tcPr>
+            <w:tcW w:w="4967" w:type="dxa"/>
+          </w:tcPr>
+          <w:p>
+            <w:pPr>
+              <w:spacing w:line="240" w:lineRule="exact"/>
+              <w:rPr>
+                <w:rFonts w:ascii="Times New Roman" w:eastAsia="微軟正黑體" w:hAnsi="Times New Roman" w:hint="eastAsia"/>
+                <w:sz w:val="18"/>
+                <w:szCs w:val="16"/>
+              </w:rPr>
+            </w:pPr>
+            <w:r>
+              <w:rPr>
+                <w:rFonts w:ascii="Times New Roman" w:eastAsia="微軟正黑體" w:hAnsi="Times New Roman" w:hint="eastAsia"/>
+                <w:sz w:val="18"/>
+                <w:szCs w:val="16"/>
+              </w:rPr>
+              <w:t>乙方：世興旅行社有限公司台北分公司</w:t>
+            </w:r>
+          </w:p>
+        </w:tc>
+        <w:tc>
+          <w:tcPr>
+            <w:tcW w:w="2092" w:type="dxa"/>
+          </w:tcPr>
+          <w:p>
+            <w:pPr>
+              <w:spacing w:line="240" w:lineRule="exact"/>
+              <w:rPr>
+                <w:rFonts w:ascii="Times New Roman" w:eastAsia="微軟正黑體" w:hAnsi="Times New Roman" w:hint="eastAsia"/>
+                <w:sz w:val="18"/>
+                <w:szCs w:val="16"/>
+              </w:rPr>
+            </w:pPr>
+            <w:r>
+              <w:rPr>
+                <w:rFonts w:ascii="Times New Roman" w:eastAsia="微軟正黑體" w:hAnsi="Times New Roman" w:hint="eastAsia"/>
+                <w:sz w:val="18"/>
+                <w:szCs w:val="16"/>
+              </w:rPr>
+              <w:t>(</w:t>
+            </w:r>
+            <w:r>
+              <w:rPr>
+                <w:rFonts w:ascii="Times New Roman" w:eastAsia="微軟正黑體" w:hAnsi="Times New Roman" w:hint="eastAsia"/>
+                <w:sz w:val="18"/>
+                <w:szCs w:val="16"/>
+              </w:rPr>
+              <w:t>以下簡稱乙方</w:t>
+            </w:r>
+            <w:r>
+              <w:rPr>
+                <w:rFonts w:ascii="Times New Roman" w:eastAsia="微軟正黑體" w:hAnsi="Times New Roman" w:hint="eastAsia"/>
+                <w:sz w:val="18"/>
+                <w:szCs w:val="16"/>
+              </w:rPr>
+              <w:t>)</w:t>
+            </w:r>
+          </w:p>
+        </w:tc>
+      </w:tr>
+    </w:tbl>
     <w:p>
       <w:pPr>
         <w:spacing w:line="240" w:lineRule="exact"/>
@@ -460,26 +454,6 @@
           <w:szCs w:val="20"/>
         </w:rPr>
         <w:t>{</w:t>
-      </w:r>
-      <w:proofErr w:type="spellStart"/>
-      <w:r>
-        <w:rPr>
-          <w:rFonts w:ascii="微軟正黑體" w:eastAsia="微軟正黑體" w:hAnsi="微軟正黑體" w:cs="Arial"/>
-          <w:b/>
-          <w:sz w:val="20"/>
-          <w:szCs w:val="20"/>
-        </w:rPr>
-        <w:t>groupCode</w:t>
-      </w:r>
-      <w:proofErr w:type="spellEnd"/>
-      <w:r>
-        <w:rPr>
-          <w:rFonts w:ascii="微軟正黑體" w:eastAsia="微軟正黑體" w:hAnsi="微軟正黑體" w:cs="Arial"/>
-          <w:b/>
-          <w:sz w:val="20"/>
-          <w:szCs w:val="20"/>
-        </w:rPr>
-        <w:t>}{</w:t>
       </w:r>
       <w:proofErr w:type="spellStart"/>
       <w:r>
@@ -915,6 +889,14 @@
         </w:rPr>
         <w:t>{pax}</w:t>
       </w:r>
+      <w:r>
+        <w:rPr>
+          <w:rFonts w:ascii="Times New Roman" w:eastAsia="微軟正黑體" w:hAnsi="Times New Roman" w:hint="eastAsia"/>
+          <w:sz w:val="18"/>
+          <w:szCs w:val="16"/>
+        </w:rPr>
+        <w:t>席</w:t>
+      </w:r>
     </w:p>
     <w:p>
       <w:pPr>
@@ -995,15 +977,7 @@
           <w:sz w:val="18"/>
           <w:szCs w:val="16"/>
         </w:rPr>
-        <w:t>元</w:t>
-      </w:r>
-      <w:r>
-        <w:rPr>
-          <w:rFonts w:ascii="Times New Roman" w:eastAsia="微軟正黑體" w:hAnsi="Times New Roman" w:hint="eastAsia"/>
-          <w:sz w:val="18"/>
-          <w:szCs w:val="16"/>
-        </w:rPr>
-        <w:t>整，共</w:t>
+        <w:t>元整，共</w:t>
       </w:r>
       <w:r>
         <w:rPr>
@@ -1020,15 +994,15 @@
           <w:sz w:val="18"/>
           <w:szCs w:val="16"/>
         </w:rPr>
-        <w:t>，</w:t>
-      </w:r>
-      <w:r>
-        <w:rPr>
-          <w:rFonts w:ascii="Times New Roman" w:eastAsia="微軟正黑體" w:hAnsi="Times New Roman" w:hint="eastAsia"/>
-          <w:sz w:val="18"/>
-          <w:szCs w:val="16"/>
-        </w:rPr>
-        <w:t>訂金合計</w:t>
+        <w:t>席</w:t>
+      </w:r>
+      <w:r>
+        <w:rPr>
+          <w:rFonts w:ascii="Times New Roman" w:eastAsia="微軟正黑體" w:hAnsi="Times New Roman" w:hint="eastAsia"/>
+          <w:sz w:val="18"/>
+          <w:szCs w:val="16"/>
+        </w:rPr>
+        <w:t>，訂金合計</w:t>
       </w:r>
       <w:r>
         <w:rPr>
@@ -1075,7 +1049,7 @@
         <w:ind w:leftChars="0" w:left="386" w:firstLineChars="250" w:firstLine="450"/>
         <w:jc w:val="both"/>
         <w:rPr>
-          <w:rFonts w:ascii="Times New Roman" w:eastAsia="微軟正黑體" w:hAnsi="Times New Roman"/>
+          <w:rFonts w:ascii="Times New Roman" w:eastAsia="微軟正黑體" w:hAnsi="Times New Roman" w:hint="eastAsia"/>
           <w:sz w:val="18"/>
           <w:szCs w:val="16"/>
           <w:u w:val="single"/>
@@ -1087,15 +1061,7 @@
           <w:sz w:val="18"/>
           <w:szCs w:val="16"/>
         </w:rPr>
-        <w:t>每人</w:t>
-      </w:r>
-      <w:r>
-        <w:rPr>
-          <w:rFonts w:ascii="Times New Roman" w:eastAsia="微軟正黑體" w:hAnsi="Times New Roman" w:hint="eastAsia"/>
-          <w:sz w:val="18"/>
-          <w:szCs w:val="16"/>
-        </w:rPr>
-        <w:t>團費</w:t>
+        <w:t>每人團費</w:t>
       </w:r>
       <w:r>
         <w:rPr>
@@ -1121,23 +1087,7 @@
           <w:sz w:val="18"/>
           <w:szCs w:val="16"/>
         </w:rPr>
-        <w:t>元</w:t>
-      </w:r>
-      <w:r>
-        <w:rPr>
-          <w:rFonts w:ascii="Times New Roman" w:eastAsia="微軟正黑體" w:hAnsi="Times New Roman" w:hint="eastAsia"/>
-          <w:sz w:val="18"/>
-          <w:szCs w:val="16"/>
-        </w:rPr>
-        <w:t>整</w:t>
-      </w:r>
-      <w:r>
-        <w:rPr>
-          <w:rFonts w:ascii="Times New Roman" w:eastAsia="微軟正黑體" w:hAnsi="Times New Roman" w:hint="eastAsia"/>
-          <w:sz w:val="18"/>
-          <w:szCs w:val="16"/>
-        </w:rPr>
-        <w:t>。</w:t>
+        <w:t>元整。</w:t>
       </w:r>
       <w:r>
         <w:rPr>
@@ -1193,8 +1143,12 @@
     <w:p>
       <w:pPr>
         <w:pStyle w:val="a3"/>
+        <w:numPr>
+          <w:ilvl w:val="0"/>
+          <w:numId w:val="2"/>
+        </w:numPr>
         <w:spacing w:line="240" w:lineRule="exact"/>
-        <w:ind w:leftChars="0" w:left="360"/>
+        <w:ind w:leftChars="0"/>
         <w:jc w:val="both"/>
         <w:rPr>
           <w:rFonts w:ascii="Times New Roman" w:eastAsia="微軟正黑體" w:hAnsi="Times New Roman"/>
@@ -1208,23 +1162,7 @@
           <w:sz w:val="18"/>
           <w:szCs w:val="16"/>
         </w:rPr>
-        <w:t>訂</w:t>
-      </w:r>
-      <w:r>
-        <w:rPr>
-          <w:rFonts w:ascii="Times New Roman" w:eastAsia="微軟正黑體" w:hAnsi="Times New Roman" w:hint="eastAsia"/>
-          <w:sz w:val="18"/>
-          <w:szCs w:val="16"/>
-        </w:rPr>
-        <w:t>金及尾款繳付規定如下</w:t>
-      </w:r>
-      <w:r>
-        <w:rPr>
-          <w:rFonts w:ascii="Times New Roman" w:eastAsia="微軟正黑體" w:hAnsi="Times New Roman" w:hint="eastAsia"/>
-          <w:sz w:val="18"/>
-          <w:szCs w:val="16"/>
-        </w:rPr>
-        <w:t>：</w:t>
+        <w:t>訂金及尾款繳付規定如下：</w:t>
       </w:r>
     </w:p>
     <w:p>
@@ -2943,18 +2881,47 @@
               <w:spacing w:line="240" w:lineRule="exact"/>
               <w:jc w:val="both"/>
               <w:rPr>
+                <w:rFonts w:ascii="微軟正黑體" w:eastAsia="微軟正黑體" w:hAnsi="微軟正黑體"/>
+                <w:sz w:val="18"/>
+                <w:szCs w:val="16"/>
+              </w:rPr>
+            </w:pPr>
+            <w:r>
+              <w:rPr>
                 <w:rFonts w:ascii="微軟正黑體" w:eastAsia="微軟正黑體" w:hAnsi="微軟正黑體" w:hint="eastAsia"/>
                 <w:sz w:val="18"/>
                 <w:szCs w:val="16"/>
               </w:rPr>
-            </w:pPr>
-            <w:r>
-              <w:rPr>
-                <w:rFonts w:ascii="微軟正黑體" w:eastAsia="微軟正黑體" w:hAnsi="微軟正黑體" w:hint="eastAsia"/>
-                <w:sz w:val="18"/>
-                <w:szCs w:val="16"/>
-              </w:rPr>
               <w:t>業務代表：</w:t>
+            </w:r>
+            <w:r>
+              <w:rPr>
+                <w:rFonts w:ascii="微軟正黑體" w:eastAsia="微軟正黑體" w:hAnsi="微軟正黑體" w:cs="Arial"/>
+                <w:b/>
+                <w:sz w:val="20"/>
+                <w:szCs w:val="20"/>
+              </w:rPr>
+              <w:t>{</w:t>
+            </w:r>
+            <w:proofErr w:type="spellStart"/>
+            <w:r>
+              <w:rPr>
+                <w:rFonts w:ascii="微軟正黑體" w:eastAsia="微軟正黑體" w:hAnsi="微軟正黑體" w:cs="Arial"/>
+                <w:b/>
+                <w:sz w:val="20"/>
+                <w:szCs w:val="20"/>
+              </w:rPr>
+              <w:t>salesName</w:t>
+            </w:r>
+            <w:proofErr w:type="spellEnd"/>
+            <w:r>
+              <w:rPr>
+                <w:rFonts w:ascii="微軟正黑體" w:eastAsia="微軟正黑體" w:hAnsi="微軟正黑體" w:cs="Arial"/>
+                <w:b/>
+                <w:sz w:val="20"/>
+                <w:szCs w:val="20"/>
+              </w:rPr>
+              <w:t>}</w:t>
             </w:r>
           </w:p>
         </w:tc>
@@ -3080,25 +3047,15 @@
           <w:p>
             <w:pPr>
               <w:spacing w:line="240" w:lineRule="exact"/>
-              <w:ind w:firstLineChars="350" w:firstLine="700"/>
+              <w:ind w:firstLineChars="450" w:firstLine="900"/>
               <w:jc w:val="both"/>
-              <w:rPr>
-                <w:rFonts w:ascii="微軟正黑體" w:eastAsia="微軟正黑體" w:hAnsi="微軟正黑體" w:cs="Arial" w:hint="eastAsia"/>
-                <w:b/>
-                <w:sz w:val="20"/>
-                <w:szCs w:val="20"/>
-              </w:rPr>
-            </w:pPr>
-            <w:r>
               <w:rPr>
                 <w:rFonts w:ascii="微軟正黑體" w:eastAsia="微軟正黑體" w:hAnsi="微軟正黑體" w:cs="Arial"/>
                 <w:b/>
                 <w:sz w:val="20"/>
                 <w:szCs w:val="20"/>
               </w:rPr>
-              <w:t>{</w:t>
-            </w:r>
-            <w:proofErr w:type="spellStart"/>
+            </w:pPr>
             <w:r>
               <w:rPr>
                 <w:rFonts w:ascii="微軟正黑體" w:eastAsia="微軟正黑體" w:hAnsi="微軟正黑體" w:cs="Arial"/>
@@ -3106,7 +3063,17 @@
                 <w:sz w:val="20"/>
                 <w:szCs w:val="20"/>
               </w:rPr>
-              <w:t>salesName</w:t>
+              <w:t>{</w:t>
+            </w:r>
+            <w:proofErr w:type="spellStart"/>
+            <w:r>
+              <w:rPr>
+                <w:rFonts w:ascii="微軟正黑體" w:eastAsia="微軟正黑體" w:hAnsi="微軟正黑體" w:cs="Arial"/>
+                <w:b/>
+                <w:sz w:val="20"/>
+                <w:szCs w:val="20"/>
+              </w:rPr>
+              <w:t>salesPhone</w:t>
             </w:r>
             <w:proofErr w:type="spellEnd"/>
             <w:r>
@@ -3241,43 +3208,14 @@
           <w:p>
             <w:pPr>
               <w:spacing w:line="240" w:lineRule="exact"/>
-              <w:ind w:firstLineChars="350" w:firstLine="700"/>
+              <w:ind w:firstLineChars="350" w:firstLine="630"/>
               <w:jc w:val="both"/>
               <w:rPr>
-                <w:rFonts w:ascii="Times New Roman" w:eastAsia="微軟正黑體" w:hAnsi="Times New Roman" w:hint="eastAsia"/>
+                <w:rFonts w:ascii="Times New Roman" w:eastAsia="微軟正黑體" w:hAnsi="Times New Roman"/>
                 <w:sz w:val="18"/>
                 <w:szCs w:val="16"/>
               </w:rPr>
             </w:pPr>
-            <w:r>
-              <w:rPr>
-                <w:rFonts w:ascii="微軟正黑體" w:eastAsia="微軟正黑體" w:hAnsi="微軟正黑體" w:cs="Arial"/>
-                <w:b/>
-                <w:sz w:val="20"/>
-                <w:szCs w:val="20"/>
-              </w:rPr>
-              <w:t>{</w:t>
-            </w:r>
-            <w:proofErr w:type="spellStart"/>
-            <w:r>
-              <w:rPr>
-                <w:rFonts w:ascii="微軟正黑體" w:eastAsia="微軟正黑體" w:hAnsi="微軟正黑體" w:cs="Arial"/>
-                <w:b/>
-                <w:sz w:val="20"/>
-                <w:szCs w:val="20"/>
-              </w:rPr>
-              <w:t>salesPhone</w:t>
-            </w:r>
-            <w:proofErr w:type="spellEnd"/>
-            <w:r>
-              <w:rPr>
-                <w:rFonts w:ascii="微軟正黑體" w:eastAsia="微軟正黑體" w:hAnsi="微軟正黑體" w:cs="Arial"/>
-                <w:b/>
-                <w:sz w:val="20"/>
-                <w:szCs w:val="20"/>
-              </w:rPr>
-              <w:t>}</w:t>
-            </w:r>
           </w:p>
         </w:tc>
       </w:tr>
@@ -3315,7 +3253,7 @@
               <w:spacing w:line="240" w:lineRule="exact"/>
               <w:jc w:val="both"/>
               <w:rPr>
-                <w:rFonts w:ascii="微軟正黑體" w:eastAsia="微軟正黑體" w:hAnsi="微軟正黑體" w:hint="eastAsia"/>
+                <w:rFonts w:ascii="微軟正黑體" w:eastAsia="微軟正黑體" w:hAnsi="微軟正黑體"/>
                 <w:sz w:val="18"/>
                 <w:szCs w:val="16"/>
               </w:rPr>

--- a/template_W.docx
+++ b/template_W.docx
@@ -96,7 +96,7 @@
             <w:pPr>
               <w:spacing w:line="240" w:lineRule="exact"/>
               <w:rPr>
-                <w:rFonts w:ascii="Times New Roman" w:eastAsia="微軟正黑體" w:hAnsi="Times New Roman" w:hint="eastAsia"/>
+                <w:rFonts w:ascii="Times New Roman" w:eastAsia="微軟正黑體" w:hAnsi="Times New Roman"/>
                 <w:sz w:val="18"/>
                 <w:szCs w:val="16"/>
               </w:rPr>
@@ -151,7 +151,7 @@
             <w:pPr>
               <w:spacing w:line="240" w:lineRule="exact"/>
               <w:rPr>
-                <w:rFonts w:ascii="Times New Roman" w:eastAsia="微軟正黑體" w:hAnsi="Times New Roman" w:hint="eastAsia"/>
+                <w:rFonts w:ascii="Times New Roman" w:eastAsia="微軟正黑體" w:hAnsi="Times New Roman"/>
                 <w:sz w:val="18"/>
                 <w:szCs w:val="16"/>
               </w:rPr>
@@ -209,7 +209,7 @@
             <w:pPr>
               <w:spacing w:line="240" w:lineRule="exact"/>
               <w:rPr>
-                <w:rFonts w:ascii="Times New Roman" w:eastAsia="微軟正黑體" w:hAnsi="Times New Roman" w:hint="eastAsia"/>
+                <w:rFonts w:ascii="Times New Roman" w:eastAsia="微軟正黑體" w:hAnsi="Times New Roman"/>
                 <w:sz w:val="18"/>
                 <w:szCs w:val="16"/>
               </w:rPr>
@@ -250,7 +250,7 @@
             <w:pPr>
               <w:spacing w:line="240" w:lineRule="exact"/>
               <w:rPr>
-                <w:rFonts w:ascii="Times New Roman" w:eastAsia="微軟正黑體" w:hAnsi="Times New Roman" w:hint="eastAsia"/>
+                <w:rFonts w:ascii="Times New Roman" w:eastAsia="微軟正黑體" w:hAnsi="Times New Roman"/>
                 <w:sz w:val="18"/>
                 <w:szCs w:val="16"/>
               </w:rPr>
@@ -265,7 +265,7 @@
             <w:pPr>
               <w:spacing w:line="240" w:lineRule="exact"/>
               <w:rPr>
-                <w:rFonts w:ascii="Times New Roman" w:eastAsia="微軟正黑體" w:hAnsi="Times New Roman" w:hint="eastAsia"/>
+                <w:rFonts w:ascii="Times New Roman" w:eastAsia="微軟正黑體" w:hAnsi="Times New Roman"/>
                 <w:sz w:val="18"/>
                 <w:szCs w:val="16"/>
               </w:rPr>
@@ -288,7 +288,7 @@
             <w:pPr>
               <w:spacing w:line="240" w:lineRule="exact"/>
               <w:rPr>
-                <w:rFonts w:ascii="Times New Roman" w:eastAsia="微軟正黑體" w:hAnsi="Times New Roman" w:hint="eastAsia"/>
+                <w:rFonts w:ascii="Times New Roman" w:eastAsia="微軟正黑體" w:hAnsi="Times New Roman"/>
                 <w:sz w:val="18"/>
                 <w:szCs w:val="16"/>
               </w:rPr>
@@ -1049,7 +1049,7 @@
         <w:ind w:leftChars="0" w:left="386" w:firstLineChars="250" w:firstLine="450"/>
         <w:jc w:val="both"/>
         <w:rPr>
-          <w:rFonts w:ascii="Times New Roman" w:eastAsia="微軟正黑體" w:hAnsi="Times New Roman" w:hint="eastAsia"/>
+          <w:rFonts w:ascii="Times New Roman" w:eastAsia="微軟正黑體" w:hAnsi="Times New Roman"/>
           <w:sz w:val="18"/>
           <w:szCs w:val="16"/>
           <w:u w:val="single"/>
@@ -2726,14 +2726,14 @@
         <w:tblLook w:val="04A0" w:firstRow="1" w:lastRow="0" w:firstColumn="1" w:lastColumn="0" w:noHBand="0" w:noVBand="1"/>
       </w:tblPr>
       <w:tblGrid>
-        <w:gridCol w:w="3544"/>
-        <w:gridCol w:w="4536"/>
-        <w:gridCol w:w="2376"/>
+        <w:gridCol w:w="3402"/>
+        <w:gridCol w:w="4395"/>
+        <w:gridCol w:w="2659"/>
       </w:tblGrid>
       <w:tr>
         <w:tc>
           <w:tcPr>
-            <w:tcW w:w="3544" w:type="dxa"/>
+            <w:tcW w:w="3402" w:type="dxa"/>
           </w:tcPr>
           <w:p>
             <w:pPr>
@@ -2757,7 +2757,7 @@
         </w:tc>
         <w:tc>
           <w:tcPr>
-            <w:tcW w:w="4536" w:type="dxa"/>
+            <w:tcW w:w="4395" w:type="dxa"/>
           </w:tcPr>
           <w:p>
             <w:pPr>
@@ -2789,7 +2789,7 @@
         </w:tc>
         <w:tc>
           <w:tcPr>
-            <w:tcW w:w="2376" w:type="dxa"/>
+            <w:tcW w:w="2659" w:type="dxa"/>
           </w:tcPr>
           <w:p>
             <w:pPr>
@@ -2810,7 +2810,7 @@
         </w:trPr>
         <w:tc>
           <w:tcPr>
-            <w:tcW w:w="3544" w:type="dxa"/>
+            <w:tcW w:w="3402" w:type="dxa"/>
           </w:tcPr>
           <w:p>
             <w:pPr>
@@ -2834,7 +2834,7 @@
         </w:tc>
         <w:tc>
           <w:tcPr>
-            <w:tcW w:w="4536" w:type="dxa"/>
+            <w:tcW w:w="4395" w:type="dxa"/>
           </w:tcPr>
           <w:p>
             <w:pPr>
@@ -2874,7 +2874,7 @@
         </w:tc>
         <w:tc>
           <w:tcPr>
-            <w:tcW w:w="2376" w:type="dxa"/>
+            <w:tcW w:w="2659" w:type="dxa"/>
           </w:tcPr>
           <w:p>
             <w:pPr>
@@ -2929,7 +2929,7 @@
       <w:tr>
         <w:tc>
           <w:tcPr>
-            <w:tcW w:w="3544" w:type="dxa"/>
+            <w:tcW w:w="3402" w:type="dxa"/>
           </w:tcPr>
           <w:p>
             <w:pPr>
@@ -2953,7 +2953,7 @@
         </w:tc>
         <w:tc>
           <w:tcPr>
-            <w:tcW w:w="4536" w:type="dxa"/>
+            <w:tcW w:w="4395" w:type="dxa"/>
           </w:tcPr>
           <w:p>
             <w:pPr>
@@ -2971,15 +2971,15 @@
                 <w:noProof/>
               </w:rPr>
               <w:drawing>
-                <wp:anchor distT="0" distB="0" distL="114300" distR="114300" simplePos="0" relativeHeight="251659264" behindDoc="0" locked="0" layoutInCell="1" allowOverlap="1" wp14:anchorId="1BE57638" wp14:editId="02586560">
+                <wp:anchor distT="0" distB="0" distL="114300" distR="114300" simplePos="0" relativeHeight="251659264" behindDoc="0" locked="0" layoutInCell="1" allowOverlap="1" wp14:anchorId="1BE57638" wp14:editId="0E011FFB">
                   <wp:simplePos x="0" y="0"/>
                   <wp:positionH relativeFrom="column">
-                    <wp:posOffset>1919817</wp:posOffset>
+                    <wp:posOffset>1944582</wp:posOffset>
                   </wp:positionH>
                   <wp:positionV relativeFrom="paragraph">
-                    <wp:posOffset>19050</wp:posOffset>
+                    <wp:posOffset>20955</wp:posOffset>
                   </wp:positionV>
-                  <wp:extent cx="814705" cy="829310"/>
+                  <wp:extent cx="702733" cy="715331"/>
                   <wp:effectExtent l="0" t="0" r="0" b="0"/>
                   <wp:wrapNone/>
                   <wp:docPr id="4" name="圖片 1"/>
@@ -3011,7 +3011,7 @@
                         <pic:spPr bwMode="auto">
                           <a:xfrm>
                             <a:off x="0" y="0"/>
-                            <a:ext cx="814705" cy="829310"/>
+                            <a:ext cx="702733" cy="715331"/>
                           </a:xfrm>
                           <a:prstGeom prst="rect">
                             <a:avLst/>
@@ -3042,7 +3042,7 @@
         </w:tc>
         <w:tc>
           <w:tcPr>
-            <w:tcW w:w="2376" w:type="dxa"/>
+            <w:tcW w:w="2659" w:type="dxa"/>
           </w:tcPr>
           <w:p>
             <w:pPr>
@@ -3091,7 +3091,7 @@
       <w:tr>
         <w:tc>
           <w:tcPr>
-            <w:tcW w:w="3544" w:type="dxa"/>
+            <w:tcW w:w="3402" w:type="dxa"/>
           </w:tcPr>
           <w:p>
             <w:pPr>
@@ -3115,7 +3115,7 @@
         </w:tc>
         <w:tc>
           <w:tcPr>
-            <w:tcW w:w="4536" w:type="dxa"/>
+            <w:tcW w:w="4395" w:type="dxa"/>
           </w:tcPr>
           <w:p>
             <w:pPr>
@@ -3203,7 +3203,7 @@
         </w:tc>
         <w:tc>
           <w:tcPr>
-            <w:tcW w:w="2376" w:type="dxa"/>
+            <w:tcW w:w="2659" w:type="dxa"/>
           </w:tcPr>
           <w:p>
             <w:pPr>
@@ -3222,7 +3222,7 @@
       <w:tr>
         <w:tc>
           <w:tcPr>
-            <w:tcW w:w="3544" w:type="dxa"/>
+            <w:tcW w:w="3402" w:type="dxa"/>
           </w:tcPr>
           <w:p>
             <w:pPr>
@@ -3246,7 +3246,7 @@
         </w:tc>
         <w:tc>
           <w:tcPr>
-            <w:tcW w:w="4536" w:type="dxa"/>
+            <w:tcW w:w="4395" w:type="dxa"/>
           </w:tcPr>
           <w:p>
             <w:pPr>
@@ -3302,7 +3302,7 @@
         </w:tc>
         <w:tc>
           <w:tcPr>
-            <w:tcW w:w="2376" w:type="dxa"/>
+            <w:tcW w:w="2659" w:type="dxa"/>
           </w:tcPr>
           <w:p>
             <w:pPr>
@@ -3328,7 +3328,7 @@
       <w:tr>
         <w:tc>
           <w:tcPr>
-            <w:tcW w:w="3544" w:type="dxa"/>
+            <w:tcW w:w="3402" w:type="dxa"/>
           </w:tcPr>
           <w:p>
             <w:pPr>
@@ -3352,7 +3352,7 @@
         </w:tc>
         <w:tc>
           <w:tcPr>
-            <w:tcW w:w="4536" w:type="dxa"/>
+            <w:tcW w:w="4395" w:type="dxa"/>
           </w:tcPr>
           <w:p>
             <w:pPr>
@@ -3376,7 +3376,7 @@
         </w:tc>
         <w:tc>
           <w:tcPr>
-            <w:tcW w:w="2376" w:type="dxa"/>
+            <w:tcW w:w="2659" w:type="dxa"/>
           </w:tcPr>
           <w:p>
             <w:pPr>

--- a/template_W.docx
+++ b/template_W.docx
@@ -2147,7 +2147,23 @@
           <w:sz w:val="18"/>
           <w:szCs w:val="16"/>
         </w:rPr>
-        <w:t>本合約不含護照、台胞證、其它不屬於團體簽證之特殊簽證辦理及純屬旅客私人消費。</w:t>
+        <w:t>本</w:t>
+      </w:r>
+      <w:r>
+        <w:rPr>
+          <w:rFonts w:ascii="Times New Roman" w:eastAsia="微軟正黑體" w:hAnsi="Times New Roman"/>
+          <w:sz w:val="18"/>
+          <w:szCs w:val="16"/>
+        </w:rPr>
+        <w:t>契</w:t>
+      </w:r>
+      <w:r>
+        <w:rPr>
+          <w:rFonts w:ascii="Times New Roman" w:eastAsia="微軟正黑體" w:hAnsi="Times New Roman" w:hint="eastAsia"/>
+          <w:sz w:val="18"/>
+          <w:szCs w:val="16"/>
+        </w:rPr>
+        <w:t>約不含護照、台胞證、其它不屬於團體簽證之特殊簽證辦理及純屬旅客私人消費。</w:t>
       </w:r>
     </w:p>
     <w:p>
@@ -2255,11 +2271,39 @@
         <w:ind w:leftChars="0" w:left="851"/>
         <w:jc w:val="both"/>
         <w:rPr>
-          <w:rFonts w:ascii="Times New Roman" w:eastAsia="微軟正黑體" w:hAnsi="Times New Roman"/>
-          <w:sz w:val="18"/>
-          <w:szCs w:val="16"/>
-        </w:rPr>
-      </w:pPr>
+          <w:rFonts w:ascii="微軟正黑體" w:eastAsia="微軟正黑體" w:hAnsi="微軟正黑體" w:cs="Arial"/>
+          <w:b/>
+          <w:sz w:val="20"/>
+          <w:szCs w:val="20"/>
+        </w:rPr>
+      </w:pPr>
+      <w:r>
+        <w:rPr>
+          <w:rFonts w:ascii="微軟正黑體" w:eastAsia="微軟正黑體" w:hAnsi="微軟正黑體" w:cs="Arial" w:hint="eastAsia"/>
+          <w:b/>
+          <w:sz w:val="20"/>
+          <w:szCs w:val="20"/>
+        </w:rPr>
+        <w:t>報價不含小費，每人每天</w:t>
+      </w:r>
+      <w:r>
+        <w:rPr>
+          <w:rFonts w:ascii="微軟正黑體" w:eastAsia="微軟正黑體" w:hAnsi="微軟正黑體" w:cs="Arial"/>
+          <w:b/>
+          <w:sz w:val="20"/>
+          <w:szCs w:val="20"/>
+        </w:rPr>
+        <w:t>{tips}</w:t>
+      </w:r>
+      <w:r>
+        <w:rPr>
+          <w:rFonts w:ascii="微軟正黑體" w:eastAsia="微軟正黑體" w:hAnsi="微軟正黑體" w:cs="Arial" w:hint="eastAsia"/>
+          <w:b/>
+          <w:sz w:val="20"/>
+          <w:szCs w:val="20"/>
+        </w:rPr>
+        <w:t>元。</w:t>
+      </w:r>
     </w:p>
     <w:p>
       <w:pPr>

--- a/template_W.docx
+++ b/template_W.docx
@@ -35,6 +35,7 @@
           <w:rFonts w:ascii="Times New Roman" w:eastAsia="微軟正黑體" w:hAnsi="Times New Roman" w:hint="eastAsia"/>
           <w:sz w:val="18"/>
           <w:szCs w:val="16"/>
+          <w:highlight w:val="yellow"/>
         </w:rPr>
         <w:t>團號：</w:t>
       </w:r>
@@ -44,6 +45,7 @@
           <w:b/>
           <w:sz w:val="20"/>
           <w:szCs w:val="20"/>
+          <w:highlight w:val="yellow"/>
         </w:rPr>
         <w:t>{</w:t>
       </w:r>
@@ -54,6 +56,7 @@
           <w:b/>
           <w:sz w:val="20"/>
           <w:szCs w:val="20"/>
+          <w:highlight w:val="yellow"/>
         </w:rPr>
         <w:t>groupCode</w:t>
       </w:r>
@@ -64,6 +67,7 @@
           <w:b/>
           <w:sz w:val="20"/>
           <w:szCs w:val="20"/>
+          <w:highlight w:val="yellow"/>
         </w:rPr>
         <w:t>}</w:t>
       </w:r>
@@ -886,6 +890,7 @@
           <w:b/>
           <w:sz w:val="20"/>
           <w:szCs w:val="20"/>
+          <w:u w:val="single"/>
         </w:rPr>
         <w:t>{pax}</w:t>
       </w:r>
@@ -948,6 +953,7 @@
           <w:b/>
           <w:sz w:val="20"/>
           <w:szCs w:val="20"/>
+          <w:u w:val="single"/>
         </w:rPr>
         <w:t>{</w:t>
       </w:r>
@@ -958,6 +964,7 @@
           <w:b/>
           <w:sz w:val="20"/>
           <w:szCs w:val="20"/>
+          <w:u w:val="single"/>
         </w:rPr>
         <w:t>depositUnit</w:t>
       </w:r>
@@ -968,6 +975,7 @@
           <w:b/>
           <w:sz w:val="20"/>
           <w:szCs w:val="20"/>
+          <w:u w:val="single"/>
         </w:rPr>
         <w:t>}</w:t>
       </w:r>
@@ -985,6 +993,7 @@
           <w:b/>
           <w:sz w:val="20"/>
           <w:szCs w:val="20"/>
+          <w:u w:val="single"/>
         </w:rPr>
         <w:t>{pax}</w:t>
       </w:r>
@@ -1010,6 +1019,7 @@
           <w:b/>
           <w:sz w:val="20"/>
           <w:szCs w:val="20"/>
+          <w:u w:val="single"/>
         </w:rPr>
         <w:t>{</w:t>
       </w:r>
@@ -1020,6 +1030,7 @@
           <w:b/>
           <w:sz w:val="20"/>
           <w:szCs w:val="20"/>
+          <w:u w:val="single"/>
         </w:rPr>
         <w:t>totalDeposit</w:t>
       </w:r>
@@ -1030,6 +1041,7 @@
           <w:b/>
           <w:sz w:val="20"/>
           <w:szCs w:val="20"/>
+          <w:u w:val="single"/>
         </w:rPr>
         <w:t>}</w:t>
       </w:r>
@@ -1069,6 +1081,7 @@
           <w:b/>
           <w:sz w:val="20"/>
           <w:szCs w:val="20"/>
+          <w:u w:val="single"/>
         </w:rPr>
         <w:t>同業價</w:t>
       </w:r>
@@ -1078,6 +1091,7 @@
           <w:b/>
           <w:sz w:val="20"/>
           <w:szCs w:val="20"/>
+          <w:u w:val="single"/>
         </w:rPr>
         <w:t>{fee}</w:t>
       </w:r>
@@ -1608,6 +1622,7 @@
           <w:color w:val="00B0F0"/>
           <w:sz w:val="20"/>
           <w:szCs w:val="20"/>
+          <w:u w:val="single"/>
         </w:rPr>
         <w:t>{</w:t>
       </w:r>
@@ -1620,6 +1635,7 @@
           <w:color w:val="00B0F0"/>
           <w:sz w:val="20"/>
           <w:szCs w:val="20"/>
+          <w:u w:val="single"/>
         </w:rPr>
         <w:t>minPax</w:t>
       </w:r>
@@ -1632,6 +1648,7 @@
           <w:color w:val="00B0F0"/>
           <w:sz w:val="20"/>
           <w:szCs w:val="20"/>
+          <w:u w:val="single"/>
         </w:rPr>
         <w:t>}</w:t>
       </w:r>
@@ -2292,6 +2309,7 @@
           <w:b/>
           <w:sz w:val="20"/>
           <w:szCs w:val="20"/>
+          <w:u w:val="single"/>
         </w:rPr>
         <w:t>{tips}</w:t>
       </w:r>

--- a/template_W.docx
+++ b/template_W.docx
@@ -4,19 +4,25 @@
   <w:body>
     <w:p>
       <w:pPr>
-        <w:spacing w:line="360" w:lineRule="exact"/>
+        <w:spacing w:line="520" w:lineRule="exact"/>
         <w:jc w:val="center"/>
         <w:rPr>
           <w:rFonts w:ascii="Times New Roman" w:eastAsia="微軟正黑體" w:hAnsi="Times New Roman"/>
-          <w:sz w:val="28"/>
-          <w:szCs w:val="28"/>
-        </w:rPr>
-      </w:pPr>
-      <w:r>
-        <w:rPr>
-          <w:rFonts w:ascii="Times New Roman" w:eastAsia="微軟正黑體" w:hAnsi="Times New Roman" w:hint="eastAsia"/>
-          <w:sz w:val="28"/>
-          <w:szCs w:val="28"/>
+          <w:b/>
+          <w:bCs/>
+          <w:color w:val="C00000"/>
+          <w:sz w:val="44"/>
+          <w:szCs w:val="44"/>
+        </w:rPr>
+      </w:pPr>
+      <w:r>
+        <w:rPr>
+          <w:rFonts w:ascii="Times New Roman" w:eastAsia="微軟正黑體" w:hAnsi="Times New Roman" w:hint="eastAsia"/>
+          <w:b/>
+          <w:bCs/>
+          <w:color w:val="C00000"/>
+          <w:sz w:val="44"/>
+          <w:szCs w:val="44"/>
         </w:rPr>
         <w:t>同業團體委託操作契約書</w:t>
       </w:r>
@@ -26,13 +32,17 @@
         <w:spacing w:line="240" w:lineRule="exact"/>
         <w:rPr>
           <w:rFonts w:ascii="Times New Roman" w:eastAsia="微軟正黑體" w:hAnsi="Times New Roman"/>
-          <w:sz w:val="18"/>
-          <w:szCs w:val="16"/>
-        </w:rPr>
-      </w:pPr>
-      <w:r>
-        <w:rPr>
-          <w:rFonts w:ascii="Times New Roman" w:eastAsia="微軟正黑體" w:hAnsi="Times New Roman" w:hint="eastAsia"/>
+          <w:b/>
+          <w:bCs/>
+          <w:sz w:val="18"/>
+          <w:szCs w:val="16"/>
+        </w:rPr>
+      </w:pPr>
+      <w:r>
+        <w:rPr>
+          <w:rFonts w:ascii="Times New Roman" w:eastAsia="微軟正黑體" w:hAnsi="Times New Roman" w:hint="eastAsia"/>
+          <w:b/>
+          <w:bCs/>
           <w:sz w:val="18"/>
           <w:szCs w:val="16"/>
           <w:highlight w:val="yellow"/>
@@ -43,6 +53,7 @@
         <w:rPr>
           <w:rFonts w:ascii="微軟正黑體" w:eastAsia="微軟正黑體" w:hAnsi="微軟正黑體" w:cs="Arial"/>
           <w:b/>
+          <w:bCs/>
           <w:sz w:val="20"/>
           <w:szCs w:val="20"/>
           <w:highlight w:val="yellow"/>
@@ -54,6 +65,7 @@
         <w:rPr>
           <w:rFonts w:ascii="微軟正黑體" w:eastAsia="微軟正黑體" w:hAnsi="微軟正黑體" w:cs="Arial"/>
           <w:b/>
+          <w:bCs/>
           <w:sz w:val="20"/>
           <w:szCs w:val="20"/>
           <w:highlight w:val="yellow"/>
@@ -65,6 +77,7 @@
         <w:rPr>
           <w:rFonts w:ascii="微軟正黑體" w:eastAsia="微軟正黑體" w:hAnsi="微軟正黑體" w:cs="Arial"/>
           <w:b/>
+          <w:bCs/>
           <w:sz w:val="20"/>
           <w:szCs w:val="20"/>
           <w:highlight w:val="yellow"/>
@@ -101,6 +114,8 @@
               <w:spacing w:line="240" w:lineRule="exact"/>
               <w:rPr>
                 <w:rFonts w:ascii="Times New Roman" w:eastAsia="微軟正黑體" w:hAnsi="Times New Roman"/>
+                <w:b/>
+                <w:bCs/>
                 <w:sz w:val="18"/>
                 <w:szCs w:val="16"/>
               </w:rPr>
@@ -108,6 +123,8 @@
             <w:r>
               <w:rPr>
                 <w:rFonts w:ascii="Times New Roman" w:eastAsia="微軟正黑體" w:hAnsi="Times New Roman" w:hint="eastAsia"/>
+                <w:b/>
+                <w:bCs/>
                 <w:sz w:val="18"/>
                 <w:szCs w:val="16"/>
               </w:rPr>
@@ -116,6 +133,8 @@
             <w:r>
               <w:rPr>
                 <w:rFonts w:ascii="Times New Roman" w:eastAsia="微軟正黑體" w:hAnsi="Times New Roman"/>
+                <w:b/>
+                <w:bCs/>
                 <w:sz w:val="18"/>
                 <w:szCs w:val="16"/>
               </w:rPr>
@@ -124,6 +143,8 @@
             <w:r>
               <w:rPr>
                 <w:rFonts w:ascii="Times New Roman" w:eastAsia="微軟正黑體" w:hAnsi="Times New Roman" w:hint="eastAsia"/>
+                <w:b/>
+                <w:bCs/>
                 <w:sz w:val="18"/>
                 <w:szCs w:val="16"/>
               </w:rPr>
@@ -132,6 +153,8 @@
             <w:r>
               <w:rPr>
                 <w:rFonts w:ascii="Times New Roman" w:eastAsia="微軟正黑體" w:hAnsi="Times New Roman"/>
+                <w:b/>
+                <w:bCs/>
                 <w:sz w:val="18"/>
                 <w:szCs w:val="16"/>
               </w:rPr>
@@ -140,6 +163,8 @@
             <w:r>
               <w:rPr>
                 <w:rFonts w:ascii="Times New Roman" w:eastAsia="微軟正黑體" w:hAnsi="Times New Roman"/>
+                <w:b/>
+                <w:bCs/>
                 <w:sz w:val="18"/>
                 <w:szCs w:val="16"/>
               </w:rPr>
@@ -156,6 +181,8 @@
               <w:spacing w:line="240" w:lineRule="exact"/>
               <w:rPr>
                 <w:rFonts w:ascii="Times New Roman" w:eastAsia="微軟正黑體" w:hAnsi="Times New Roman"/>
+                <w:b/>
+                <w:bCs/>
                 <w:sz w:val="18"/>
                 <w:szCs w:val="16"/>
               </w:rPr>
@@ -163,6 +190,8 @@
             <w:r>
               <w:rPr>
                 <w:rFonts w:ascii="Times New Roman" w:eastAsia="微軟正黑體" w:hAnsi="Times New Roman" w:hint="eastAsia"/>
+                <w:b/>
+                <w:bCs/>
                 <w:sz w:val="18"/>
                 <w:szCs w:val="16"/>
               </w:rPr>
@@ -172,6 +201,7 @@
               <w:rPr>
                 <w:rFonts w:ascii="微軟正黑體" w:eastAsia="微軟正黑體" w:hAnsi="微軟正黑體" w:cs="Arial"/>
                 <w:b/>
+                <w:bCs/>
                 <w:sz w:val="20"/>
                 <w:szCs w:val="20"/>
               </w:rPr>
@@ -181,6 +211,7 @@
               <w:rPr>
                 <w:rFonts w:ascii="微軟正黑體" w:eastAsia="微軟正黑體" w:hAnsi="微軟正黑體" w:cs="Arial" w:hint="eastAsia"/>
                 <w:b/>
+                <w:bCs/>
                 <w:sz w:val="20"/>
                 <w:szCs w:val="20"/>
               </w:rPr>
@@ -190,6 +221,7 @@
               <w:rPr>
                 <w:rFonts w:ascii="微軟正黑體" w:eastAsia="微軟正黑體" w:hAnsi="微軟正黑體" w:cs="Arial"/>
                 <w:b/>
+                <w:bCs/>
                 <w:sz w:val="20"/>
                 <w:szCs w:val="20"/>
               </w:rPr>
@@ -198,6 +230,8 @@
             <w:r>
               <w:rPr>
                 <w:rFonts w:ascii="Times New Roman" w:eastAsia="微軟正黑體" w:hAnsi="Times New Roman"/>
+                <w:b/>
+                <w:bCs/>
                 <w:sz w:val="18"/>
                 <w:szCs w:val="16"/>
               </w:rPr>
@@ -214,6 +248,8 @@
               <w:spacing w:line="240" w:lineRule="exact"/>
               <w:rPr>
                 <w:rFonts w:ascii="Times New Roman" w:eastAsia="微軟正黑體" w:hAnsi="Times New Roman"/>
+                <w:b/>
+                <w:bCs/>
                 <w:sz w:val="18"/>
                 <w:szCs w:val="16"/>
               </w:rPr>
@@ -221,6 +257,8 @@
             <w:r>
               <w:rPr>
                 <w:rFonts w:ascii="Times New Roman" w:eastAsia="微軟正黑體" w:hAnsi="Times New Roman" w:hint="eastAsia"/>
+                <w:b/>
+                <w:bCs/>
                 <w:sz w:val="18"/>
                 <w:szCs w:val="16"/>
               </w:rPr>
@@ -229,6 +267,8 @@
             <w:r>
               <w:rPr>
                 <w:rFonts w:ascii="Times New Roman" w:eastAsia="微軟正黑體" w:hAnsi="Times New Roman" w:hint="eastAsia"/>
+                <w:b/>
+                <w:bCs/>
                 <w:sz w:val="18"/>
                 <w:szCs w:val="16"/>
               </w:rPr>
@@ -237,6 +277,8 @@
             <w:r>
               <w:rPr>
                 <w:rFonts w:ascii="Times New Roman" w:eastAsia="微軟正黑體" w:hAnsi="Times New Roman" w:hint="eastAsia"/>
+                <w:b/>
+                <w:bCs/>
                 <w:sz w:val="18"/>
                 <w:szCs w:val="16"/>
               </w:rPr>
@@ -255,6 +297,8 @@
               <w:spacing w:line="240" w:lineRule="exact"/>
               <w:rPr>
                 <w:rFonts w:ascii="Times New Roman" w:eastAsia="微軟正黑體" w:hAnsi="Times New Roman"/>
+                <w:b/>
+                <w:bCs/>
                 <w:sz w:val="18"/>
                 <w:szCs w:val="16"/>
               </w:rPr>
@@ -270,6 +314,8 @@
               <w:spacing w:line="240" w:lineRule="exact"/>
               <w:rPr>
                 <w:rFonts w:ascii="Times New Roman" w:eastAsia="微軟正黑體" w:hAnsi="Times New Roman"/>
+                <w:b/>
+                <w:bCs/>
                 <w:sz w:val="18"/>
                 <w:szCs w:val="16"/>
               </w:rPr>
@@ -277,6 +323,8 @@
             <w:r>
               <w:rPr>
                 <w:rFonts w:ascii="Times New Roman" w:eastAsia="微軟正黑體" w:hAnsi="Times New Roman" w:hint="eastAsia"/>
+                <w:b/>
+                <w:bCs/>
                 <w:sz w:val="18"/>
                 <w:szCs w:val="16"/>
               </w:rPr>
@@ -293,6 +341,8 @@
               <w:spacing w:line="240" w:lineRule="exact"/>
               <w:rPr>
                 <w:rFonts w:ascii="Times New Roman" w:eastAsia="微軟正黑體" w:hAnsi="Times New Roman"/>
+                <w:b/>
+                <w:bCs/>
                 <w:sz w:val="18"/>
                 <w:szCs w:val="16"/>
               </w:rPr>
@@ -300,6 +350,8 @@
             <w:r>
               <w:rPr>
                 <w:rFonts w:ascii="Times New Roman" w:eastAsia="微軟正黑體" w:hAnsi="Times New Roman" w:hint="eastAsia"/>
+                <w:b/>
+                <w:bCs/>
                 <w:sz w:val="18"/>
                 <w:szCs w:val="16"/>
               </w:rPr>
@@ -308,6 +360,8 @@
             <w:r>
               <w:rPr>
                 <w:rFonts w:ascii="Times New Roman" w:eastAsia="微軟正黑體" w:hAnsi="Times New Roman" w:hint="eastAsia"/>
+                <w:b/>
+                <w:bCs/>
                 <w:sz w:val="18"/>
                 <w:szCs w:val="16"/>
               </w:rPr>
@@ -316,6 +370,8 @@
             <w:r>
               <w:rPr>
                 <w:rFonts w:ascii="Times New Roman" w:eastAsia="微軟正黑體" w:hAnsi="Times New Roman" w:hint="eastAsia"/>
+                <w:b/>
+                <w:bCs/>
                 <w:sz w:val="18"/>
                 <w:szCs w:val="16"/>
               </w:rPr>
@@ -330,33 +386,21 @@
         <w:spacing w:line="240" w:lineRule="exact"/>
         <w:rPr>
           <w:rFonts w:ascii="Times New Roman" w:eastAsia="微軟正黑體" w:hAnsi="Times New Roman"/>
-          <w:sz w:val="18"/>
-          <w:szCs w:val="16"/>
-        </w:rPr>
-      </w:pPr>
-      <w:r>
-        <w:rPr>
-          <w:rFonts w:ascii="Times New Roman" w:eastAsia="微軟正黑體" w:hAnsi="Times New Roman" w:hint="eastAsia"/>
-          <w:sz w:val="18"/>
-          <w:szCs w:val="16"/>
-        </w:rPr>
-        <w:t>甲方就其招攬之</w:t>
-      </w:r>
-      <w:r>
-        <w:rPr>
-          <w:rFonts w:ascii="Times New Roman" w:eastAsia="微軟正黑體" w:hAnsi="Times New Roman" w:hint="eastAsia"/>
-          <w:sz w:val="18"/>
-          <w:szCs w:val="16"/>
-        </w:rPr>
-        <w:t>下列行程團體旅遊業務，委託乙方辦理，並約定如下</w:t>
-      </w:r>
-      <w:r>
-        <w:rPr>
-          <w:rFonts w:ascii="Times New Roman" w:eastAsia="微軟正黑體" w:hAnsi="Times New Roman" w:hint="eastAsia"/>
-          <w:sz w:val="18"/>
-          <w:szCs w:val="16"/>
-        </w:rPr>
-        <w:t>：</w:t>
+          <w:b/>
+          <w:bCs/>
+          <w:sz w:val="18"/>
+          <w:szCs w:val="16"/>
+        </w:rPr>
+      </w:pPr>
+      <w:r>
+        <w:rPr>
+          <w:rFonts w:ascii="Times New Roman" w:eastAsia="微軟正黑體" w:hAnsi="Times New Roman" w:hint="eastAsia"/>
+          <w:b/>
+          <w:bCs/>
+          <w:sz w:val="18"/>
+          <w:szCs w:val="16"/>
+        </w:rPr>
+        <w:t>甲方就其招攬之下列行程團體旅遊業務，委託乙方辦理，並約定如下：</w:t>
       </w:r>
     </w:p>
     <w:p>
@@ -621,123 +665,6 @@
           <w:szCs w:val="20"/>
         </w:rPr>
         <w:t>}</w:t>
-      </w:r>
-    </w:p>
-    <w:p>
-      <w:pPr>
-        <w:pStyle w:val="a3"/>
-        <w:spacing w:line="240" w:lineRule="exact"/>
-        <w:ind w:leftChars="150" w:left="810" w:hangingChars="250" w:hanging="450"/>
-        <w:jc w:val="both"/>
-        <w:rPr>
-          <w:rFonts w:ascii="Times New Roman" w:eastAsia="微軟正黑體" w:hAnsi="Times New Roman"/>
-          <w:sz w:val="18"/>
-          <w:szCs w:val="16"/>
-        </w:rPr>
-      </w:pPr>
-      <w:r>
-        <w:rPr>
-          <w:rFonts w:ascii="Times New Roman" w:eastAsia="微軟正黑體" w:hAnsi="Times New Roman" w:hint="eastAsia"/>
-          <w:sz w:val="18"/>
-          <w:szCs w:val="16"/>
-        </w:rPr>
-        <w:t>(</w:t>
-      </w:r>
-      <w:r>
-        <w:rPr>
-          <w:rFonts w:ascii="Times New Roman" w:eastAsia="微軟正黑體" w:hAnsi="Times New Roman" w:hint="eastAsia"/>
-          <w:sz w:val="18"/>
-          <w:szCs w:val="16"/>
-        </w:rPr>
-        <w:t>五</w:t>
-      </w:r>
-      <w:r>
-        <w:rPr>
-          <w:rFonts w:ascii="Times New Roman" w:eastAsia="微軟正黑體" w:hAnsi="Times New Roman" w:hint="eastAsia"/>
-          <w:sz w:val="18"/>
-          <w:szCs w:val="16"/>
-        </w:rPr>
-        <w:t>)</w:t>
-      </w:r>
-      <w:r>
-        <w:rPr>
-          <w:rFonts w:ascii="Times New Roman" w:eastAsia="微軟正黑體" w:hAnsi="Times New Roman" w:hint="eastAsia"/>
-          <w:sz w:val="18"/>
-          <w:szCs w:val="16"/>
-        </w:rPr>
-        <w:t>、</w:t>
-      </w:r>
-      <w:r>
-        <w:rPr>
-          <w:rFonts w:ascii="Times New Roman" w:eastAsia="微軟正黑體" w:hAnsi="Times New Roman" w:hint="eastAsia"/>
-          <w:sz w:val="18"/>
-          <w:szCs w:val="16"/>
-        </w:rPr>
-        <w:t>當使用外籍航空或廉</w:t>
-      </w:r>
-      <w:r>
-        <w:rPr>
-          <w:rFonts w:ascii="Times New Roman" w:eastAsia="微軟正黑體" w:hAnsi="Times New Roman" w:hint="eastAsia"/>
-          <w:sz w:val="18"/>
-          <w:szCs w:val="16"/>
-        </w:rPr>
-        <w:t>價</w:t>
-      </w:r>
-      <w:r>
-        <w:rPr>
-          <w:rFonts w:ascii="Times New Roman" w:eastAsia="微軟正黑體" w:hAnsi="Times New Roman" w:hint="eastAsia"/>
-          <w:sz w:val="18"/>
-          <w:szCs w:val="16"/>
-        </w:rPr>
-        <w:t>航</w:t>
-      </w:r>
-      <w:r>
-        <w:rPr>
-          <w:rFonts w:ascii="Times New Roman" w:eastAsia="微軟正黑體" w:hAnsi="Times New Roman" w:hint="eastAsia"/>
-          <w:sz w:val="18"/>
-          <w:szCs w:val="16"/>
-        </w:rPr>
-        <w:t>空</w:t>
-      </w:r>
-      <w:r>
-        <w:rPr>
-          <w:rFonts w:ascii="Times New Roman" w:eastAsia="微軟正黑體" w:hAnsi="Times New Roman" w:hint="eastAsia"/>
-          <w:sz w:val="18"/>
-          <w:szCs w:val="16"/>
-        </w:rPr>
-        <w:t>時，機票一經開立，便無法辦理退票</w:t>
-      </w:r>
-      <w:r>
-        <w:rPr>
-          <w:rFonts w:ascii="Times New Roman" w:eastAsia="微軟正黑體" w:hAnsi="Times New Roman" w:hint="eastAsia"/>
-          <w:sz w:val="18"/>
-          <w:szCs w:val="16"/>
-        </w:rPr>
-        <w:t>，</w:t>
-      </w:r>
-      <w:r>
-        <w:rPr>
-          <w:rFonts w:ascii="Times New Roman" w:eastAsia="微軟正黑體" w:hAnsi="Times New Roman" w:hint="eastAsia"/>
-          <w:sz w:val="18"/>
-          <w:szCs w:val="16"/>
-        </w:rPr>
-        <w:t>若開立後取消者</w:t>
-      </w:r>
-      <w:r>
-        <w:rPr>
-          <w:rFonts w:ascii="Times New Roman" w:eastAsia="微軟正黑體" w:hAnsi="Times New Roman" w:hint="eastAsia"/>
-          <w:sz w:val="18"/>
-          <w:szCs w:val="16"/>
-        </w:rPr>
-        <w:t>，</w:t>
-      </w:r>
-      <w:r>
-        <w:rPr>
-          <w:rFonts w:ascii="Times New Roman" w:eastAsia="微軟正黑體" w:hAnsi="Times New Roman" w:hint="eastAsia"/>
-          <w:sz w:val="18"/>
-          <w:szCs w:val="16"/>
-        </w:rPr>
-        <w:t>該機票票款視為第五條實際所產生之費用及第六條之其他規費。</w:t>
       </w:r>
     </w:p>
     <w:p>
@@ -1880,7 +1807,100 @@
           <w:sz w:val="18"/>
           <w:szCs w:val="16"/>
         </w:rPr>
-        <w:t>乙方代訂之機位為加班機或包機包銷機位時，甲方不得取消</w:t>
+        <w:t>乙方代訂之機位為</w:t>
+      </w:r>
+      <w:r>
+        <w:rPr>
+          <w:rFonts w:ascii="Times New Roman" w:eastAsia="微軟正黑體" w:hAnsi="Times New Roman" w:hint="eastAsia"/>
+          <w:sz w:val="18"/>
+          <w:szCs w:val="16"/>
+        </w:rPr>
+        <w:t>：</w:t>
+      </w:r>
+    </w:p>
+    <w:p>
+      <w:pPr>
+        <w:pStyle w:val="a3"/>
+        <w:spacing w:line="240" w:lineRule="exact"/>
+        <w:ind w:leftChars="0" w:left="360"/>
+        <w:jc w:val="both"/>
+        <w:rPr>
+          <w:rFonts w:ascii="Times New Roman" w:eastAsia="微軟正黑體" w:hAnsi="Times New Roman"/>
+          <w:sz w:val="18"/>
+          <w:szCs w:val="16"/>
+        </w:rPr>
+      </w:pPr>
+      <w:r>
+        <w:rPr>
+          <w:rFonts w:ascii="Times New Roman" w:eastAsia="微軟正黑體" w:hAnsi="Times New Roman" w:hint="eastAsia"/>
+          <w:sz w:val="18"/>
+          <w:szCs w:val="16"/>
+        </w:rPr>
+        <w:t>(</w:t>
+      </w:r>
+      <w:r>
+        <w:rPr>
+          <w:rFonts w:ascii="Times New Roman" w:eastAsia="微軟正黑體" w:hAnsi="Times New Roman" w:hint="eastAsia"/>
+          <w:sz w:val="18"/>
+          <w:szCs w:val="16"/>
+        </w:rPr>
+        <w:t>一</w:t>
+      </w:r>
+      <w:r>
+        <w:rPr>
+          <w:rFonts w:ascii="Times New Roman" w:eastAsia="微軟正黑體" w:hAnsi="Times New Roman" w:hint="eastAsia"/>
+          <w:sz w:val="18"/>
+          <w:szCs w:val="16"/>
+        </w:rPr>
+        <w:t>)</w:t>
+      </w:r>
+      <w:r>
+        <w:rPr>
+          <w:rFonts w:ascii="Times New Roman" w:eastAsia="微軟正黑體" w:hAnsi="Times New Roman" w:hint="eastAsia"/>
+          <w:sz w:val="18"/>
+          <w:szCs w:val="16"/>
+        </w:rPr>
+        <w:t>、</w:t>
+      </w:r>
+      <w:r>
+        <w:rPr>
+          <w:rFonts w:ascii="Times New Roman" w:eastAsia="微軟正黑體" w:hAnsi="Times New Roman" w:hint="eastAsia"/>
+          <w:sz w:val="18"/>
+          <w:szCs w:val="16"/>
+        </w:rPr>
+        <w:t>加班機或包機包銷機位時，</w:t>
+      </w:r>
+      <w:r>
+        <w:rPr>
+          <w:rFonts w:ascii="Times New Roman" w:eastAsia="微軟正黑體" w:hAnsi="Times New Roman" w:hint="eastAsia"/>
+          <w:sz w:val="18"/>
+          <w:szCs w:val="16"/>
+        </w:rPr>
+        <w:t>經確認付訂後，</w:t>
+      </w:r>
+      <w:r>
+        <w:rPr>
+          <w:rFonts w:ascii="Times New Roman" w:eastAsia="微軟正黑體" w:hAnsi="Times New Roman" w:hint="eastAsia"/>
+          <w:sz w:val="18"/>
+          <w:szCs w:val="16"/>
+        </w:rPr>
+        <w:t>甲方不得</w:t>
+      </w:r>
+      <w:r>
+        <w:rPr>
+          <w:rFonts w:ascii="Times New Roman" w:eastAsia="微軟正黑體" w:hAnsi="Times New Roman" w:hint="eastAsia"/>
+          <w:sz w:val="18"/>
+          <w:szCs w:val="16"/>
+        </w:rPr>
+        <w:t>更改行程或</w:t>
+      </w:r>
+      <w:r>
+        <w:rPr>
+          <w:rFonts w:ascii="Times New Roman" w:eastAsia="微軟正黑體" w:hAnsi="Times New Roman" w:hint="eastAsia"/>
+          <w:sz w:val="18"/>
+          <w:szCs w:val="16"/>
+        </w:rPr>
+        <w:t>取消</w:t>
       </w:r>
       <w:r>
         <w:rPr>
@@ -1904,15 +1924,76 @@
           <w:sz w:val="18"/>
           <w:szCs w:val="16"/>
         </w:rPr>
+        <w:t>需</w:t>
+      </w:r>
+      <w:r>
+        <w:rPr>
+          <w:rFonts w:ascii="Times New Roman" w:eastAsia="微軟正黑體" w:hAnsi="Times New Roman" w:hint="eastAsia"/>
+          <w:sz w:val="18"/>
+          <w:szCs w:val="16"/>
+        </w:rPr>
+        <w:t>沒收訂金</w:t>
+      </w:r>
+      <w:r>
+        <w:rPr>
+          <w:rFonts w:ascii="Times New Roman" w:eastAsia="微軟正黑體" w:hAnsi="Times New Roman" w:hint="eastAsia"/>
+          <w:sz w:val="18"/>
+          <w:szCs w:val="16"/>
+        </w:rPr>
+        <w:t>。</w:t>
+      </w:r>
+      <w:r>
+        <w:rPr>
+          <w:rFonts w:ascii="Times New Roman" w:eastAsia="微軟正黑體" w:hAnsi="Times New Roman" w:hint="eastAsia"/>
+          <w:sz w:val="18"/>
+          <w:szCs w:val="16"/>
+        </w:rPr>
+        <w:t>加班機、包機</w:t>
+      </w:r>
+      <w:r>
+        <w:rPr>
+          <w:rFonts w:ascii="Times New Roman" w:eastAsia="微軟正黑體" w:hAnsi="Times New Roman" w:hint="eastAsia"/>
+          <w:sz w:val="18"/>
+          <w:szCs w:val="16"/>
+        </w:rPr>
+        <w:t>、</w:t>
+      </w:r>
+      <w:r>
+        <w:rPr>
+          <w:rFonts w:ascii="Times New Roman" w:eastAsia="微軟正黑體" w:hAnsi="Times New Roman" w:hint="eastAsia"/>
+          <w:sz w:val="18"/>
+          <w:szCs w:val="16"/>
+        </w:rPr>
+        <w:t>包銷為暫訂時刻表</w:t>
+      </w:r>
+      <w:r>
+        <w:rPr>
+          <w:rFonts w:ascii="Times New Roman" w:eastAsia="微軟正黑體" w:hAnsi="Times New Roman" w:hint="eastAsia"/>
+          <w:sz w:val="18"/>
+          <w:szCs w:val="16"/>
+        </w:rPr>
         <w:t>，</w:t>
       </w:r>
-      <w:r>
-        <w:rPr>
-          <w:rFonts w:ascii="Times New Roman" w:eastAsia="微軟正黑體" w:hAnsi="Times New Roman" w:hint="eastAsia"/>
-          <w:sz w:val="18"/>
-          <w:szCs w:val="16"/>
-        </w:rPr>
-        <w:t>乙方得沒收訂金</w:t>
+    </w:p>
+    <w:p>
+      <w:pPr>
+        <w:pStyle w:val="a3"/>
+        <w:spacing w:line="240" w:lineRule="exact"/>
+        <w:ind w:leftChars="0" w:left="360" w:firstLineChars="250" w:firstLine="450"/>
+        <w:jc w:val="both"/>
+        <w:rPr>
+          <w:rFonts w:ascii="Times New Roman" w:eastAsia="微軟正黑體" w:hAnsi="Times New Roman"/>
+          <w:sz w:val="18"/>
+          <w:szCs w:val="16"/>
+        </w:rPr>
+      </w:pPr>
+      <w:r>
+        <w:rPr>
+          <w:rFonts w:ascii="Times New Roman" w:eastAsia="微軟正黑體" w:hAnsi="Times New Roman" w:hint="eastAsia"/>
+          <w:sz w:val="18"/>
+          <w:szCs w:val="16"/>
+        </w:rPr>
+        <w:t>如因各方政府未予批准或班機調度等因素取消，甲方所繳付之訂金由乙方無息退還</w:t>
       </w:r>
       <w:r>
         <w:rPr>
@@ -1928,55 +2009,71 @@
           <w:sz w:val="18"/>
           <w:szCs w:val="16"/>
         </w:rPr>
-        <w:t>加班機、包機</w:t>
-      </w:r>
-      <w:r>
-        <w:rPr>
-          <w:rFonts w:ascii="Times New Roman" w:eastAsia="微軟正黑體" w:hAnsi="Times New Roman" w:hint="eastAsia"/>
-          <w:sz w:val="18"/>
-          <w:szCs w:val="16"/>
-        </w:rPr>
-        <w:t>、</w:t>
-      </w:r>
-      <w:r>
-        <w:rPr>
-          <w:rFonts w:ascii="Times New Roman" w:eastAsia="微軟正黑體" w:hAnsi="Times New Roman" w:hint="eastAsia"/>
-          <w:sz w:val="18"/>
-          <w:szCs w:val="16"/>
-        </w:rPr>
-        <w:t>包銷為暫訂時刻表</w:t>
-      </w:r>
-      <w:r>
-        <w:rPr>
-          <w:rFonts w:ascii="Times New Roman" w:eastAsia="微軟正黑體" w:hAnsi="Times New Roman" w:hint="eastAsia"/>
-          <w:sz w:val="18"/>
-          <w:szCs w:val="16"/>
-        </w:rPr>
-        <w:t>，</w:t>
-      </w:r>
-      <w:r>
-        <w:rPr>
-          <w:rFonts w:ascii="Times New Roman" w:eastAsia="微軟正黑體" w:hAnsi="Times New Roman" w:hint="eastAsia"/>
-          <w:sz w:val="18"/>
-          <w:szCs w:val="16"/>
-        </w:rPr>
-        <w:t>如因各方政府未予批准或班機調度等因素取消，甲方所繳付之訂金由乙方無息退還</w:t>
-      </w:r>
-      <w:r>
-        <w:rPr>
-          <w:rFonts w:ascii="Times New Roman" w:eastAsia="微軟正黑體" w:hAnsi="Times New Roman" w:hint="eastAsia"/>
-          <w:sz w:val="18"/>
-          <w:szCs w:val="16"/>
-        </w:rPr>
-        <w:t>，</w:t>
-      </w:r>
-      <w:r>
-        <w:rPr>
-          <w:rFonts w:ascii="Times New Roman" w:eastAsia="微軟正黑體" w:hAnsi="Times New Roman" w:hint="eastAsia"/>
-          <w:sz w:val="18"/>
-          <w:szCs w:val="16"/>
-        </w:rPr>
         <w:t>甲方不得異議或要求任何賠償。</w:t>
+      </w:r>
+    </w:p>
+    <w:p>
+      <w:pPr>
+        <w:spacing w:line="240" w:lineRule="exact"/>
+        <w:ind w:firstLineChars="200" w:firstLine="360"/>
+        <w:jc w:val="both"/>
+        <w:rPr>
+          <w:rFonts w:ascii="Times New Roman" w:eastAsia="微軟正黑體" w:hAnsi="Times New Roman" w:hint="eastAsia"/>
+          <w:sz w:val="18"/>
+          <w:szCs w:val="16"/>
+        </w:rPr>
+      </w:pPr>
+      <w:r>
+        <w:rPr>
+          <w:rFonts w:ascii="Times New Roman" w:eastAsia="微軟正黑體" w:hAnsi="Times New Roman" w:hint="eastAsia"/>
+          <w:sz w:val="18"/>
+          <w:szCs w:val="16"/>
+        </w:rPr>
+        <w:t>(</w:t>
+      </w:r>
+      <w:r>
+        <w:rPr>
+          <w:rFonts w:ascii="Times New Roman" w:eastAsia="微軟正黑體" w:hAnsi="Times New Roman" w:hint="eastAsia"/>
+          <w:sz w:val="18"/>
+          <w:szCs w:val="16"/>
+        </w:rPr>
+        <w:t>二</w:t>
+      </w:r>
+      <w:r>
+        <w:rPr>
+          <w:rFonts w:ascii="Times New Roman" w:eastAsia="微軟正黑體" w:hAnsi="Times New Roman" w:hint="eastAsia"/>
+          <w:sz w:val="18"/>
+          <w:szCs w:val="16"/>
+        </w:rPr>
+        <w:t>)</w:t>
+      </w:r>
+      <w:r>
+        <w:rPr>
+          <w:rFonts w:ascii="Times New Roman" w:eastAsia="微軟正黑體" w:hAnsi="Times New Roman" w:hint="eastAsia"/>
+          <w:sz w:val="18"/>
+          <w:szCs w:val="16"/>
+        </w:rPr>
+        <w:t>、外籍航空或廉價航空：機票一經開立，便無法辦理退票，若開立後取消者，該機票票款視為第五條實際所產生之費用及第六</w:t>
+      </w:r>
+    </w:p>
+    <w:p>
+      <w:pPr>
+        <w:spacing w:line="240" w:lineRule="exact"/>
+        <w:ind w:firstLineChars="450" w:firstLine="810"/>
+        <w:jc w:val="both"/>
+        <w:rPr>
+          <w:rFonts w:ascii="Times New Roman" w:eastAsia="微軟正黑體" w:hAnsi="Times New Roman" w:hint="eastAsia"/>
+          <w:sz w:val="18"/>
+          <w:szCs w:val="16"/>
+        </w:rPr>
+      </w:pPr>
+      <w:r>
+        <w:rPr>
+          <w:rFonts w:ascii="Times New Roman" w:eastAsia="微軟正黑體" w:hAnsi="Times New Roman" w:hint="eastAsia"/>
+          <w:sz w:val="18"/>
+          <w:szCs w:val="16"/>
+        </w:rPr>
+        <w:t>條之其他規費。</w:t>
       </w:r>
     </w:p>
     <w:p>
@@ -2223,7 +2320,7 @@
         <w:ind w:leftChars="0" w:left="851"/>
         <w:jc w:val="both"/>
         <w:rPr>
-          <w:rFonts w:ascii="微軟正黑體" w:eastAsia="微軟正黑體" w:hAnsi="微軟正黑體" w:cs="Arial"/>
+          <w:rFonts w:ascii="微軟正黑體" w:eastAsia="微軟正黑體" w:hAnsi="微軟正黑體" w:cs="Arial" w:hint="eastAsia"/>
           <w:b/>
           <w:sz w:val="20"/>
           <w:szCs w:val="20"/>
@@ -2288,7 +2385,7 @@
         <w:ind w:leftChars="0" w:left="851"/>
         <w:jc w:val="both"/>
         <w:rPr>
-          <w:rFonts w:ascii="微軟正黑體" w:eastAsia="微軟正黑體" w:hAnsi="微軟正黑體" w:cs="Arial"/>
+          <w:rFonts w:ascii="微軟正黑體" w:eastAsia="微軟正黑體" w:hAnsi="微軟正黑體" w:cs="Arial" w:hint="eastAsia"/>
           <w:b/>
           <w:sz w:val="20"/>
           <w:szCs w:val="20"/>
@@ -2321,92 +2418,6 @@
           <w:szCs w:val="20"/>
         </w:rPr>
         <w:t>元。</w:t>
-      </w:r>
-    </w:p>
-    <w:p>
-      <w:pPr>
-        <w:pStyle w:val="a3"/>
-        <w:spacing w:line="240" w:lineRule="exact"/>
-        <w:ind w:leftChars="0" w:left="851"/>
-        <w:jc w:val="both"/>
-        <w:rPr>
-          <w:rFonts w:ascii="Times New Roman" w:eastAsia="微軟正黑體" w:hAnsi="Times New Roman"/>
-          <w:sz w:val="18"/>
-          <w:szCs w:val="16"/>
-        </w:rPr>
-      </w:pPr>
-    </w:p>
-    <w:p>
-      <w:pPr>
-        <w:pStyle w:val="a3"/>
-        <w:numPr>
-          <w:ilvl w:val="2"/>
-          <w:numId w:val="2"/>
-        </w:numPr>
-        <w:spacing w:line="240" w:lineRule="exact"/>
-        <w:ind w:leftChars="0" w:left="851"/>
-        <w:jc w:val="both"/>
-        <w:rPr>
-          <w:rFonts w:ascii="Times New Roman" w:eastAsia="微軟正黑體" w:hAnsi="Times New Roman"/>
-          <w:sz w:val="18"/>
-          <w:szCs w:val="16"/>
-        </w:rPr>
-      </w:pPr>
-      <w:r>
-        <w:rPr>
-          <w:rFonts w:ascii="Times New Roman" w:eastAsia="微軟正黑體" w:hAnsi="Times New Roman" w:hint="eastAsia"/>
-          <w:sz w:val="18"/>
-          <w:szCs w:val="16"/>
-        </w:rPr>
-        <w:t>如為包機及廉價航空</w:t>
-      </w:r>
-      <w:r>
-        <w:rPr>
-          <w:rFonts w:ascii="Times New Roman" w:eastAsia="微軟正黑體" w:hAnsi="Times New Roman" w:hint="eastAsia"/>
-          <w:sz w:val="18"/>
-          <w:szCs w:val="16"/>
-        </w:rPr>
-        <w:t>，機位</w:t>
-      </w:r>
-      <w:r>
-        <w:rPr>
-          <w:rFonts w:ascii="Times New Roman" w:eastAsia="微軟正黑體" w:hAnsi="Times New Roman" w:hint="eastAsia"/>
-          <w:sz w:val="18"/>
-          <w:szCs w:val="16"/>
-        </w:rPr>
-        <w:t>一經確認付訂後</w:t>
-      </w:r>
-      <w:r>
-        <w:rPr>
-          <w:rFonts w:ascii="Times New Roman" w:eastAsia="微軟正黑體" w:hAnsi="Times New Roman" w:hint="eastAsia"/>
-          <w:sz w:val="18"/>
-          <w:szCs w:val="16"/>
-        </w:rPr>
-        <w:t>，</w:t>
-      </w:r>
-      <w:r>
-        <w:rPr>
-          <w:rFonts w:ascii="Times New Roman" w:eastAsia="微軟正黑體" w:hAnsi="Times New Roman" w:hint="eastAsia"/>
-          <w:sz w:val="18"/>
-          <w:szCs w:val="16"/>
-        </w:rPr>
-        <w:t>不能更改行程或取消</w:t>
-      </w:r>
-      <w:r>
-        <w:rPr>
-          <w:rFonts w:ascii="Times New Roman" w:eastAsia="微軟正黑體" w:hAnsi="Times New Roman" w:hint="eastAsia"/>
-          <w:sz w:val="18"/>
-          <w:szCs w:val="16"/>
-        </w:rPr>
-        <w:t>，</w:t>
-      </w:r>
-      <w:r>
-        <w:rPr>
-          <w:rFonts w:ascii="Times New Roman" w:eastAsia="微軟正黑體" w:hAnsi="Times New Roman" w:hint="eastAsia"/>
-          <w:sz w:val="18"/>
-          <w:szCs w:val="16"/>
-        </w:rPr>
-        <w:t>若取消需沒收全額訂金。</w:t>
       </w:r>
     </w:p>
     <w:p>
@@ -2706,6 +2717,7 @@
     <w:p>
       <w:pPr>
         <w:spacing w:line="240" w:lineRule="exact"/>
+        <w:ind w:left="540" w:hangingChars="300" w:hanging="540"/>
         <w:jc w:val="both"/>
         <w:rPr>
           <w:rFonts w:ascii="Times New Roman" w:eastAsia="微軟正黑體" w:hAnsi="Times New Roman"/>
@@ -2720,6 +2732,50 @@
           <w:szCs w:val="16"/>
         </w:rPr>
         <w:t>十四、</w:t>
+      </w:r>
+      <w:r>
+        <w:rPr>
+          <w:rFonts w:ascii="Times New Roman" w:eastAsia="微軟正黑體" w:hAnsi="Times New Roman" w:hint="eastAsia"/>
+          <w:sz w:val="18"/>
+          <w:szCs w:val="16"/>
+        </w:rPr>
+        <w:t>本行程之旅客若為年滿</w:t>
+      </w:r>
+      <w:r>
+        <w:rPr>
+          <w:rFonts w:ascii="Times New Roman" w:eastAsia="微軟正黑體" w:hAnsi="Times New Roman"/>
+          <w:sz w:val="18"/>
+          <w:szCs w:val="16"/>
+        </w:rPr>
+        <w:t>��</w:t>
+      </w:r>
+      <w:r>
+        <w:rPr>
+          <w:rFonts w:ascii="Times New Roman" w:eastAsia="微軟正黑體" w:hAnsi="Times New Roman" w:hint="eastAsia"/>
+          <w:sz w:val="18"/>
+          <w:szCs w:val="16"/>
+        </w:rPr>
+        <w:t>歲以上且無家人或友人同行者，為考量該旅客之旅遊安全並關及其他團員的旅遊權益，本公司恕不接受報名，若有不便之處尚祈見諒。收受訂金後始知悉者，本公司會無息退還訂金，台端不得異議或要求任何賠償。</w:t>
+      </w:r>
+    </w:p>
+    <w:p>
+      <w:pPr>
+        <w:spacing w:line="240" w:lineRule="exact"/>
+        <w:ind w:left="540" w:hangingChars="300" w:hanging="540"/>
+        <w:jc w:val="both"/>
+        <w:rPr>
+          <w:rFonts w:ascii="Times New Roman" w:eastAsia="微軟正黑體" w:hAnsi="Times New Roman"/>
+          <w:sz w:val="18"/>
+          <w:szCs w:val="16"/>
+        </w:rPr>
+      </w:pPr>
+      <w:r>
+        <w:rPr>
+          <w:rFonts w:ascii="Times New Roman" w:eastAsia="微軟正黑體" w:hAnsi="Times New Roman" w:hint="eastAsia"/>
+          <w:sz w:val="18"/>
+          <w:szCs w:val="16"/>
+        </w:rPr>
+        <w:t>十五、</w:t>
       </w:r>
       <w:r>
         <w:rPr>
@@ -3481,15 +3537,63 @@
           <w:sz w:val="18"/>
           <w:szCs w:val="16"/>
         </w:rPr>
-        <w:t>中　華　民　國</w:t>
-      </w:r>
-      <w:r>
-        <w:rPr>
-          <w:rFonts w:ascii="Times New Roman" w:eastAsia="微軟正黑體" w:hAnsi="Times New Roman" w:hint="eastAsia"/>
-          <w:sz w:val="18"/>
-          <w:szCs w:val="16"/>
-        </w:rPr>
-        <w:t xml:space="preserve">  </w:t>
+        <w:t>中</w:t>
+      </w:r>
+      <w:r>
+        <w:rPr>
+          <w:rFonts w:ascii="Times New Roman" w:eastAsia="微軟正黑體" w:hAnsi="Times New Roman" w:hint="eastAsia"/>
+          <w:sz w:val="18"/>
+          <w:szCs w:val="16"/>
+        </w:rPr>
+        <w:t xml:space="preserve"> </w:t>
+      </w:r>
+      <w:r>
+        <w:rPr>
+          <w:rFonts w:ascii="Times New Roman" w:eastAsia="微軟正黑體" w:hAnsi="Times New Roman" w:hint="eastAsia"/>
+          <w:sz w:val="18"/>
+          <w:szCs w:val="16"/>
+        </w:rPr>
+        <w:t>華</w:t>
+      </w:r>
+      <w:r>
+        <w:rPr>
+          <w:rFonts w:ascii="Times New Roman" w:eastAsia="微軟正黑體" w:hAnsi="Times New Roman" w:hint="eastAsia"/>
+          <w:sz w:val="18"/>
+          <w:szCs w:val="16"/>
+        </w:rPr>
+        <w:t xml:space="preserve"> </w:t>
+      </w:r>
+      <w:r>
+        <w:rPr>
+          <w:rFonts w:ascii="Times New Roman" w:eastAsia="微軟正黑體" w:hAnsi="Times New Roman" w:hint="eastAsia"/>
+          <w:sz w:val="18"/>
+          <w:szCs w:val="16"/>
+        </w:rPr>
+        <w:t>民</w:t>
+      </w:r>
+      <w:r>
+        <w:rPr>
+          <w:rFonts w:ascii="Times New Roman" w:eastAsia="微軟正黑體" w:hAnsi="Times New Roman" w:hint="eastAsia"/>
+          <w:sz w:val="18"/>
+          <w:szCs w:val="16"/>
+        </w:rPr>
+        <w:t xml:space="preserve"> </w:t>
+      </w:r>
+      <w:r>
+        <w:rPr>
+          <w:rFonts w:ascii="Times New Roman" w:eastAsia="微軟正黑體" w:hAnsi="Times New Roman" w:hint="eastAsia"/>
+          <w:sz w:val="18"/>
+          <w:szCs w:val="16"/>
+        </w:rPr>
+        <w:t>國</w:t>
+      </w:r>
+      <w:r>
+        <w:rPr>
+          <w:rFonts w:ascii="Times New Roman" w:eastAsia="微軟正黑體" w:hAnsi="Times New Roman" w:hint="eastAsia"/>
+          <w:sz w:val="18"/>
+          <w:szCs w:val="16"/>
+        </w:rPr>
+        <w:t xml:space="preserve"> </w:t>
       </w:r>
       <w:r>
         <w:rPr>
